--- a/thesis/artifacts/External Review.docx
+++ b/thesis/artifacts/External Review.docx
@@ -26,6 +26,15 @@
           <w:lang w:eastAsia="ru-RU"/>
         </w:rPr>
         <w:t xml:space="preserve">РЕЦЕНЗИЯ НА ВЫПУСКНУЮ КВАЛИФИКАЦИОННУЮ РАБОТУ</w:t>
+      </w:r>
+      <w:r>
+        <w:rPr>
+          <w:rFonts w:eastAsia="Arial Narrow" w:cstheme="minorHAnsi"/>
+          <w:b/>
+          <w:sz w:val="26"/>
+          <w:szCs w:val="26"/>
+          <w:lang w:eastAsia="ru-RU"/>
+        </w:rPr>
       </w:r>
       <w:r>
         <w:rPr>
@@ -109,6 +118,15 @@
           <w:lang w:eastAsia="ru-RU"/>
         </w:rPr>
       </w:r>
+      <w:r>
+        <w:rPr>
+          <w:rFonts w:eastAsia="Arial Narrow" w:cstheme="minorHAnsi"/>
+          <w:b/>
+          <w:sz w:val="26"/>
+          <w:szCs w:val="26"/>
+          <w:lang w:eastAsia="ru-RU"/>
+        </w:rPr>
+      </w:r>
     </w:p>
     <w:p>
       <w:pPr>
@@ -121,6 +139,15 @@
           <w:lang w:eastAsia="ru-RU"/>
         </w:rPr>
       </w:pPr>
+      <w:r>
+        <w:rPr>
+          <w:rFonts w:eastAsia="Arial Narrow" w:cstheme="minorHAnsi"/>
+          <w:b/>
+          <w:sz w:val="26"/>
+          <w:szCs w:val="26"/>
+          <w:lang w:eastAsia="ru-RU"/>
+        </w:rPr>
+      </w:r>
       <w:r>
         <w:rPr>
           <w:rFonts w:eastAsia="Arial Narrow" w:cstheme="minorHAnsi"/>
@@ -172,6 +199,15 @@
           <w:lang w:val="en-US" w:eastAsia="ru-RU"/>
         </w:rPr>
       </w:r>
+      <w:r>
+        <w:rPr>
+          <w:rFonts w:eastAsia="Arial Narrow" w:cstheme="minorHAnsi"/>
+          <w:b/>
+          <w:sz w:val="26"/>
+          <w:szCs w:val="26"/>
+          <w:lang w:val="en-US" w:eastAsia="ru-RU"/>
+        </w:rPr>
+      </w:r>
     </w:p>
     <w:p>
       <w:pPr>
@@ -205,6 +241,15 @@
           <w:lang w:val="en-US" w:eastAsia="ru-RU"/>
         </w:rPr>
       </w:r>
+      <w:r>
+        <w:rPr>
+          <w:rFonts w:eastAsia="Arial Narrow" w:cstheme="minorHAnsi"/>
+          <w:b/>
+          <w:sz w:val="26"/>
+          <w:szCs w:val="26"/>
+          <w:lang w:val="en-US" w:eastAsia="ru-RU"/>
+        </w:rPr>
+      </w:r>
     </w:p>
     <w:p>
       <w:pPr>
@@ -219,6 +264,15 @@
           <w:lang w:val="en-US" w:eastAsia="ru-RU"/>
         </w:rPr>
       </w:pPr>
+      <w:r>
+        <w:rPr>
+          <w:rFonts w:ascii="Arial Narrow" w:hAnsi="Arial Narrow" w:eastAsia="Arial Narrow" w:cs="Arial Narrow"/>
+          <w:b/>
+          <w:sz w:val="28"/>
+          <w:szCs w:val="28"/>
+          <w:lang w:val="en-US" w:eastAsia="ru-RU"/>
+        </w:rPr>
+      </w:r>
       <w:r>
         <w:rPr>
           <w:rFonts w:ascii="Arial Narrow" w:hAnsi="Arial Narrow" w:eastAsia="Arial Narrow" w:cs="Arial Narrow"/>
@@ -288,6 +342,12 @@
                 <w:lang w:eastAsia="ru-RU"/>
               </w:rPr>
             </w:r>
+            <w:r>
+              <w:rPr>
+                <w:rFonts w:ascii="Calibri" w:hAnsi="Calibri" w:eastAsia="Calibri" w:cs="Calibri"/>
+                <w:lang w:eastAsia="ru-RU"/>
+              </w:rPr>
+            </w:r>
           </w:p>
         </w:tc>
         <w:tc>
@@ -304,6 +364,12 @@
                 <w:lang w:eastAsia="ru-RU"/>
               </w:rPr>
             </w:pPr>
+            <w:r>
+              <w:rPr>
+                <w:rFonts w:ascii="Calibri" w:hAnsi="Calibri" w:eastAsia="Calibri" w:cs="Calibri"/>
+                <w:lang w:eastAsia="ru-RU"/>
+              </w:rPr>
+            </w:r>
             <w:r>
               <w:rPr>
                 <w:rFonts w:ascii="Calibri" w:hAnsi="Calibri" w:eastAsia="Calibri" w:cs="Calibri"/>
@@ -354,7 +420,6 @@
               </w:rPr>
               <w:t xml:space="preserve">Лузинсан Анастасия</w:t>
             </w:r>
-            <w:r/>
             <w:r>
               <w:rPr>
                 <w:rFonts w:ascii="Calibri" w:hAnsi="Calibri" w:eastAsia="Calibri" w:cs="Calibri"/>
@@ -404,6 +469,12 @@
                 <w:lang w:eastAsia="ru-RU"/>
               </w:rPr>
             </w:r>
+            <w:r>
+              <w:rPr>
+                <w:rFonts w:ascii="Calibri" w:hAnsi="Calibri" w:eastAsia="Calibri" w:cs="Calibri"/>
+                <w:lang w:eastAsia="ru-RU"/>
+              </w:rPr>
+            </w:r>
           </w:p>
         </w:tc>
         <w:tc>
@@ -420,6 +491,12 @@
                 <w:lang w:eastAsia="ru-RU"/>
               </w:rPr>
             </w:pPr>
+            <w:r>
+              <w:rPr>
+                <w:rFonts w:ascii="Calibri" w:hAnsi="Calibri" w:eastAsia="Calibri" w:cs="Calibri"/>
+                <w:lang w:eastAsia="ru-RU"/>
+              </w:rPr>
+            </w:r>
             <w:r>
               <w:rPr>
                 <w:rFonts w:ascii="Calibri" w:hAnsi="Calibri" w:eastAsia="Calibri" w:cs="Calibri"/>
@@ -450,6 +527,12 @@
                 <w:lang w:eastAsia="ru-RU"/>
               </w:rPr>
             </w:pPr>
+            <w:r>
+              <w:rPr>
+                <w:rFonts w:ascii="Calibri" w:hAnsi="Calibri" w:eastAsia="Calibri" w:cs="Calibri"/>
+                <w:lang w:eastAsia="ru-RU"/>
+              </w:rPr>
+            </w:r>
             <w:r>
               <w:rPr>
                 <w:rFonts w:ascii="Calibri" w:hAnsi="Calibri" w:eastAsia="Calibri" w:cs="Calibri"/>
@@ -525,6 +608,12 @@
                 <w:lang w:eastAsia="ru-RU"/>
               </w:rPr>
             </w:r>
+            <w:r>
+              <w:rPr>
+                <w:rFonts w:ascii="Calibri" w:hAnsi="Calibri" w:eastAsia="Calibri" w:cs="Calibri"/>
+                <w:lang w:eastAsia="ru-RU"/>
+              </w:rPr>
+            </w:r>
           </w:p>
         </w:tc>
         <w:tc>
@@ -541,6 +630,12 @@
                 <w:lang w:eastAsia="ru-RU"/>
               </w:rPr>
             </w:pPr>
+            <w:r>
+              <w:rPr>
+                <w:rFonts w:ascii="Calibri" w:hAnsi="Calibri" w:eastAsia="Calibri" w:cs="Calibri"/>
+                <w:lang w:eastAsia="ru-RU"/>
+              </w:rPr>
+            </w:r>
             <w:r>
               <w:rPr>
                 <w:rFonts w:ascii="Calibri" w:hAnsi="Calibri" w:eastAsia="Calibri" w:cs="Calibri"/>
@@ -592,7 +687,6 @@
               </w:rPr>
               <w:t xml:space="preserve">Luzinsan Anastassiya</w:t>
             </w:r>
-            <w:r/>
             <w:r>
               <w:rPr>
                 <w:rFonts w:ascii="Times New Roman" w:hAnsi="Times New Roman" w:cs="Times New Roman"/>
@@ -623,6 +717,12 @@
           <w:lang w:eastAsia="ru-RU"/>
         </w:rPr>
       </w:pPr>
+      <w:r>
+        <w:rPr>
+          <w:rFonts w:ascii="Calibri" w:hAnsi="Calibri" w:eastAsia="Calibri" w:cs="Calibri"/>
+          <w:lang w:eastAsia="ru-RU"/>
+        </w:rPr>
+      </w:r>
       <w:r>
         <w:rPr>
           <w:rFonts w:ascii="Calibri" w:hAnsi="Calibri" w:eastAsia="Calibri" w:cs="Calibri"/>
@@ -687,6 +787,12 @@
                 <w:lang w:eastAsia="ru-RU"/>
               </w:rPr>
             </w:r>
+            <w:r>
+              <w:rPr>
+                <w:rFonts w:ascii="Calibri" w:hAnsi="Calibri" w:eastAsia="Calibri" w:cs="Calibri"/>
+                <w:lang w:eastAsia="ru-RU"/>
+              </w:rPr>
+            </w:r>
           </w:p>
         </w:tc>
         <w:tc>
@@ -719,6 +825,13 @@
                 <w:lang w:eastAsia="ru-RU"/>
               </w:rPr>
             </w:r>
+            <w:r>
+              <w:rPr>
+                <w:rFonts w:ascii="Calibri" w:hAnsi="Calibri" w:eastAsia="Calibri" w:cs="Calibri"/>
+                <w:b/>
+                <w:lang w:eastAsia="ru-RU"/>
+              </w:rPr>
+            </w:r>
           </w:p>
         </w:tc>
         <w:tc>
@@ -754,9 +867,8 @@
                 <w:szCs w:val="28"/>
                 <w:lang w:val="en-US"/>
               </w:rPr>
-              <w:t xml:space="preserve">Нейросетевые алгоритмы сверхразрешения для решения задачи фильтрации</w:t>
-            </w:r>
-            <w:r/>
+              <w:t xml:space="preserve">Нейросетевые алгоритмы суперразрешения для решения задачи фильтрации</w:t>
+            </w:r>
             <w:r>
               <w:rPr>
                 <w:rFonts w:ascii="Calibri" w:hAnsi="Calibri" w:eastAsia="Calibri" w:cs="Calibri"/>
@@ -809,6 +921,12 @@
                 <w:lang w:eastAsia="ru-RU"/>
               </w:rPr>
             </w:r>
+            <w:r>
+              <w:rPr>
+                <w:rFonts w:ascii="Calibri" w:hAnsi="Calibri" w:eastAsia="Calibri" w:cs="Calibri"/>
+                <w:lang w:eastAsia="ru-RU"/>
+              </w:rPr>
+            </w:r>
           </w:p>
         </w:tc>
         <w:tc>
@@ -841,6 +959,13 @@
                 <w:lang w:eastAsia="ru-RU"/>
               </w:rPr>
             </w:r>
+            <w:r>
+              <w:rPr>
+                <w:rFonts w:ascii="Calibri" w:hAnsi="Calibri" w:eastAsia="Calibri" w:cs="Calibri"/>
+                <w:b/>
+                <w:lang w:eastAsia="ru-RU"/>
+              </w:rPr>
+            </w:r>
           </w:p>
         </w:tc>
         <w:tc>
@@ -859,6 +984,13 @@
                 <w:lang w:eastAsia="ru-RU"/>
               </w:rPr>
             </w:pPr>
+            <w:r>
+              <w:rPr>
+                <w:rFonts w:ascii="Calibri" w:hAnsi="Calibri" w:eastAsia="Calibri" w:cs="Calibri"/>
+                <w:b/>
+                <w:lang w:eastAsia="ru-RU"/>
+              </w:rPr>
+            </w:r>
             <w:r>
               <w:rPr>
                 <w:rFonts w:ascii="Calibri" w:hAnsi="Calibri" w:eastAsia="Calibri" w:cs="Calibri"/>
@@ -922,6 +1054,12 @@
                 <w:lang w:eastAsia="ru-RU"/>
               </w:rPr>
             </w:r>
+            <w:r>
+              <w:rPr>
+                <w:rFonts w:ascii="Calibri" w:hAnsi="Calibri" w:eastAsia="Calibri" w:cs="Calibri"/>
+                <w:lang w:eastAsia="ru-RU"/>
+              </w:rPr>
+            </w:r>
           </w:p>
         </w:tc>
         <w:tc>
@@ -954,6 +1092,13 @@
                 <w:lang w:eastAsia="ru-RU"/>
               </w:rPr>
             </w:r>
+            <w:r>
+              <w:rPr>
+                <w:rFonts w:ascii="Calibri" w:hAnsi="Calibri" w:eastAsia="Calibri" w:cs="Calibri"/>
+                <w:b/>
+                <w:lang w:eastAsia="ru-RU"/>
+              </w:rPr>
+            </w:r>
           </w:p>
         </w:tc>
         <w:tc>
@@ -965,47 +1110,78 @@
           </w:tcPr>
           <w:p>
             <w:pPr>
-              <w:spacing w:after="0" w:line="276" w:lineRule="auto"/>
-              <w:rPr>
-                <w:rFonts w:ascii="Calibri" w:hAnsi="Calibri" w:eastAsia="Calibri" w:cs="Calibri"/>
-                <w:b/>
-                <w:color w:val="4a86e8"/>
-                <w:lang w:eastAsia="ru-RU"/>
-              </w:rPr>
-            </w:pPr>
-            <w:r>
-              <w:rPr>
-                <w:rFonts w:ascii="Calibri" w:hAnsi="Calibri" w:eastAsia="Calibri" w:cs="Calibri"/>
-                <w:b/>
-                <w:color w:val="4a86e8"/>
-                <w:lang w:eastAsia="ru-RU"/>
-              </w:rPr>
-            </w:r>
-            <w:r>
+              <w:spacing w:before="240" w:after="240" w:line="240" w:lineRule="auto"/>
               <w:rPr>
                 <w:rFonts w:ascii="Times New Roman" w:hAnsi="Times New Roman" w:cs="Times New Roman"/>
-                <w:b/>
+                <w:bCs/>
                 <w:sz w:val="28"/>
                 <w:szCs w:val="28"/>
                 <w:lang w:val="en-US"/>
-              </w:rPr>
-              <w:t xml:space="preserve">Super resolution NN algorithms for solving filtration problem</w:t>
-            </w:r>
-            <w:r/>
-            <w:r>
-              <w:rPr>
-                <w:rFonts w:ascii="Calibri" w:hAnsi="Calibri" w:eastAsia="Calibri" w:cs="Calibri"/>
+                <w14:ligatures w14:val="none"/>
+              </w:rPr>
+            </w:pPr>
+            <w:r>
+              <w:rPr>
+                <w:rFonts w:ascii="Times New Roman" w:hAnsi="Times New Roman" w:cs="Times New Roman"/>
                 <w:b/>
-                <w:color w:val="4a86e8"/>
-                <w:lang w:eastAsia="ru-RU"/>
-              </w:rPr>
-            </w:r>
-            <w:r>
-              <w:rPr>
-                <w:rFonts w:ascii="Calibri" w:hAnsi="Calibri" w:eastAsia="Calibri" w:cs="Calibri"/>
+                <w:bCs/>
+                <w:sz w:val="28"/>
+                <w:szCs w:val="28"/>
+                <w:lang w:val="en-US" w:eastAsia="ru-RU"/>
+              </w:rPr>
+              <w:t xml:space="preserve">Super Resolution Neural Network </w:t>
+            </w:r>
+            <w:r>
+              <w:rPr>
+                <w:rFonts w:ascii="Times New Roman" w:hAnsi="Times New Roman" w:cs="Times New Roman"/>
                 <w:b/>
-                <w:color w:val="4a86e8"/>
-                <w:lang w:eastAsia="ru-RU"/>
+                <w:bCs/>
+                <w:sz w:val="28"/>
+                <w:szCs w:val="28"/>
+                <w:lang w:val="en-US" w:eastAsia="ru-RU"/>
+              </w:rPr>
+            </w:r>
+            <w:r>
+              <w:rPr>
+                <w:rFonts w:ascii="Times New Roman" w:hAnsi="Times New Roman" w:cs="Times New Roman"/>
+                <w:b/>
+                <w:bCs/>
+                <w:sz w:val="28"/>
+                <w:szCs w:val="28"/>
+                <w:lang w:val="en-US" w:eastAsia="ru-RU"/>
+              </w:rPr>
+              <w:t xml:space="preserve">Algorithms for Solving Filtration Problem</w:t>
+            </w:r>
+            <w:r>
+              <w:rPr>
+                <w:rFonts w:ascii="Times New Roman" w:hAnsi="Times New Roman" w:cs="Times New Roman"/>
+                <w:b/>
+                <w:bCs/>
+                <w:sz w:val="28"/>
+                <w:szCs w:val="28"/>
+                <w:lang w:val="en-US" w:eastAsia="ru-RU"/>
+              </w:rPr>
+            </w:r>
+            <w:r>
+              <w:rPr>
+                <w:rFonts w:ascii="Times New Roman" w:hAnsi="Times New Roman" w:cs="Times New Roman"/>
+                <w:b/>
+                <w:bCs/>
+                <w:sz w:val="28"/>
+                <w:szCs w:val="28"/>
+                <w:lang w:val="en-US"/>
+                <w14:ligatures w14:val="none"/>
+              </w:rPr>
+            </w:r>
+            <w:r>
+              <w:rPr>
+                <w:rFonts w:ascii="Times New Roman" w:hAnsi="Times New Roman" w:cs="Times New Roman"/>
+                <w:b/>
+                <w:bCs/>
+                <w:sz w:val="28"/>
+                <w:szCs w:val="28"/>
+                <w:lang w:val="en-US"/>
+                <w14:ligatures w14:val="none"/>
               </w:rPr>
             </w:r>
           </w:p>
@@ -1020,6 +1196,12 @@
           <w:lang w:eastAsia="ru-RU"/>
         </w:rPr>
       </w:pPr>
+      <w:r>
+        <w:rPr>
+          <w:rFonts w:ascii="Calibri" w:hAnsi="Calibri" w:eastAsia="Calibri" w:cs="Calibri"/>
+          <w:lang w:eastAsia="ru-RU"/>
+        </w:rPr>
+      </w:r>
       <w:r>
         <w:rPr>
           <w:rFonts w:ascii="Calibri" w:hAnsi="Calibri" w:eastAsia="Calibri" w:cs="Calibri"/>
@@ -1098,6 +1280,14 @@
                 <w:lang w:eastAsia="ru-RU"/>
               </w:rPr>
             </w:r>
+            <w:r>
+              <w:rPr>
+                <w:rFonts w:ascii="Calibri" w:hAnsi="Calibri" w:eastAsia="Calibri" w:cs="Calibri"/>
+                <w:sz w:val="20"/>
+                <w:szCs w:val="20"/>
+                <w:lang w:eastAsia="ru-RU"/>
+              </w:rPr>
+            </w:r>
           </w:p>
         </w:tc>
         <w:tc>
@@ -1157,6 +1347,16 @@
                 <w:lang w:eastAsia="ru-RU"/>
               </w:rPr>
             </w:r>
+            <w:r>
+              <w:rPr>
+                <w:rFonts w:ascii="Calibri" w:hAnsi="Calibri" w:eastAsia="Calibri" w:cs="Calibri"/>
+                <w:b/>
+                <w:color w:val="ff0000"/>
+                <w:sz w:val="20"/>
+                <w:szCs w:val="20"/>
+                <w:lang w:eastAsia="ru-RU"/>
+              </w:rPr>
+            </w:r>
           </w:p>
         </w:tc>
         <w:tc>
@@ -1179,6 +1379,14 @@
                 <w:lang w:eastAsia="ru-RU"/>
               </w:rPr>
             </w:pPr>
+            <w:r>
+              <w:rPr>
+                <w:rFonts w:ascii="Calibri" w:hAnsi="Calibri" w:eastAsia="Calibri" w:cs="Calibri"/>
+                <w:sz w:val="20"/>
+                <w:szCs w:val="20"/>
+                <w:lang w:eastAsia="ru-RU"/>
+              </w:rPr>
+            </w:r>
             <w:r>
               <w:rPr>
                 <w:rFonts w:ascii="Calibri" w:hAnsi="Calibri" w:eastAsia="Calibri" w:cs="Calibri"/>
@@ -1227,6 +1435,14 @@
                 <w:lang w:eastAsia="ru-RU"/>
               </w:rPr>
               <w:t xml:space="preserve">Наименование направления подготовки</w:t>
+            </w:r>
+            <w:r>
+              <w:rPr>
+                <w:rFonts w:ascii="Calibri" w:hAnsi="Calibri" w:eastAsia="Calibri" w:cs="Calibri"/>
+                <w:sz w:val="20"/>
+                <w:szCs w:val="20"/>
+                <w:lang w:eastAsia="ru-RU"/>
+              </w:rPr>
             </w:r>
             <w:r>
               <w:rPr>
@@ -1296,6 +1512,16 @@
                 <w:lang w:eastAsia="ru-RU"/>
               </w:rPr>
               <w:t xml:space="preserve">.01 Информатика и вычислительная техника</w:t>
+            </w:r>
+            <w:r>
+              <w:rPr>
+                <w:rFonts w:ascii="Calibri" w:hAnsi="Calibri" w:eastAsia="Calibri" w:cs="Calibri"/>
+                <w:b/>
+                <w:color w:val="ff0000"/>
+                <w:sz w:val="20"/>
+                <w:szCs w:val="20"/>
+                <w:lang w:eastAsia="ru-RU"/>
+              </w:rPr>
             </w:r>
             <w:r>
               <w:rPr>
@@ -1354,6 +1580,14 @@
                 <w:lang w:eastAsia="ru-RU"/>
               </w:rPr>
             </w:r>
+            <w:r>
+              <w:rPr>
+                <w:rFonts w:ascii="Calibri" w:hAnsi="Calibri" w:eastAsia="Calibri" w:cs="Calibri"/>
+                <w:sz w:val="20"/>
+                <w:szCs w:val="20"/>
+                <w:lang w:eastAsia="ru-RU"/>
+              </w:rPr>
+            </w:r>
           </w:p>
         </w:tc>
         <w:tc>
@@ -1400,6 +1634,15 @@
                 <w:lang w:val="en-US" w:eastAsia="ru-RU"/>
               </w:rPr>
             </w:r>
+            <w:r>
+              <w:rPr>
+                <w:rFonts w:ascii="Calibri" w:hAnsi="Calibri" w:eastAsia="Calibri" w:cs="Calibri"/>
+                <w:b/>
+                <w:sz w:val="20"/>
+                <w:szCs w:val="20"/>
+                <w:lang w:val="en-US" w:eastAsia="ru-RU"/>
+              </w:rPr>
+            </w:r>
           </w:p>
         </w:tc>
         <w:tc>
@@ -1422,6 +1665,14 @@
                 <w:lang w:eastAsia="ru-RU"/>
               </w:rPr>
             </w:pPr>
+            <w:r>
+              <w:rPr>
+                <w:rFonts w:ascii="Calibri" w:hAnsi="Calibri" w:eastAsia="Calibri" w:cs="Calibri"/>
+                <w:sz w:val="20"/>
+                <w:szCs w:val="20"/>
+                <w:lang w:eastAsia="ru-RU"/>
+              </w:rPr>
+            </w:r>
             <w:r>
               <w:rPr>
                 <w:rFonts w:ascii="Calibri" w:hAnsi="Calibri" w:eastAsia="Calibri" w:cs="Calibri"/>
@@ -1479,6 +1730,14 @@
                 <w:lang w:val="en-US" w:eastAsia="ru-RU"/>
               </w:rPr>
               <w:t xml:space="preserve">Program </w:t>
+            </w:r>
+            <w:r>
+              <w:rPr>
+                <w:rFonts w:ascii="Calibri" w:hAnsi="Calibri" w:eastAsia="Calibri" w:cs="Calibri"/>
+                <w:sz w:val="20"/>
+                <w:szCs w:val="20"/>
+                <w:lang w:eastAsia="ru-RU"/>
+              </w:rPr>
             </w:r>
             <w:r>
               <w:rPr>
@@ -1570,6 +1829,16 @@
                 <w:lang w:eastAsia="ru-RU"/>
               </w:rPr>
             </w:r>
+            <w:r>
+              <w:rPr>
+                <w:rFonts w:ascii="Calibri" w:hAnsi="Calibri" w:eastAsia="Calibri" w:cs="Calibri"/>
+                <w:b/>
+                <w:color w:val="ff0000"/>
+                <w:sz w:val="20"/>
+                <w:szCs w:val="20"/>
+                <w:lang w:eastAsia="ru-RU"/>
+              </w:rPr>
+            </w:r>
           </w:p>
         </w:tc>
       </w:tr>
@@ -1582,6 +1851,12 @@
           <w:lang w:eastAsia="ru-RU"/>
         </w:rPr>
       </w:pPr>
+      <w:r>
+        <w:rPr>
+          <w:rFonts w:ascii="Calibri" w:hAnsi="Calibri" w:eastAsia="Calibri" w:cs="Calibri"/>
+          <w:lang w:eastAsia="ru-RU"/>
+        </w:rPr>
+      </w:r>
       <w:r>
         <w:rPr>
           <w:rFonts w:ascii="Calibri" w:hAnsi="Calibri" w:eastAsia="Calibri" w:cs="Calibri"/>
@@ -1654,6 +1929,15 @@
                 <w:lang w:eastAsia="ru-RU"/>
               </w:rPr>
             </w:r>
+            <w:r>
+              <w:rPr>
+                <w:rFonts w:ascii="Calibri" w:hAnsi="Calibri" w:eastAsia="Calibri" w:cs="Calibri"/>
+                <w:color w:val="ff0000"/>
+                <w:sz w:val="26"/>
+                <w:szCs w:val="26"/>
+                <w:lang w:eastAsia="ru-RU"/>
+              </w:rPr>
+            </w:r>
           </w:p>
         </w:tc>
         <w:tc>
@@ -1686,6 +1970,15 @@
                 <w:lang w:eastAsia="ru-RU"/>
               </w:rPr>
               <w:t xml:space="preserve">Искусственный интеллект и инженерия данных</w:t>
+            </w:r>
+            <w:r>
+              <w:rPr>
+                <w:rFonts w:ascii="Calibri" w:hAnsi="Calibri" w:eastAsia="Calibri" w:cs="Calibri"/>
+                <w:color w:val="ff0000"/>
+                <w:sz w:val="20"/>
+                <w:szCs w:val="20"/>
+                <w:lang w:eastAsia="ru-RU"/>
+              </w:rPr>
             </w:r>
             <w:r>
               <w:rPr>
@@ -1740,6 +2033,15 @@
                 <w:lang w:val="en-US" w:eastAsia="ru-RU"/>
               </w:rPr>
             </w:r>
+            <w:r>
+              <w:rPr>
+                <w:rFonts w:ascii="Calibri" w:hAnsi="Calibri" w:eastAsia="Calibri" w:cs="Calibri"/>
+                <w:color w:val="ff0000"/>
+                <w:sz w:val="26"/>
+                <w:szCs w:val="26"/>
+                <w:lang w:val="en-US" w:eastAsia="ru-RU"/>
+              </w:rPr>
+            </w:r>
           </w:p>
         </w:tc>
         <w:tc>
@@ -1781,6 +2083,15 @@
                 <w:lang w:val="en-US" w:eastAsia="ru-RU"/>
               </w:rPr>
             </w:r>
+            <w:r>
+              <w:rPr>
+                <w:rFonts w:ascii="Calibri" w:hAnsi="Calibri" w:eastAsia="Calibri" w:cs="Calibri"/>
+                <w:color w:val="ff0000"/>
+                <w:sz w:val="20"/>
+                <w:szCs w:val="20"/>
+                <w:lang w:val="en-US" w:eastAsia="ru-RU"/>
+              </w:rPr>
+            </w:r>
           </w:p>
         </w:tc>
       </w:tr>
@@ -1794,6 +2105,13 @@
           <w:lang w:val="en-US" w:eastAsia="ru-RU"/>
         </w:rPr>
       </w:pPr>
+      <w:r>
+        <w:rPr>
+          <w:rFonts w:ascii="Calibri" w:hAnsi="Calibri" w:eastAsia="Calibri" w:cs="Calibri"/>
+          <w:b/>
+          <w:lang w:val="en-US" w:eastAsia="ru-RU"/>
+        </w:rPr>
+      </w:r>
       <w:r>
         <w:rPr>
           <w:rFonts w:ascii="Calibri" w:hAnsi="Calibri" w:eastAsia="Calibri" w:cs="Calibri"/>
@@ -1850,6 +2168,15 @@
           <w:lang w:eastAsia="ru-RU"/>
         </w:rPr>
       </w:r>
+      <w:r>
+        <w:rPr>
+          <w:rFonts w:ascii="Calibri" w:hAnsi="Calibri" w:eastAsia="Calibri" w:cs="Calibri"/>
+          <w:b/>
+          <w:sz w:val="24"/>
+          <w:szCs w:val="24"/>
+          <w:lang w:eastAsia="ru-RU"/>
+        </w:rPr>
+      </w:r>
     </w:p>
     <w:tbl>
       <w:tblPr>
@@ -1889,14 +2216,6 @@
           <w:p>
             <w:pPr>
               <w:spacing w:after="0" w:line="240" w:lineRule="auto"/>
-              <w:rPr>
-                <w:rFonts w:ascii="Calibri" w:hAnsi="Calibri" w:eastAsia="Calibri" w:cs="Calibri"/>
-                <w:b/>
-                <w:color w:val="3c4043"/>
-                <w:sz w:val="21"/>
-                <w:szCs w:val="21"/>
-                <w:lang w:eastAsia="ru-RU"/>
-              </w:rPr>
               <w:pBdr>
                 <w:top w:val="none" w:color="000000" w:sz="4" w:space="0"/>
                 <w:left w:val="none" w:color="000000" w:sz="4" w:space="0"/>
@@ -1914,6 +2233,7 @@
                 <w:szCs w:val="21"/>
                 <w:lang w:eastAsia="ru-RU"/>
               </w:rPr>
+              <w:t xml:space="preserve">Работа, выполненная Анастасией Лузинсан, посвящена развитию методов машинного обучения для повышения эффективности гидродинамического моделирования нефтяных пластов, в частности — решению задачи восстановления детальных полей фильтрации по результатам расче</w:t>
             </w:r>
             <w:r>
               <w:rPr>
@@ -1924,19 +2244,44 @@
                 <w:szCs w:val="21"/>
                 <w:lang w:eastAsia="ru-RU"/>
               </w:rPr>
+              <w:t xml:space="preserve">тов на грубых сетках при моделировании трещиновато-пористых коллекторов. Тематика работы соответствует направлению подготовки 09.04.01 «Информатика и вычислительная техника» и профилю «Искусственный интеллект и инженерия данных». Необходимо отметить, что по</w:t>
+            </w:r>
+            <w:r>
+              <w:rPr>
+                <w:rFonts w:ascii="Calibri" w:hAnsi="Calibri" w:eastAsia="Calibri" w:cs="Calibri"/>
+                <w:b/>
+                <w:color w:val="3c4043"/>
+                <w:sz w:val="21"/>
+                <w:szCs w:val="21"/>
+                <w:lang w:eastAsia="ru-RU"/>
+              </w:rPr>
+              <w:t xml:space="preserve">иск компромисса между точностью расчета фронтов вытеснения и вычислительными затратами остается одной из ключевых проблем в нефтегазовой отрасли, а применение методов суперразрешения для решения подобных задач представляет собой несомненную научную новизну,</w:t>
+            </w:r>
+            <w:r>
+              <w:rPr>
+                <w:rFonts w:ascii="Calibri" w:hAnsi="Calibri" w:eastAsia="Calibri" w:cs="Calibri"/>
+                <w:b/>
+                <w:color w:val="3c4043"/>
+                <w:sz w:val="21"/>
+                <w:szCs w:val="21"/>
+                <w:lang w:eastAsia="ru-RU"/>
+              </w:rPr>
+              <w:t xml:space="preserve"> что делает работу особенно актуальной.</w:t>
+            </w:r>
+            <w:r>
+              <w:rPr>
+                <w:rFonts w:ascii="Calibri" w:hAnsi="Calibri" w:eastAsia="Calibri" w:cs="Calibri"/>
+                <w:b/>
+                <w:color w:val="3c4043"/>
+                <w:sz w:val="21"/>
+                <w:szCs w:val="21"/>
+                <w:lang w:eastAsia="ru-RU"/>
+              </w:rPr>
             </w:r>
           </w:p>
           <w:p>
             <w:pPr>
               <w:spacing w:after="0" w:line="240" w:lineRule="auto"/>
-              <w:rPr>
-                <w:rFonts w:ascii="Calibri" w:hAnsi="Calibri" w:eastAsia="Calibri" w:cs="Calibri"/>
-                <w:b/>
-                <w:color w:val="3c4043"/>
-                <w:sz w:val="21"/>
-                <w:szCs w:val="21"/>
-                <w:lang w:eastAsia="ru-RU"/>
-              </w:rPr>
               <w:pBdr>
                 <w:top w:val="none" w:color="000000" w:sz="4" w:space="0"/>
                 <w:left w:val="none" w:color="000000" w:sz="4" w:space="0"/>
@@ -1954,6 +2299,7 @@
                 <w:szCs w:val="21"/>
                 <w:lang w:eastAsia="ru-RU"/>
               </w:rPr>
+              <w:t xml:space="preserve">В работе приведен подробный обзор литературы. Задачи исследования соответствуют теме ВКР: автором не только адаптированы современные архитектуры нейросетевых методов суперразрешения, но и глубоко проработана сама постановка задачи. Особо стоит отметить мето</w:t>
             </w:r>
             <w:r>
               <w:rPr>
@@ -1964,19 +2310,55 @@
                 <w:szCs w:val="21"/>
                 <w:lang w:eastAsia="ru-RU"/>
               </w:rPr>
+              <w:t xml:space="preserve">дологически верный подход, при котором входные данные низкого разрешения генерируются прямым прогоном симулятора на грубой сетке, а не путем искусственного понижения разрешения. Это позволяет сети обучаться именно на тех особенностях многофазных течений, ко</w:t>
+            </w:r>
+            <w:r>
+              <w:rPr>
+                <w:rFonts w:ascii="Calibri" w:hAnsi="Calibri" w:eastAsia="Calibri" w:cs="Calibri"/>
+                <w:b/>
+                <w:color w:val="3c4043"/>
+                <w:sz w:val="21"/>
+                <w:szCs w:val="21"/>
+                <w:lang w:eastAsia="ru-RU"/>
+              </w:rPr>
+              <w:t xml:space="preserve">торые возникают в реальной инженерной практике. Для решения задачи Анастасия глубоко погрузилась в физику многофазной фильтрации. Разработанный программный пайплайн на базе PyTorch Lightning включает не только состязательное дообучение, но и физически обосн</w:t>
+            </w:r>
+            <w:r>
+              <w:rPr>
+                <w:rFonts w:ascii="Calibri" w:hAnsi="Calibri" w:eastAsia="Calibri" w:cs="Calibri"/>
+                <w:b/>
+                <w:color w:val="3c4043"/>
+                <w:sz w:val="21"/>
+                <w:szCs w:val="21"/>
+                <w:lang w:eastAsia="ru-RU"/>
+              </w:rPr>
+              <w:t xml:space="preserve">ованный регуляризатор, обеспечивающий гладкость поля давления и согласованность фронтов насыщенности. Именно это решение позволило преодолеть компромисс между попиксельной точностью и структурным качеством получаемых физических полей, что крайне важно для к</w:t>
+            </w:r>
+            <w:r>
+              <w:rPr>
+                <w:rFonts w:ascii="Calibri" w:hAnsi="Calibri" w:eastAsia="Calibri" w:cs="Calibri"/>
+                <w:b/>
+                <w:color w:val="3c4043"/>
+                <w:sz w:val="21"/>
+                <w:szCs w:val="21"/>
+                <w:lang w:eastAsia="ru-RU"/>
+              </w:rPr>
+              <w:t xml:space="preserve">орректного расчета перетоков в трещиновато-пористых средах. Автор работы  продемонстрировала уверенное владение современными инструментами разработки программного обеспечения, машинного обучения, навыки оптимизации нейросетевых моделей. </w:t>
+            </w:r>
+            <w:r>
+              <w:rPr>
+                <w:rFonts w:ascii="Calibri" w:hAnsi="Calibri" w:eastAsia="Calibri" w:cs="Calibri"/>
+                <w:b/>
+                <w:color w:val="3c4043"/>
+                <w:sz w:val="21"/>
+                <w:szCs w:val="21"/>
+                <w:lang w:eastAsia="ru-RU"/>
+              </w:rPr>
             </w:r>
           </w:p>
           <w:p>
             <w:pPr>
               <w:spacing w:after="0" w:line="240" w:lineRule="auto"/>
-              <w:rPr>
-                <w:rFonts w:ascii="Calibri" w:hAnsi="Calibri" w:eastAsia="Calibri" w:cs="Calibri"/>
-                <w:b/>
-                <w:color w:val="3c4043"/>
-                <w:sz w:val="21"/>
-                <w:szCs w:val="21"/>
-                <w:lang w:eastAsia="ru-RU"/>
-              </w:rPr>
               <w:pBdr>
                 <w:top w:val="none" w:color="000000" w:sz="4" w:space="0"/>
                 <w:left w:val="none" w:color="000000" w:sz="4" w:space="0"/>
@@ -1994,6 +2376,18 @@
                 <w:szCs w:val="21"/>
                 <w:lang w:eastAsia="ru-RU"/>
               </w:rPr>
+              <w:t xml:space="preserve">К недостаткам можно отнести то, что обучающая выборка, несмотря на свой солидный объем (около 10 тысяч пар), сформирована на основе достаточно однотипных данных. В дальнейшем было бы целесообразно расширить тестовую базу и апробировать предложенный подход н</w:t>
+            </w:r>
+            <w:r>
+              <w:rPr>
+                <w:rFonts w:ascii="Calibri" w:hAnsi="Calibri" w:eastAsia="Calibri" w:cs="Calibri"/>
+                <w:b/>
+                <w:color w:val="3c4043"/>
+                <w:sz w:val="21"/>
+                <w:szCs w:val="21"/>
+                <w:lang w:eastAsia="ru-RU"/>
+              </w:rPr>
+              <w:t xml:space="preserve">а реальных промысловых моделях со сложной тектоникой.</w:t>
             </w:r>
             <w:r>
               <w:rPr>
@@ -2034,6 +2428,7 @@
                 <w:szCs w:val="21"/>
                 <w:lang w:eastAsia="ru-RU"/>
               </w:rPr>
+              <w:t xml:space="preserve">Тем не менее, работа имеет смысловую законченность, логичную структуру и полностью соответствует стандартным требованиям, предъявляемым к магистерским диссертациям. Полученные результаты имеют четкую практическую направленность и могут быть рекомендованы дл</w:t>
             </w:r>
             <w:r>
               <w:rPr>
@@ -2044,11 +2439,9 @@
                 <w:szCs w:val="21"/>
                 <w:lang w:eastAsia="ru-RU"/>
               </w:rPr>
-            </w:r>
-          </w:p>
-          <w:p>
-            <w:pPr>
-              <w:spacing w:after="0" w:line="240" w:lineRule="auto"/>
+              <w:t xml:space="preserve">я внедрения в инженерное программное обеспечение. Магистерская диссертация заслуживает отличной оценки, а ее автор, Лузинсан Анастасия, — присвоения степени магистра.</w:t>
+            </w:r>
+            <w:r>
               <w:rPr>
                 <w:rFonts w:ascii="Calibri" w:hAnsi="Calibri" w:eastAsia="Calibri" w:cs="Calibri"/>
                 <w:b/>
@@ -2057,14 +2450,7 @@
                 <w:szCs w:val="21"/>
                 <w:lang w:eastAsia="ru-RU"/>
               </w:rPr>
-              <w:pBdr>
-                <w:top w:val="none" w:color="000000" w:sz="4" w:space="0"/>
-                <w:left w:val="none" w:color="000000" w:sz="4" w:space="0"/>
-                <w:bottom w:val="none" w:color="000000" w:sz="4" w:space="0"/>
-                <w:right w:val="none" w:color="000000" w:sz="4" w:space="0"/>
-                <w:between w:val="none" w:color="000000" w:sz="4" w:space="0"/>
-              </w:pBdr>
-            </w:pPr>
+            </w:r>
             <w:r>
               <w:rPr>
                 <w:rFonts w:ascii="Calibri" w:hAnsi="Calibri" w:eastAsia="Calibri" w:cs="Calibri"/>
@@ -2085,10 +2471,7 @@
                 <w:lang w:eastAsia="ru-RU"/>
               </w:rPr>
             </w:r>
-          </w:p>
-          <w:p>
-            <w:pPr>
-              <w:spacing w:after="0" w:line="240" w:lineRule="auto"/>
+            <w:r>
               <w:rPr>
                 <w:rFonts w:ascii="Calibri" w:hAnsi="Calibri" w:eastAsia="Calibri" w:cs="Calibri"/>
                 <w:b/>
@@ -2097,14 +2480,7 @@
                 <w:szCs w:val="21"/>
                 <w:lang w:eastAsia="ru-RU"/>
               </w:rPr>
-              <w:pBdr>
-                <w:top w:val="none" w:color="000000" w:sz="4" w:space="0"/>
-                <w:left w:val="none" w:color="000000" w:sz="4" w:space="0"/>
-                <w:bottom w:val="none" w:color="000000" w:sz="4" w:space="0"/>
-                <w:right w:val="none" w:color="000000" w:sz="4" w:space="0"/>
-                <w:between w:val="none" w:color="000000" w:sz="4" w:space="0"/>
-              </w:pBdr>
-            </w:pPr>
+            </w:r>
             <w:r>
               <w:rPr>
                 <w:rFonts w:ascii="Calibri" w:hAnsi="Calibri" w:eastAsia="Calibri" w:cs="Calibri"/>
@@ -2125,10 +2501,7 @@
                 <w:lang w:eastAsia="ru-RU"/>
               </w:rPr>
             </w:r>
-          </w:p>
-          <w:p>
-            <w:pPr>
-              <w:spacing w:after="0" w:line="240" w:lineRule="auto"/>
+            <w:r>
               <w:rPr>
                 <w:rFonts w:ascii="Calibri" w:hAnsi="Calibri" w:eastAsia="Calibri" w:cs="Calibri"/>
                 <w:b/>
@@ -2137,14 +2510,7 @@
                 <w:szCs w:val="21"/>
                 <w:lang w:eastAsia="ru-RU"/>
               </w:rPr>
-              <w:pBdr>
-                <w:top w:val="none" w:color="000000" w:sz="4" w:space="0"/>
-                <w:left w:val="none" w:color="000000" w:sz="4" w:space="0"/>
-                <w:bottom w:val="none" w:color="000000" w:sz="4" w:space="0"/>
-                <w:right w:val="none" w:color="000000" w:sz="4" w:space="0"/>
-                <w:between w:val="none" w:color="000000" w:sz="4" w:space="0"/>
-              </w:pBdr>
-            </w:pPr>
+            </w:r>
             <w:r>
               <w:rPr>
                 <w:rFonts w:ascii="Calibri" w:hAnsi="Calibri" w:eastAsia="Calibri" w:cs="Calibri"/>
@@ -2165,10 +2531,7 @@
                 <w:lang w:eastAsia="ru-RU"/>
               </w:rPr>
             </w:r>
-          </w:p>
-          <w:p>
-            <w:pPr>
-              <w:spacing w:after="0" w:line="240" w:lineRule="auto"/>
+            <w:r>
               <w:rPr>
                 <w:rFonts w:ascii="Calibri" w:hAnsi="Calibri" w:eastAsia="Calibri" w:cs="Calibri"/>
                 <w:b/>
@@ -2177,14 +2540,7 @@
                 <w:szCs w:val="21"/>
                 <w:lang w:eastAsia="ru-RU"/>
               </w:rPr>
-              <w:pBdr>
-                <w:top w:val="none" w:color="000000" w:sz="4" w:space="0"/>
-                <w:left w:val="none" w:color="000000" w:sz="4" w:space="0"/>
-                <w:bottom w:val="none" w:color="000000" w:sz="4" w:space="0"/>
-                <w:right w:val="none" w:color="000000" w:sz="4" w:space="0"/>
-                <w:between w:val="none" w:color="000000" w:sz="4" w:space="0"/>
-              </w:pBdr>
-            </w:pPr>
+            </w:r>
             <w:r>
               <w:rPr>
                 <w:rFonts w:ascii="Calibri" w:hAnsi="Calibri" w:eastAsia="Calibri" w:cs="Calibri"/>
@@ -2219,6 +2575,14 @@
           <w:lang w:eastAsia="ru-RU"/>
         </w:rPr>
       </w:pPr>
+      <w:r>
+        <w:rPr>
+          <w:rFonts w:ascii="Calibri" w:hAnsi="Calibri" w:eastAsia="Calibri" w:cs="Calibri"/>
+          <w:b/>
+          <w:color w:val="3c4043"/>
+          <w:lang w:eastAsia="ru-RU"/>
+        </w:rPr>
+      </w:r>
       <w:r>
         <w:rPr>
           <w:rFonts w:ascii="Calibri" w:hAnsi="Calibri" w:eastAsia="Calibri" w:cs="Calibri"/>
@@ -2277,6 +2641,15 @@
           <w:lang w:eastAsia="ru-RU"/>
         </w:rPr>
       </w:r>
+      <w:r>
+        <w:rPr>
+          <w:rFonts w:ascii="Calibri" w:hAnsi="Calibri" w:eastAsia="Calibri" w:cs="Calibri"/>
+          <w:b/>
+          <w:sz w:val="24"/>
+          <w:szCs w:val="24"/>
+          <w:lang w:eastAsia="ru-RU"/>
+        </w:rPr>
+      </w:r>
     </w:p>
     <w:tbl>
       <w:tblPr>
@@ -2315,6 +2688,201 @@
           </w:tcPr>
           <w:p>
             <w:pPr>
+              <w:ind w:left="0" w:right="0" w:firstLine="0"/>
+              <w:spacing w:before="0" w:after="0" w:line="240" w:lineRule="auto"/>
+              <w:rPr>
+                <w:sz w:val="24"/>
+              </w:rPr>
+              <w:pBdr>
+                <w:top w:val="none" w:color="000000" w:sz="4" w:space="0"/>
+                <w:left w:val="none" w:color="000000" w:sz="4" w:space="0"/>
+                <w:bottom w:val="none" w:color="000000" w:sz="4" w:space="0"/>
+                <w:right w:val="none" w:color="000000" w:sz="4" w:space="0"/>
+              </w:pBdr>
+            </w:pPr>
+            <w:r>
+              <w:rPr>
+                <w:rFonts w:ascii="Calibri" w:hAnsi="Calibri" w:eastAsia="Calibri" w:cs="Calibri"/>
+                <w:b/>
+                <w:color w:val="3c4043"/>
+                <w:sz w:val="21"/>
+                <w:u w:val="none"/>
+              </w:rPr>
+              <w:t xml:space="preserve">T</w:t>
+            </w:r>
+            <w:r>
+              <w:rPr>
+                <w:rFonts w:ascii="Calibri" w:hAnsi="Calibri" w:eastAsia="Calibri" w:cs="Calibri"/>
+                <w:b/>
+                <w:color w:val="3c4043"/>
+                <w:sz w:val="21"/>
+                <w:u w:val="none"/>
+              </w:rPr>
+              <w:t xml:space="preserve">he master's thesis by Anastassiya Luzinsan is devoted to advancing machine learning methods to enhance the efficiency of hydrodynamic modeling of oil reservoirs. Specifically, it addresses the problem of reconstructing high-resolution flow fields from coar</w:t>
+            </w:r>
+            <w:r>
+              <w:rPr>
+                <w:rFonts w:ascii="Calibri" w:hAnsi="Calibri" w:eastAsia="Calibri" w:cs="Calibri"/>
+                <w:b/>
+                <w:color w:val="3c4043"/>
+                <w:sz w:val="21"/>
+                <w:u w:val="none"/>
+              </w:rPr>
+              <w:t xml:space="preserve">se-grid calculations for fractured-porous reservoirs. The topic of the thesis aligns with the degree program 09.04.01 "Informatics and Computer Engineering," specifically the "Artificial Intelligence and Data Engineering" track. It is worth noting that fin</w:t>
+            </w:r>
+            <w:r>
+              <w:rPr>
+                <w:rFonts w:ascii="Calibri" w:hAnsi="Calibri" w:eastAsia="Calibri" w:cs="Calibri"/>
+                <w:b/>
+                <w:color w:val="3c4043"/>
+                <w:sz w:val="21"/>
+                <w:u w:val="none"/>
+              </w:rPr>
+              <w:t xml:space="preserve">ding a trade-off between the accuracy of displacement front calculations and computational costs remains one of the key challenges in the oil and gas industry. Furthermore, the application of super-resolution methods to dual-porosity systems introduces und</w:t>
+            </w:r>
+            <w:r>
+              <w:rPr>
+                <w:rFonts w:ascii="Calibri" w:hAnsi="Calibri" w:eastAsia="Calibri" w:cs="Calibri"/>
+                <w:b/>
+                <w:color w:val="3c4043"/>
+                <w:sz w:val="21"/>
+                <w:u w:val="none"/>
+              </w:rPr>
+              <w:t xml:space="preserve">eniable scientific novelty, making this work highly relevant.</w:t>
+            </w:r>
+            <w:r>
+              <w:rPr>
+                <w:sz w:val="24"/>
+              </w:rPr>
+            </w:r>
+            <w:r>
+              <w:rPr>
+                <w:sz w:val="24"/>
+              </w:rPr>
+            </w:r>
+          </w:p>
+          <w:p>
+            <w:pPr>
+              <w:ind w:left="0" w:right="0" w:firstLine="0"/>
+              <w:spacing w:before="0" w:after="0" w:line="240" w:lineRule="auto"/>
+              <w:rPr>
+                <w:sz w:val="24"/>
+              </w:rPr>
+              <w:pBdr>
+                <w:top w:val="none" w:color="000000" w:sz="4" w:space="0"/>
+                <w:left w:val="none" w:color="000000" w:sz="4" w:space="0"/>
+                <w:bottom w:val="none" w:color="000000" w:sz="4" w:space="0"/>
+                <w:right w:val="none" w:color="000000" w:sz="4" w:space="0"/>
+              </w:pBdr>
+            </w:pPr>
+            <w:r>
+              <w:rPr>
+                <w:rFonts w:ascii="Calibri" w:hAnsi="Calibri" w:eastAsia="Calibri" w:cs="Calibri"/>
+                <w:b/>
+                <w:color w:val="3c4043"/>
+                <w:sz w:val="21"/>
+                <w:u w:val="none"/>
+              </w:rPr>
+              <w:t xml:space="preserve">The thesis includes a comprehensive literature review. The research objectives fully align with the topic of the thesis: the author has not only adapted modern neural network architectures for super-resolution but also thoroughly developed the problem form</w:t>
+            </w:r>
+            <w:r>
+              <w:rPr>
+                <w:rFonts w:ascii="Calibri" w:hAnsi="Calibri" w:eastAsia="Calibri" w:cs="Calibri"/>
+                <w:b/>
+                <w:color w:val="3c4043"/>
+                <w:sz w:val="21"/>
+                <w:u w:val="none"/>
+              </w:rPr>
+              <w:t xml:space="preserve">ulation. Special mention should be made of the methodologically sound approach where low-resolution input data are generated via direct simulator runs on a coarse grid, rather than through artificial downsampling. This enables the network to learn the spec</w:t>
+            </w:r>
+            <w:r>
+              <w:rPr>
+                <w:rFonts w:ascii="Calibri" w:hAnsi="Calibri" w:eastAsia="Calibri" w:cs="Calibri"/>
+                <w:b/>
+                <w:color w:val="3c4043"/>
+                <w:sz w:val="21"/>
+                <w:u w:val="none"/>
+              </w:rPr>
+              <w:t xml:space="preserve">ific features of multiphase flows that actually occur in real-world engineering practice. To tackle this problem, Anastasia delved deeply into the physics of multiphase flow. The developed software pipeline, built on PyTorch Lightning, incorporates not onl</w:t>
+            </w:r>
+            <w:r>
+              <w:rPr>
+                <w:rFonts w:ascii="Calibri" w:hAnsi="Calibri" w:eastAsia="Calibri" w:cs="Calibri"/>
+                <w:b/>
+                <w:color w:val="3c4043"/>
+                <w:sz w:val="21"/>
+                <w:u w:val="none"/>
+              </w:rPr>
+              <w:t xml:space="preserve">y adversarial fine-tuning but also a physics-based regularizer that ensures pressure field smoothness and saturation front consistency. This solution allowed the author to overcome the trade-off between pixel-wise accuracy and structural quality, which is </w:t>
+            </w:r>
+            <w:r>
+              <w:rPr>
+                <w:rFonts w:ascii="Calibri" w:hAnsi="Calibri" w:eastAsia="Calibri" w:cs="Calibri"/>
+                <w:b/>
+                <w:color w:val="3c4043"/>
+                <w:sz w:val="21"/>
+                <w:u w:val="none"/>
+              </w:rPr>
+              <w:t xml:space="preserve">crucial for the accurate calculation of fluid transfer in fractured-porous media. The author has shown herself as a strong machine learning engineer and demonstrated solid skills in optimizing neural network models.</w:t>
+            </w:r>
+            <w:r>
+              <w:rPr>
+                <w:sz w:val="24"/>
+              </w:rPr>
+            </w:r>
+            <w:r>
+              <w:rPr>
+                <w:sz w:val="24"/>
+              </w:rPr>
+            </w:r>
+          </w:p>
+          <w:p>
+            <w:pPr>
+              <w:ind w:left="0" w:right="0" w:firstLine="0"/>
+              <w:spacing w:before="0" w:after="0" w:line="240" w:lineRule="auto"/>
+              <w:rPr>
+                <w:sz w:val="24"/>
+              </w:rPr>
+              <w:pBdr>
+                <w:top w:val="none" w:color="000000" w:sz="4" w:space="0"/>
+                <w:left w:val="none" w:color="000000" w:sz="4" w:space="0"/>
+                <w:bottom w:val="none" w:color="000000" w:sz="4" w:space="0"/>
+                <w:right w:val="none" w:color="000000" w:sz="4" w:space="0"/>
+              </w:pBdr>
+            </w:pPr>
+            <w:r>
+              <w:rPr>
+                <w:rFonts w:ascii="Calibri" w:hAnsi="Calibri" w:eastAsia="Calibri" w:cs="Calibri"/>
+                <w:b/>
+                <w:color w:val="3c4043"/>
+                <w:sz w:val="21"/>
+                <w:u w:val="none"/>
+              </w:rPr>
+              <w:t xml:space="preserve">A minor drawback is that the training dataset, despite its substantial size of approximately 10,000 pairs, is based on relatively homogeneous data. In future work, it would be advisable to expand the test base and validate the proposed approach on real fie</w:t>
+            </w:r>
+            <w:r>
+              <w:rPr>
+                <w:rFonts w:ascii="Calibri" w:hAnsi="Calibri" w:eastAsia="Calibri" w:cs="Calibri"/>
+                <w:b/>
+                <w:color w:val="3c4043"/>
+                <w:sz w:val="21"/>
+                <w:u w:val="none"/>
+              </w:rPr>
+              <w:t xml:space="preserve">ld-scale models featuring complex tectonics.</w:t>
+            </w:r>
+            <w:r>
+              <w:rPr>
+                <w:sz w:val="24"/>
+              </w:rPr>
+            </w:r>
+            <w:r>
+              <w:rPr>
+                <w:sz w:val="24"/>
+              </w:rPr>
+            </w:r>
+          </w:p>
+          <w:p>
+            <w:pPr>
               <w:spacing w:after="0" w:line="240" w:lineRule="auto"/>
               <w:rPr>
                 <w:rFonts w:ascii="Calibri" w:hAnsi="Calibri" w:eastAsia="Calibri" w:cs="Calibri"/>
@@ -2331,8 +2899,24 @@
                 <w:b/>
                 <w:color w:val="3c4043"/>
                 <w:sz w:val="21"/>
-                <w:szCs w:val="21"/>
-                <w:lang w:eastAsia="ru-RU"/>
+                <w:u w:val="none"/>
+              </w:rPr>
+              <w:t xml:space="preserve">Nevertheless, the thesis is conceptually complete, logically structured, and fully complies with the standard requirements for a master's thesis. The obtained results have a clear practical focus and can be recommended for implementation in engineering sof</w:t>
+            </w:r>
+            <w:r>
+              <w:rPr>
+                <w:rFonts w:ascii="Calibri" w:hAnsi="Calibri" w:eastAsia="Calibri" w:cs="Calibri"/>
+                <w:b/>
+                <w:color w:val="3c4043"/>
+                <w:sz w:val="21"/>
+                <w:u w:val="none"/>
+              </w:rPr>
+              <w:t xml:space="preserve">tware. The master's thesis merits an excellent grade, and its author, Anastassiya Luzinsan, deserves to be awarded the degree of Master.</w:t>
+            </w:r>
+            <w:r/>
+            <w:r>
+              <w:rPr>
+                <w:sz w:val="24"/>
               </w:rPr>
             </w:r>
             <w:r>
@@ -2345,10 +2929,7 @@
                 <w:lang w:eastAsia="ru-RU"/>
               </w:rPr>
             </w:r>
-          </w:p>
-          <w:p>
-            <w:pPr>
-              <w:spacing w:after="0" w:line="240" w:lineRule="auto"/>
+            <w:r>
               <w:rPr>
                 <w:rFonts w:ascii="Calibri" w:hAnsi="Calibri" w:eastAsia="Calibri" w:cs="Calibri"/>
                 <w:b/>
@@ -2357,7 +2938,7 @@
                 <w:szCs w:val="21"/>
                 <w:lang w:eastAsia="ru-RU"/>
               </w:rPr>
-            </w:pPr>
+            </w:r>
             <w:r>
               <w:rPr>
                 <w:rFonts w:ascii="Calibri" w:hAnsi="Calibri" w:eastAsia="Calibri" w:cs="Calibri"/>
@@ -2378,10 +2959,7 @@
                 <w:lang w:eastAsia="ru-RU"/>
               </w:rPr>
             </w:r>
-          </w:p>
-          <w:p>
-            <w:pPr>
-              <w:spacing w:after="0" w:line="240" w:lineRule="auto"/>
+            <w:r>
               <w:rPr>
                 <w:rFonts w:ascii="Calibri" w:hAnsi="Calibri" w:eastAsia="Calibri" w:cs="Calibri"/>
                 <w:b/>
@@ -2390,7 +2968,7 @@
                 <w:szCs w:val="21"/>
                 <w:lang w:eastAsia="ru-RU"/>
               </w:rPr>
-            </w:pPr>
+            </w:r>
             <w:r>
               <w:rPr>
                 <w:rFonts w:ascii="Calibri" w:hAnsi="Calibri" w:eastAsia="Calibri" w:cs="Calibri"/>
@@ -2411,10 +2989,7 @@
                 <w:lang w:eastAsia="ru-RU"/>
               </w:rPr>
             </w:r>
-          </w:p>
-          <w:p>
-            <w:pPr>
-              <w:spacing w:after="0" w:line="240" w:lineRule="auto"/>
+            <w:r>
               <w:rPr>
                 <w:rFonts w:ascii="Calibri" w:hAnsi="Calibri" w:eastAsia="Calibri" w:cs="Calibri"/>
                 <w:b/>
@@ -2423,7 +2998,7 @@
                 <w:szCs w:val="21"/>
                 <w:lang w:eastAsia="ru-RU"/>
               </w:rPr>
-            </w:pPr>
+            </w:r>
             <w:r>
               <w:rPr>
                 <w:rFonts w:ascii="Calibri" w:hAnsi="Calibri" w:eastAsia="Calibri" w:cs="Calibri"/>
@@ -2434,128 +3009,6 @@
                 <w:lang w:eastAsia="ru-RU"/>
               </w:rPr>
             </w:r>
-            <w:r>
-              <w:rPr>
-                <w:rFonts w:ascii="Calibri" w:hAnsi="Calibri" w:eastAsia="Calibri" w:cs="Calibri"/>
-                <w:b/>
-                <w:color w:val="3c4043"/>
-                <w:sz w:val="21"/>
-                <w:szCs w:val="21"/>
-                <w:lang w:eastAsia="ru-RU"/>
-              </w:rPr>
-            </w:r>
-          </w:p>
-          <w:p>
-            <w:pPr>
-              <w:spacing w:after="0" w:line="240" w:lineRule="auto"/>
-              <w:rPr>
-                <w:rFonts w:ascii="Calibri" w:hAnsi="Calibri" w:eastAsia="Calibri" w:cs="Calibri"/>
-                <w:b/>
-                <w:color w:val="3c4043"/>
-                <w:sz w:val="21"/>
-                <w:szCs w:val="21"/>
-                <w:lang w:eastAsia="ru-RU"/>
-              </w:rPr>
-            </w:pPr>
-            <w:r>
-              <w:rPr>
-                <w:rFonts w:ascii="Calibri" w:hAnsi="Calibri" w:eastAsia="Calibri" w:cs="Calibri"/>
-                <w:b/>
-                <w:color w:val="3c4043"/>
-                <w:sz w:val="21"/>
-                <w:szCs w:val="21"/>
-                <w:lang w:eastAsia="ru-RU"/>
-              </w:rPr>
-            </w:r>
-            <w:r>
-              <w:rPr>
-                <w:rFonts w:ascii="Calibri" w:hAnsi="Calibri" w:eastAsia="Calibri" w:cs="Calibri"/>
-                <w:b/>
-                <w:color w:val="3c4043"/>
-                <w:sz w:val="21"/>
-                <w:szCs w:val="21"/>
-                <w:lang w:eastAsia="ru-RU"/>
-              </w:rPr>
-            </w:r>
-          </w:p>
-          <w:p>
-            <w:pPr>
-              <w:spacing w:after="0" w:line="240" w:lineRule="auto"/>
-              <w:rPr>
-                <w:rFonts w:ascii="Calibri" w:hAnsi="Calibri" w:eastAsia="Calibri" w:cs="Calibri"/>
-                <w:b/>
-                <w:color w:val="3c4043"/>
-                <w:sz w:val="21"/>
-                <w:szCs w:val="21"/>
-                <w:lang w:eastAsia="ru-RU"/>
-              </w:rPr>
-            </w:pPr>
-            <w:r>
-              <w:rPr>
-                <w:rFonts w:ascii="Calibri" w:hAnsi="Calibri" w:eastAsia="Calibri" w:cs="Calibri"/>
-                <w:b/>
-                <w:color w:val="3c4043"/>
-                <w:sz w:val="21"/>
-                <w:szCs w:val="21"/>
-                <w:lang w:eastAsia="ru-RU"/>
-              </w:rPr>
-            </w:r>
-            <w:r>
-              <w:rPr>
-                <w:rFonts w:ascii="Calibri" w:hAnsi="Calibri" w:eastAsia="Calibri" w:cs="Calibri"/>
-                <w:b/>
-                <w:color w:val="3c4043"/>
-                <w:sz w:val="21"/>
-                <w:szCs w:val="21"/>
-                <w:lang w:eastAsia="ru-RU"/>
-              </w:rPr>
-            </w:r>
-          </w:p>
-          <w:p>
-            <w:pPr>
-              <w:spacing w:after="0" w:line="240" w:lineRule="auto"/>
-              <w:rPr>
-                <w:rFonts w:ascii="Calibri" w:hAnsi="Calibri" w:eastAsia="Calibri" w:cs="Calibri"/>
-                <w:b/>
-                <w:color w:val="3c4043"/>
-                <w:sz w:val="21"/>
-                <w:szCs w:val="21"/>
-                <w:lang w:eastAsia="ru-RU"/>
-              </w:rPr>
-            </w:pPr>
-            <w:r>
-              <w:rPr>
-                <w:rFonts w:ascii="Calibri" w:hAnsi="Calibri" w:eastAsia="Calibri" w:cs="Calibri"/>
-                <w:b/>
-                <w:color w:val="3c4043"/>
-                <w:sz w:val="21"/>
-                <w:szCs w:val="21"/>
-                <w:lang w:eastAsia="ru-RU"/>
-              </w:rPr>
-            </w:r>
-            <w:r>
-              <w:rPr>
-                <w:rFonts w:ascii="Calibri" w:hAnsi="Calibri" w:eastAsia="Calibri" w:cs="Calibri"/>
-                <w:b/>
-                <w:color w:val="3c4043"/>
-                <w:sz w:val="21"/>
-                <w:szCs w:val="21"/>
-                <w:lang w:eastAsia="ru-RU"/>
-              </w:rPr>
-            </w:r>
-          </w:p>
-          <w:p>
-            <w:pPr>
-              <w:spacing w:after="0" w:line="240" w:lineRule="auto"/>
-              <w:rPr>
-                <w:rFonts w:ascii="Calibri" w:hAnsi="Calibri" w:eastAsia="Calibri" w:cs="Calibri"/>
-                <w:b/>
-                <w:color w:val="3c4043"/>
-                <w:sz w:val="21"/>
-                <w:szCs w:val="21"/>
-                <w:lang w:eastAsia="ru-RU"/>
-              </w:rPr>
-            </w:pPr>
             <w:r>
               <w:rPr>
                 <w:rFonts w:ascii="Calibri" w:hAnsi="Calibri" w:eastAsia="Calibri" w:cs="Calibri"/>
@@ -2586,6 +3039,7 @@
         <w:rPr>
           <w:rFonts w:ascii="Calibri" w:hAnsi="Calibri" w:eastAsia="Calibri" w:cs="Calibri"/>
           <w:b/>
+          <w:bCs/>
           <w:color w:val="3c4043"/>
           <w:lang w:eastAsia="ru-RU"/>
         </w:rPr>
@@ -2612,11 +3066,116 @@
         <w:spacing w:after="0" w:line="360" w:lineRule="auto"/>
         <w:rPr>
           <w:rFonts w:ascii="Calibri" w:hAnsi="Calibri" w:eastAsia="Calibri" w:cs="Calibri"/>
+          <w:b/>
+          <w:bCs/>
+          <w:color w:val="3c4043"/>
+          <w:lang w:eastAsia="ru-RU"/>
+        </w:rPr>
+      </w:pPr>
+      <w:r>
+        <w:rPr>
+          <w:rFonts w:ascii="Calibri" w:hAnsi="Calibri" w:eastAsia="Calibri" w:cs="Calibri"/>
+          <w:b/>
+          <w:bCs/>
+          <w:color w:val="3c4043"/>
+          <w:lang w:eastAsia="ru-RU"/>
+        </w:rPr>
+      </w:r>
+      <w:r>
+        <w:rPr>
+          <w:rFonts w:ascii="Calibri" w:hAnsi="Calibri" w:eastAsia="Calibri" w:cs="Calibri"/>
+          <w:b/>
+          <w:bCs/>
+          <w:color w:val="3c4043"/>
+          <w:lang w:eastAsia="ru-RU"/>
+        </w:rPr>
+      </w:r>
+    </w:p>
+    <w:p>
+      <w:pPr>
+        <w:spacing w:after="0" w:line="360" w:lineRule="auto"/>
+        <w:rPr>
+          <w:rFonts w:ascii="Calibri" w:hAnsi="Calibri" w:eastAsia="Calibri" w:cs="Calibri"/>
+          <w:b/>
+          <w:bCs/>
+          <w:color w:val="3c4043"/>
+          <w:lang w:eastAsia="ru-RU"/>
+        </w:rPr>
+      </w:pPr>
+      <w:r>
+        <w:rPr>
+          <w:rFonts w:ascii="Calibri" w:hAnsi="Calibri" w:eastAsia="Calibri" w:cs="Calibri"/>
+          <w:b/>
+          <w:bCs/>
+          <w:color w:val="3c4043"/>
+          <w:lang w:eastAsia="ru-RU"/>
+        </w:rPr>
+      </w:r>
+      <w:r>
+        <w:rPr>
+          <w:rFonts w:ascii="Calibri" w:hAnsi="Calibri" w:eastAsia="Calibri" w:cs="Calibri"/>
+          <w:b/>
+          <w:bCs/>
+          <w:color w:val="3c4043"/>
+          <w:lang w:eastAsia="ru-RU"/>
+        </w:rPr>
+      </w:r>
+    </w:p>
+    <w:p>
+      <w:pPr>
+        <w:spacing w:after="0" w:line="360" w:lineRule="auto"/>
+        <w:rPr>
+          <w:rFonts w:ascii="Calibri" w:hAnsi="Calibri" w:eastAsia="Calibri" w:cs="Calibri"/>
+          <w:b/>
+          <w:bCs/>
+          <w:color w:val="3c4043"/>
+          <w:lang w:eastAsia="ru-RU"/>
+        </w:rPr>
+      </w:pPr>
+      <w:r>
+        <w:rPr>
+          <w:rFonts w:ascii="Calibri" w:hAnsi="Calibri" w:eastAsia="Calibri" w:cs="Calibri"/>
+          <w:b/>
+          <w:color w:val="3c4043"/>
+          <w:lang w:eastAsia="ru-RU"/>
+        </w:rPr>
+      </w:r>
+      <w:r>
+        <w:rPr>
+          <w:rFonts w:ascii="Calibri" w:hAnsi="Calibri" w:eastAsia="Calibri" w:cs="Calibri"/>
+          <w:b/>
+          <w:color w:val="3c4043"/>
+          <w:lang w:eastAsia="ru-RU"/>
+        </w:rPr>
+      </w:r>
+      <w:r>
+        <w:rPr>
+          <w:rFonts w:ascii="Calibri" w:hAnsi="Calibri" w:eastAsia="Calibri" w:cs="Calibri"/>
+          <w:b/>
+          <w:bCs/>
+          <w:color w:val="3c4043"/>
+          <w:lang w:eastAsia="ru-RU"/>
+        </w:rPr>
+      </w:r>
+    </w:p>
+    <w:p>
+      <w:pPr>
+        <w:spacing w:after="0" w:line="360" w:lineRule="auto"/>
+        <w:rPr>
+          <w:rFonts w:ascii="Calibri" w:hAnsi="Calibri" w:eastAsia="Calibri" w:cs="Calibri"/>
           <w:sz w:val="12"/>
           <w:szCs w:val="12"/>
           <w:lang w:val="en-US" w:eastAsia="ru-RU"/>
         </w:rPr>
       </w:pPr>
+      <w:r>
+        <w:rPr>
+          <w:rFonts w:ascii="Calibri" w:hAnsi="Calibri" w:eastAsia="Calibri" w:cs="Calibri"/>
+          <w:sz w:val="12"/>
+          <w:szCs w:val="12"/>
+          <w:lang w:val="en-US" w:eastAsia="ru-RU"/>
+        </w:rPr>
+      </w:r>
       <w:r>
         <w:rPr>
           <w:rFonts w:ascii="Calibri" w:hAnsi="Calibri" w:eastAsia="Calibri" w:cs="Calibri"/>
@@ -2734,6 +3293,15 @@
                 <w:lang w:val="en-US" w:eastAsia="ru-RU"/>
               </w:rPr>
             </w:r>
+            <w:r>
+              <w:rPr>
+                <w:rFonts w:ascii="Calibri" w:hAnsi="Calibri" w:eastAsia="Calibri" w:cs="Calibri"/>
+                <w:b/>
+                <w:sz w:val="24"/>
+                <w:szCs w:val="24"/>
+                <w:lang w:val="en-US" w:eastAsia="ru-RU"/>
+              </w:rPr>
+            </w:r>
           </w:p>
         </w:tc>
         <w:tc>
@@ -2756,6 +3324,12 @@
                 <w:lang w:eastAsia="ru-RU"/>
               </w:rPr>
             </w:pPr>
+            <w:r>
+              <w:rPr>
+                <w:rFonts w:ascii="Calibri" w:hAnsi="Calibri" w:eastAsia="Calibri" w:cs="Calibri"/>
+                <w:lang w:eastAsia="ru-RU"/>
+              </w:rPr>
+            </w:r>
             <w:r>
               <w:rPr>
                 <w:rFonts w:ascii="Calibri" w:hAnsi="Calibri" w:eastAsia="Calibri" w:cs="Calibri"/>
@@ -2788,52 +3362,24 @@
               <w:jc w:val="center"/>
               <w:spacing w:line="276" w:lineRule="auto"/>
               <w:rPr>
-                <w:rFonts w:ascii="Times New Roman" w:hAnsi="Times New Roman" w:cs="Times New Roman"/>
-                <w:bCs/>
-                <w:i/>
-                <w:color w:val="000000" w:themeColor="text1"/>
+                <w:strike w:val="0"/>
               </w:rPr>
             </w:pPr>
             <w:r>
               <w:rPr>
                 <w:rFonts w:ascii="Times New Roman" w:hAnsi="Times New Roman" w:eastAsia="Times New Roman" w:cs="Times New Roman"/>
-                <w:i/>
-                <w:color w:val="b7b7b7"/>
-                <w:lang w:eastAsia="ru-RU"/>
-              </w:rPr>
+                <w:strike w:val="0"/>
+                <w:sz w:val="22"/>
+                <w:szCs w:val="28"/>
+              </w:rPr>
+              <w:t xml:space="preserve">д.ф.-м.н., профессор,</w:t>
             </w:r>
             <w:r>
               <w:rPr>
                 <w:rFonts w:ascii="Times New Roman" w:hAnsi="Times New Roman" w:eastAsia="Times New Roman" w:cs="Times New Roman"/>
-                <w:i/>
-                <w:color w:val="000000" w:themeColor="text1"/>
-                <w:lang w:eastAsia="ru-RU"/>
-              </w:rPr>
-              <w:t xml:space="preserve">Федеральное государственное автономное образовательное учреждение высшего образования «Казанский (Приволжский) федеральный университет</w:t>
-            </w:r>
-            <w:r>
-              <w:rPr>
-                <w:rFonts w:ascii="Times New Roman" w:hAnsi="Times New Roman" w:eastAsia="Times New Roman" w:cs="Times New Roman"/>
-                <w:i/>
-                <w:color w:val="000000" w:themeColor="text1"/>
-                <w:lang w:eastAsia="ru-RU"/>
-              </w:rPr>
-              <w:t xml:space="preserve">»</w:t>
-            </w:r>
-            <w:r>
-              <w:rPr>
-                <w:rFonts w:ascii="Times New Roman" w:hAnsi="Times New Roman" w:eastAsia="Times New Roman" w:cs="Times New Roman"/>
-                <w:i/>
-                <w:color w:val="000000" w:themeColor="text1"/>
-                <w:lang w:eastAsia="ru-RU"/>
-              </w:rPr>
-            </w:r>
-            <w:r>
-              <w:rPr>
-                <w:rFonts w:ascii="Times New Roman" w:hAnsi="Times New Roman" w:eastAsia="Times New Roman" w:cs="Times New Roman"/>
-                <w:sz w:val="28"/>
+                <w:strike w:val="0"/>
+                <w:sz w:val="22"/>
                 <w:szCs w:val="28"/>
-                <w:lang w:eastAsia="ru-RU"/>
               </w:rPr>
             </w:r>
           </w:p>
@@ -2842,67 +3388,77 @@
               <w:jc w:val="center"/>
               <w:spacing w:line="276" w:lineRule="auto"/>
               <w:rPr>
-                <w:rFonts w:ascii="Calibri" w:hAnsi="Calibri" w:eastAsia="Calibri" w:cs="Calibri"/>
+                <w:strike w:val="0"/>
+              </w:rPr>
+            </w:pPr>
+            <w:r>
+              <w:rPr>
+                <w:rFonts w:ascii="Times New Roman" w:hAnsi="Times New Roman" w:eastAsia="Times New Roman" w:cs="Times New Roman"/>
+                <w:strike w:val="0"/>
+                <w:sz w:val="22"/>
+                <w:szCs w:val="28"/>
+              </w:rPr>
+              <w:t xml:space="preserve">кафедра математических методов в геологии  Института геологии и нефтегазовых технологий</w:t>
+            </w:r>
+            <w:r>
+              <w:rPr>
+                <w:rFonts w:ascii="Times New Roman" w:hAnsi="Times New Roman" w:eastAsia="Times New Roman" w:cs="Times New Roman"/>
+                <w:strike w:val="0"/>
+                <w:sz w:val="22"/>
+                <w:szCs w:val="28"/>
+              </w:rPr>
+            </w:r>
+          </w:p>
+          <w:p>
+            <w:pPr>
+              <w:jc w:val="center"/>
+              <w:spacing w:line="276" w:lineRule="auto"/>
+              <w:rPr>
+                <w:strike w:val="0"/>
+              </w:rPr>
+            </w:pPr>
+            <w:r>
+              <w:rPr>
+                <w:rFonts w:ascii="Times New Roman" w:hAnsi="Times New Roman" w:eastAsia="Times New Roman" w:cs="Times New Roman"/>
+                <w:strike w:val="0"/>
+                <w:sz w:val="22"/>
+                <w:szCs w:val="28"/>
+              </w:rPr>
+              <w:t xml:space="preserve">ФГАОУ ВО КФУ</w:t>
+            </w:r>
+            <w:r>
+              <w:rPr>
+                <w:rFonts w:ascii="Times New Roman" w:hAnsi="Times New Roman" w:eastAsia="Times New Roman" w:cs="Times New Roman"/>
+                <w:strike w:val="0"/>
+                <w:sz w:val="22"/>
+                <w:szCs w:val="28"/>
+              </w:rPr>
+            </w:r>
+            <w:r>
+              <w:rPr>
+                <w:rFonts w:ascii="Calibri" w:hAnsi="Calibri" w:eastAsia="Calibri" w:cs="Calibri"/>
+                <w:strike/>
                 <w:sz w:val="28"/>
                 <w:szCs w:val="28"/>
                 <w:lang w:eastAsia="ru-RU"/>
               </w:rPr>
-            </w:pPr>
+            </w:r>
+            <w:r>
+              <w:rPr>
+                <w:rFonts w:ascii="Calibri" w:hAnsi="Calibri" w:eastAsia="Calibri" w:cs="Calibri"/>
+                <w:strike w:val="0"/>
+                <w:sz w:val="28"/>
+                <w:szCs w:val="28"/>
+              </w:rPr>
+            </w:r>
             <w:r>
               <w:rPr>
                 <w:rFonts w:ascii="Times New Roman" w:hAnsi="Times New Roman" w:eastAsia="Times New Roman" w:cs="Times New Roman"/>
-                <w:i/>
-                <w:color w:val="000000" w:themeColor="text1"/>
-                <w:lang w:eastAsia="ru-RU"/>
-              </w:rPr>
-            </w:r>
-            <w:r>
-              <w:rPr>
-                <w:rFonts w:ascii="Times New Roman" w:hAnsi="Times New Roman" w:eastAsia="Times New Roman" w:cs="Times New Roman"/>
-                <w:i/>
-                <w:color w:val="000000" w:themeColor="text1"/>
-                <w:lang w:eastAsia="ru-RU"/>
-              </w:rPr>
-              <w:t xml:space="preserve">П</w:t>
-            </w:r>
-            <w:r>
-              <w:rPr>
-                <w:rFonts w:ascii="Times New Roman" w:hAnsi="Times New Roman" w:eastAsia="Times New Roman" w:cs="Times New Roman"/>
-                <w:color w:val="222222"/>
+                <w:strike w:val="0"/>
                 <w:sz w:val="22"/>
                 <w:szCs w:val="28"/>
-                <w:highlight w:val="white"/>
-                <w:u w:val="none"/>
-              </w:rPr>
-              <w:t xml:space="preserve">рофессор, д.н.,</w:t>
-            </w:r>
-            <w:r>
-              <w:rPr>
-                <w:rFonts w:ascii="Times New Roman" w:hAnsi="Times New Roman" w:eastAsia="Times New Roman" w:cs="Times New Roman"/>
-                <w:color w:val="222222"/>
-                <w:sz w:val="22"/>
-                <w:szCs w:val="28"/>
-                <w:highlight w:val="white"/>
-              </w:rPr>
-              <w:t xml:space="preserve"> </w:t>
-            </w:r>
-            <w:r>
-              <w:rPr>
-                <w:rFonts w:ascii="Times New Roman" w:hAnsi="Times New Roman" w:eastAsia="Times New Roman" w:cs="Times New Roman"/>
-                <w:sz w:val="22"/>
-                <w:szCs w:val="28"/>
-              </w:rPr>
-              <w:t xml:space="preserve">КФУ</w:t>
-            </w:r>
-            <w:r>
-              <w:rPr>
-                <w:rFonts w:ascii="Calibri" w:hAnsi="Calibri" w:eastAsia="Calibri" w:cs="Calibri"/>
-                <w:sz w:val="28"/>
-                <w:szCs w:val="28"/>
-                <w:lang w:eastAsia="ru-RU"/>
-              </w:rPr>
-            </w:r>
-            <w:r/>
+              </w:rPr>
+            </w:r>
           </w:p>
         </w:tc>
         <w:tc>
@@ -2926,6 +3482,12 @@
                 <w:lang w:eastAsia="ru-RU"/>
               </w:rPr>
             </w:pPr>
+            <w:r>
+              <w:rPr>
+                <w:rFonts w:ascii="Calibri" w:hAnsi="Calibri" w:eastAsia="Calibri" w:cs="Calibri"/>
+                <w:lang w:eastAsia="ru-RU"/>
+              </w:rPr>
+            </w:r>
             <w:r>
               <w:rPr>
                 <w:rFonts w:ascii="Calibri" w:hAnsi="Calibri" w:eastAsia="Calibri" w:cs="Calibri"/>
@@ -2980,6 +3542,14 @@
                 <w:lang w:eastAsia="ru-RU"/>
               </w:rPr>
             </w:r>
+            <w:r>
+              <w:rPr>
+                <w:rFonts w:ascii="Calibri" w:hAnsi="Calibri" w:eastAsia="Calibri" w:cs="Calibri"/>
+                <w:i/>
+                <w:color w:val="b7b7b7"/>
+                <w:lang w:eastAsia="ru-RU"/>
+              </w:rPr>
+            </w:r>
           </w:p>
           <w:p>
             <w:pPr>
@@ -3000,6 +3570,14 @@
                 <w:lang w:eastAsia="ru-RU"/>
               </w:rPr>
               <w:t xml:space="preserve">подпись / signature</w:t>
+            </w:r>
+            <w:r>
+              <w:rPr>
+                <w:rFonts w:ascii="Calibri" w:hAnsi="Calibri" w:eastAsia="Calibri" w:cs="Calibri"/>
+                <w:i/>
+                <w:color w:val="b7b7b7"/>
+                <w:lang w:eastAsia="ru-RU"/>
+              </w:rPr>
             </w:r>
             <w:r>
               <w:rPr>
@@ -3050,6 +3628,14 @@
                 <w:lang w:eastAsia="ru-RU"/>
               </w:rPr>
             </w:r>
+            <w:r>
+              <w:rPr>
+                <w:rFonts w:ascii="Calibri" w:hAnsi="Calibri" w:eastAsia="Calibri" w:cs="Calibri"/>
+                <w:sz w:val="26"/>
+                <w:szCs w:val="26"/>
+                <w:lang w:eastAsia="ru-RU"/>
+              </w:rPr>
+            </w:r>
           </w:p>
         </w:tc>
         <w:tc>
@@ -3070,14 +3656,15 @@
               <w:rPr>
                 <w:rFonts w:ascii="Calibri" w:hAnsi="Calibri" w:eastAsia="Calibri" w:cs="Calibri"/>
                 <w:b/>
+                <w:strike w:val="0"/>
                 <w:color w:val="b7b7b7"/>
-                <w:lang w:eastAsia="ru-RU"/>
               </w:rPr>
             </w:pPr>
             <w:r>
               <w:rPr>
                 <w:rFonts w:ascii="Calibri" w:hAnsi="Calibri" w:eastAsia="Calibri" w:cs="Calibri"/>
                 <w:i/>
+                <w:strike/>
                 <w:color w:val="b7b7b7"/>
                 <w:lang w:eastAsia="ru-RU"/>
               </w:rPr>
@@ -3087,32 +3674,97 @@
                 <w:rFonts w:ascii="Times New Roman" w:hAnsi="Times New Roman" w:eastAsia="Times New Roman" w:cs="Times New Roman"/>
                 <w:b/>
                 <w:bCs/>
+                <w:strike/>
                 <w:color w:val="000000"/>
                 <w:sz w:val="28"/>
                 <w:szCs w:val="28"/>
                 <w:highlight w:val="white"/>
                 <w:u w:val="none"/>
               </w:rPr>
-              <w:t xml:space="preserve">Конюхов Владимир Михайлович</w:t>
             </w:r>
             <w:r>
               <w:rPr>
                 <w:rFonts w:ascii="Times New Roman" w:hAnsi="Times New Roman" w:eastAsia="Times New Roman" w:cs="Times New Roman"/>
                 <w:b/>
                 <w:bCs/>
-                <w:i/>
-                <w:color w:val="b7b7b7"/>
+                <w:strike w:val="0"/>
+                <w:color w:val="000000"/>
                 <w:sz w:val="28"/>
                 <w:szCs w:val="28"/>
-                <w:lang w:eastAsia="ru-RU"/>
-              </w:rPr>
-            </w:r>
-            <w:r>
-              <w:rPr>
-                <w:rFonts w:ascii="Calibri" w:hAnsi="Calibri" w:eastAsia="Calibri" w:cs="Calibri"/>
+                <w:highlight w:val="white"/>
+                <w:u w:val="none"/>
+              </w:rPr>
+              <w:t xml:space="preserve">Храмченков Максим Георгиевич</w:t>
+            </w:r>
+            <w:r>
+              <w:rPr>
+                <w:rFonts w:ascii="Times New Roman" w:hAnsi="Times New Roman" w:eastAsia="Times New Roman" w:cs="Times New Roman"/>
                 <w:b/>
+                <w:bCs/>
+                <w:strike/>
+                <w:color w:val="000000"/>
+                <w:sz w:val="28"/>
+                <w:szCs w:val="28"/>
+                <w:highlight w:val="white"/>
+                <w:u w:val="none"/>
+              </w:rPr>
+            </w:r>
+            <w:r>
+              <w:rPr>
+                <w:rFonts w:ascii="Times New Roman" w:hAnsi="Times New Roman" w:eastAsia="Times New Roman" w:cs="Times New Roman"/>
+                <w:b/>
+                <w:bCs/>
+                <w:strike/>
+                <w:color w:val="000000"/>
+                <w:sz w:val="28"/>
+                <w:szCs w:val="28"/>
+                <w:highlight w:val="white"/>
+                <w:u w:val="none"/>
+              </w:rPr>
+              <w:br/>
+            </w:r>
+            <w:r>
+              <w:rPr>
+                <w:rFonts w:ascii="Times New Roman" w:hAnsi="Times New Roman" w:eastAsia="Times New Roman" w:cs="Times New Roman"/>
+                <w:b/>
+                <w:bCs/>
+                <w:strike/>
+                <w:color w:val="000000"/>
+                <w:sz w:val="28"/>
+                <w:szCs w:val="28"/>
+                <w:highlight w:val="white"/>
+                <w:u w:val="none"/>
+              </w:rPr>
+              <w:br/>
+            </w:r>
+            <w:r>
+              <w:rPr>
+                <w:rFonts w:ascii="Times New Roman" w:hAnsi="Times New Roman" w:eastAsia="Times New Roman" w:cs="Times New Roman"/>
+                <w:b/>
+                <w:bCs/>
+                <w:strike w:val="0"/>
+                <w:color w:val="000000"/>
+                <w:sz w:val="28"/>
+                <w:szCs w:val="28"/>
+                <w:highlight w:val="white"/>
+                <w:u w:val="none"/>
+              </w:rPr>
+            </w:r>
+            <w:r>
+              <w:rPr>
+                <w:rFonts w:ascii="Calibri" w:hAnsi="Calibri" w:eastAsia="Calibri" w:cs="Calibri"/>
+                <w:b/>
+                <w:strike/>
                 <w:color w:val="b7b7b7"/>
                 <w:lang w:eastAsia="ru-RU"/>
+              </w:rPr>
+            </w:r>
+            <w:r>
+              <w:rPr>
+                <w:rFonts w:ascii="Calibri" w:hAnsi="Calibri" w:eastAsia="Calibri" w:cs="Calibri"/>
+                <w:b/>
+                <w:strike w:val="0"/>
+                <w:color w:val="b7b7b7"/>
               </w:rPr>
             </w:r>
           </w:p>
@@ -3164,6 +3816,15 @@
                 <w:lang w:eastAsia="ru-RU"/>
               </w:rPr>
             </w:r>
+            <w:r>
+              <w:rPr>
+                <w:rFonts w:ascii="Calibri" w:hAnsi="Calibri" w:eastAsia="Calibri" w:cs="Calibri"/>
+                <w:b/>
+                <w:sz w:val="24"/>
+                <w:szCs w:val="24"/>
+                <w:lang w:eastAsia="ru-RU"/>
+              </w:rPr>
+            </w:r>
           </w:p>
         </w:tc>
         <w:tc>
@@ -3186,6 +3847,12 @@
                 <w:lang w:eastAsia="ru-RU"/>
               </w:rPr>
             </w:pPr>
+            <w:r>
+              <w:rPr>
+                <w:rFonts w:ascii="Calibri" w:hAnsi="Calibri" w:eastAsia="Calibri" w:cs="Calibri"/>
+                <w:lang w:eastAsia="ru-RU"/>
+              </w:rPr>
+            </w:r>
             <w:r>
               <w:rPr>
                 <w:rFonts w:ascii="Calibri" w:hAnsi="Calibri" w:eastAsia="Calibri" w:cs="Calibri"/>
@@ -3219,84 +3886,18 @@
               <w:spacing w:line="276" w:lineRule="auto"/>
               <w:rPr>
                 <w:rFonts w:ascii="Times New Roman" w:hAnsi="Times New Roman" w:cs="Times New Roman"/>
-                <w:color w:val="000000" w:themeColor="text1"/>
               </w:rPr>
             </w:pPr>
             <w:r>
               <w:rPr>
-                <w:rFonts w:ascii="Times New Roman" w:hAnsi="Times New Roman" w:eastAsia="Times New Roman" w:cs="Times New Roman"/>
-                <w:i/>
-                <w:color w:val="000000" w:themeColor="text1"/>
-                <w:lang w:val="en-US" w:eastAsia="ru-RU"/>
-              </w:rPr>
-              <w:t xml:space="preserve">Federal State Autonomous Educational Institution of Higher Education </w:t>
-            </w:r>
-            <w:r>
-              <w:rPr>
-                <w:rFonts w:ascii="Times New Roman" w:hAnsi="Times New Roman" w:eastAsia="Times New Roman" w:cs="Times New Roman"/>
-                <w:i/>
-                <w:color w:val="000000" w:themeColor="text1"/>
-                <w:lang w:eastAsia="ru-RU"/>
-              </w:rPr>
-              <w:t xml:space="preserve">«</w:t>
-            </w:r>
-            <w:r>
-              <w:rPr>
-                <w:rFonts w:ascii="Times New Roman" w:hAnsi="Times New Roman" w:eastAsia="Times New Roman" w:cs="Times New Roman"/>
-                <w:i/>
-                <w:color w:val="000000" w:themeColor="text1"/>
-                <w:lang w:val="en-US" w:eastAsia="ru-RU"/>
-              </w:rPr>
-              <w:t xml:space="preserve">Kazan (Volga Region) Federal University</w:t>
-            </w:r>
-            <w:r>
-              <w:rPr>
-                <w:rFonts w:ascii="Times New Roman" w:hAnsi="Times New Roman" w:eastAsia="Times New Roman" w:cs="Times New Roman"/>
-                <w:i/>
-                <w:color w:val="000000" w:themeColor="text1"/>
-                <w:lang w:eastAsia="ru-RU"/>
-              </w:rPr>
-              <w:t xml:space="preserve">»</w:t>
-            </w:r>
-            <w:r>
-              <w:rPr>
-                <w:rFonts w:ascii="Times New Roman" w:hAnsi="Times New Roman" w:eastAsia="Times New Roman" w:cs="Times New Roman"/>
-                <w:i/>
-                <w:color w:val="000000" w:themeColor="text1"/>
-                <w:lang w:val="en-US" w:eastAsia="ru-RU"/>
-              </w:rPr>
-            </w:r>
-            <w:r>
-              <w:rPr>
-                <w:rFonts w:ascii="Times New Roman" w:hAnsi="Times New Roman" w:eastAsia="Times New Roman" w:cs="Times New Roman"/>
-                <w:color w:val="000000" w:themeColor="text1"/>
-              </w:rPr>
-            </w:r>
-          </w:p>
-          <w:p>
-            <w:pPr>
-              <w:jc w:val="center"/>
-              <w:spacing w:line="276" w:lineRule="auto"/>
-              <w:rPr>
                 <w:rFonts w:ascii="Times New Roman" w:hAnsi="Times New Roman" w:cs="Times New Roman"/>
               </w:rPr>
-            </w:pPr>
-            <w:r>
-              <w:rPr>
-                <w:rFonts w:ascii="Times New Roman" w:hAnsi="Times New Roman" w:eastAsia="Times New Roman" w:cs="Times New Roman"/>
-                <w:i/>
-                <w:color w:val="000000" w:themeColor="text1"/>
-                <w:lang w:val="en-US" w:eastAsia="ru-RU"/>
-              </w:rPr>
-              <w:t xml:space="preserve">Professor, Doctor of Sciences, KFU</w:t>
-            </w:r>
-            <w:r>
-              <w:rPr>
-                <w:rFonts w:ascii="Times New Roman" w:hAnsi="Times New Roman" w:eastAsia="Times New Roman" w:cs="Times New Roman"/>
-                <w:i/>
-                <w:color w:val="b7b7b7"/>
-                <w:lang w:val="en-US" w:eastAsia="ru-RU"/>
-              </w:rPr>
+            </w:r>
+            <w:r>
+              <w:rPr>
+                <w:rFonts w:ascii="Times New Roman" w:hAnsi="Times New Roman" w:cs="Times New Roman"/>
+              </w:rPr>
+              <w:t xml:space="preserve">Dr.Sci., Full Professor, Department of Mathematical Methods in Geology, Institute of Geology and Oil and Gas Technologies, Kazan Federal University</w:t>
             </w:r>
             <w:r>
               <w:rPr>
@@ -3338,6 +3939,12 @@
                 <w:lang w:eastAsia="ru-RU"/>
               </w:rPr>
             </w:r>
+            <w:r>
+              <w:rPr>
+                <w:rFonts w:ascii="Calibri" w:hAnsi="Calibri" w:eastAsia="Calibri" w:cs="Calibri"/>
+                <w:lang w:eastAsia="ru-RU"/>
+              </w:rPr>
+            </w:r>
           </w:p>
         </w:tc>
         <w:tc>
@@ -3360,6 +3967,12 @@
                 <w:lang w:eastAsia="ru-RU"/>
               </w:rPr>
             </w:pPr>
+            <w:r>
+              <w:rPr>
+                <w:rFonts w:ascii="Calibri" w:hAnsi="Calibri" w:eastAsia="Calibri" w:cs="Calibri"/>
+                <w:lang w:eastAsia="ru-RU"/>
+              </w:rPr>
+            </w:r>
             <w:r>
               <w:rPr>
                 <w:rFonts w:ascii="Calibri" w:hAnsi="Calibri" w:eastAsia="Calibri" w:cs="Calibri"/>
@@ -3413,6 +4026,14 @@
                 <w:lang w:eastAsia="ru-RU"/>
               </w:rPr>
             </w:r>
+            <w:r>
+              <w:rPr>
+                <w:rFonts w:ascii="Calibri" w:hAnsi="Calibri" w:eastAsia="Calibri" w:cs="Calibri"/>
+                <w:sz w:val="26"/>
+                <w:szCs w:val="26"/>
+                <w:lang w:eastAsia="ru-RU"/>
+              </w:rPr>
+            </w:r>
           </w:p>
         </w:tc>
         <w:tc>
@@ -3458,7 +4079,20 @@
                 <w:szCs w:val="28"/>
                 <w:lang w:eastAsia="ru-RU"/>
               </w:rPr>
-              <w:t xml:space="preserve">Vladimir Konyukhov</w:t>
+            </w:r>
+            <w:r>
+              <w:rPr>
+                <w:rFonts w:ascii="Times New Roman" w:hAnsi="Times New Roman" w:eastAsia="Times New Roman" w:cs="Times New Roman"/>
+                <w:b/>
+                <w:bCs/>
+                <w:i w:val="0"/>
+                <w:iCs w:val="0"/>
+                <w:color w:val="000000" w:themeColor="text1"/>
+                <w:sz w:val="28"/>
+                <w:szCs w:val="28"/>
+                <w:lang w:eastAsia="ru-RU"/>
+              </w:rPr>
+              <w:t xml:space="preserve">Maxim G. Khramchenkov</w:t>
             </w:r>
             <w:r>
               <w:rPr>
@@ -3497,6 +4131,16 @@
           <w:lang w:eastAsia="ru-RU"/>
         </w:rPr>
       </w:pPr>
+      <w:r>
+        <w:rPr>
+          <w:rFonts w:ascii="Calibri" w:hAnsi="Calibri" w:eastAsia="Calibri" w:cs="Calibri"/>
+          <w:b/>
+          <w:color w:val="3c4043"/>
+          <w:sz w:val="21"/>
+          <w:szCs w:val="21"/>
+          <w:lang w:eastAsia="ru-RU"/>
+        </w:rPr>
+      </w:r>
       <w:r>
         <w:rPr>
           <w:rFonts w:ascii="Calibri" w:hAnsi="Calibri" w:eastAsia="Calibri" w:cs="Calibri"/>
@@ -3637,6 +4281,15 @@
                 <w:lang w:val="en-US" w:eastAsia="ru-RU"/>
               </w:rPr>
             </w:r>
+            <w:r>
+              <w:rPr>
+                <w:rFonts w:eastAsia="Calibri" w:cstheme="minorHAnsi"/>
+                <w:b/>
+                <w:sz w:val="24"/>
+                <w:szCs w:val="24"/>
+                <w:lang w:val="en-US" w:eastAsia="ru-RU"/>
+              </w:rPr>
+            </w:r>
           </w:p>
           <w:p>
             <w:pPr>
@@ -3658,6 +4311,15 @@
                 <w:lang w:val="en-US" w:eastAsia="ru-RU"/>
               </w:rPr>
               <w:t xml:space="preserve">Acknowledged by (Student)</w:t>
+            </w:r>
+            <w:r>
+              <w:rPr>
+                <w:rFonts w:ascii="Calibri" w:hAnsi="Calibri" w:eastAsia="Calibri" w:cs="Calibri"/>
+                <w:b/>
+                <w:sz w:val="24"/>
+                <w:szCs w:val="24"/>
+                <w:lang w:val="en-US" w:eastAsia="ru-RU"/>
+              </w:rPr>
             </w:r>
             <w:r>
               <w:rPr>
@@ -3689,6 +4351,12 @@
                 <w:lang w:val="en-US" w:eastAsia="ru-RU"/>
               </w:rPr>
             </w:pPr>
+            <w:r>
+              <w:rPr>
+                <w:rFonts w:ascii="Calibri" w:hAnsi="Calibri" w:eastAsia="Calibri" w:cs="Calibri"/>
+                <w:lang w:val="en-US" w:eastAsia="ru-RU"/>
+              </w:rPr>
+            </w:r>
             <w:r>
               <w:rPr>
                 <w:rFonts w:ascii="Calibri" w:hAnsi="Calibri" w:eastAsia="Calibri" w:cs="Calibri"/>
@@ -3743,6 +4411,14 @@
                 <w:lang w:val="en-US" w:eastAsia="ru-RU"/>
               </w:rPr>
             </w:r>
+            <w:r>
+              <w:rPr>
+                <w:rFonts w:ascii="Calibri" w:hAnsi="Calibri" w:eastAsia="Calibri" w:cs="Calibri"/>
+                <w:i/>
+                <w:color w:val="b7b7b7"/>
+                <w:lang w:val="en-US" w:eastAsia="ru-RU"/>
+              </w:rPr>
+            </w:r>
           </w:p>
           <w:p>
             <w:pPr>
@@ -3771,6 +4447,14 @@
                 <w:lang w:val="en-US" w:eastAsia="ru-RU"/>
               </w:rPr>
             </w:r>
+            <w:r>
+              <w:rPr>
+                <w:rFonts w:ascii="Calibri" w:hAnsi="Calibri" w:eastAsia="Calibri" w:cs="Calibri"/>
+                <w:i/>
+                <w:color w:val="b7b7b7"/>
+                <w:lang w:val="en-US" w:eastAsia="ru-RU"/>
+              </w:rPr>
+            </w:r>
           </w:p>
           <w:p>
             <w:pPr>
@@ -3791,6 +4475,14 @@
                 <w:lang w:eastAsia="ru-RU"/>
               </w:rPr>
               <w:t xml:space="preserve">подпись / signature</w:t>
+            </w:r>
+            <w:r>
+              <w:rPr>
+                <w:rFonts w:ascii="Calibri" w:hAnsi="Calibri" w:eastAsia="Calibri" w:cs="Calibri"/>
+                <w:i/>
+                <w:color w:val="b7b7b7"/>
+                <w:lang w:eastAsia="ru-RU"/>
+              </w:rPr>
             </w:r>
             <w:r>
               <w:rPr>
@@ -3837,6 +4529,12 @@
                 <w:lang w:eastAsia="ru-RU"/>
               </w:rPr>
             </w:r>
+            <w:r>
+              <w:rPr>
+                <w:rFonts w:ascii="Calibri" w:hAnsi="Calibri" w:eastAsia="Calibri" w:cs="Calibri"/>
+                <w:lang w:eastAsia="ru-RU"/>
+              </w:rPr>
+            </w:r>
           </w:p>
         </w:tc>
         <w:tc>
@@ -3879,11 +4577,10 @@
               </w:rPr>
               <w:t xml:space="preserve">Лузинсан Анастасия</w:t>
             </w:r>
-            <w:r/>
-            <w:r>
-              <w:rPr>
-                <w:rFonts w:ascii="Calibri" w:hAnsi="Calibri" w:eastAsia="Calibri" w:cs="Calibri"/>
-                <w:i/>
+            <w:r>
+              <w:rPr>
+                <w:rFonts w:ascii="Calibri" w:hAnsi="Calibri" w:eastAsia="Calibri" w:cs="Calibri"/>
+                <w:b/>
                 <w:color w:val="b7b7b7"/>
                 <w:lang w:eastAsia="ru-RU"/>
               </w:rPr>
@@ -3946,6 +4643,15 @@
                 <w:lang w:val="en-US" w:eastAsia="ru-RU"/>
               </w:rPr>
             </w:r>
+            <w:r>
+              <w:rPr>
+                <w:rFonts w:ascii="Calibri" w:hAnsi="Calibri" w:eastAsia="Calibri" w:cs="Calibri"/>
+                <w:b/>
+                <w:sz w:val="24"/>
+                <w:szCs w:val="24"/>
+                <w:lang w:val="en-US" w:eastAsia="ru-RU"/>
+              </w:rPr>
+            </w:r>
           </w:p>
         </w:tc>
         <w:tc>
@@ -3967,6 +4673,12 @@
                 <w:lang w:val="en-US" w:eastAsia="ru-RU"/>
               </w:rPr>
             </w:pPr>
+            <w:r>
+              <w:rPr>
+                <w:rFonts w:ascii="Calibri" w:hAnsi="Calibri" w:eastAsia="Calibri" w:cs="Calibri"/>
+                <w:lang w:val="en-US" w:eastAsia="ru-RU"/>
+              </w:rPr>
+            </w:r>
             <w:r>
               <w:rPr>
                 <w:rFonts w:ascii="Calibri" w:hAnsi="Calibri" w:eastAsia="Calibri" w:cs="Calibri"/>
@@ -4003,6 +4715,12 @@
                 <w:lang w:val="en-US" w:eastAsia="ru-RU"/>
               </w:rPr>
             </w:pPr>
+            <w:r>
+              <w:rPr>
+                <w:rFonts w:ascii="Calibri" w:hAnsi="Calibri" w:eastAsia="Calibri" w:cs="Calibri"/>
+                <w:lang w:val="en-US" w:eastAsia="ru-RU"/>
+              </w:rPr>
+            </w:r>
             <w:r>
               <w:rPr>
                 <w:rFonts w:ascii="Calibri" w:hAnsi="Calibri" w:eastAsia="Calibri" w:cs="Calibri"/>
@@ -4052,6 +4770,12 @@
                 <w:lang w:val="en-US" w:eastAsia="ru-RU"/>
               </w:rPr>
             </w:r>
+            <w:r>
+              <w:rPr>
+                <w:rFonts w:ascii="Calibri" w:hAnsi="Calibri" w:eastAsia="Calibri" w:cs="Calibri"/>
+                <w:lang w:val="en-US" w:eastAsia="ru-RU"/>
+              </w:rPr>
+            </w:r>
           </w:p>
         </w:tc>
         <w:tc>
@@ -4093,15 +4817,6 @@
                 <w:lang w:val="en-US"/>
               </w:rPr>
               <w:t xml:space="preserve">Luzinsan Anastassiya</w:t>
-            </w:r>
-            <w:r/>
-            <w:r>
-              <w:rPr>
-                <w:rFonts w:ascii="Calibri" w:hAnsi="Calibri" w:eastAsia="Calibri" w:cs="Calibri"/>
-                <w:i/>
-                <w:color w:val="b7b7b7"/>
-                <w:lang w:val="en-US" w:eastAsia="ru-RU"/>
-              </w:rPr>
             </w:r>
             <w:r>
               <w:rPr>
@@ -4158,31 +4873,6 @@
           <w:lang w:val="en-US" w:eastAsia="ru-RU"/>
         </w:rPr>
       </w:r>
-    </w:p>
-    <w:p>
-      <w:pPr>
-        <w:spacing w:after="0" w:line="360" w:lineRule="auto"/>
-        <w:rPr>
-          <w:rFonts w:ascii="Calibri" w:hAnsi="Calibri" w:eastAsia="Calibri" w:cs="Calibri"/>
-          <w:b/>
-          <w:color w:val="3c4043"/>
-          <w:sz w:val="21"/>
-          <w:szCs w:val="21"/>
-          <w:highlight w:val="yellow"/>
-          <w:lang w:val="en-US" w:eastAsia="ru-RU"/>
-        </w:rPr>
-      </w:pPr>
-      <w:r>
-        <w:rPr>
-          <w:rFonts w:ascii="Calibri" w:hAnsi="Calibri" w:eastAsia="Calibri" w:cs="Calibri"/>
-          <w:b/>
-          <w:color w:val="3c4043"/>
-          <w:sz w:val="21"/>
-          <w:szCs w:val="21"/>
-          <w:highlight w:val="yellow"/>
-          <w:lang w:val="en-US" w:eastAsia="ru-RU"/>
-        </w:rPr>
-      </w:r>
       <w:r>
         <w:rPr>
           <w:rFonts w:ascii="Calibri" w:hAnsi="Calibri" w:eastAsia="Calibri" w:cs="Calibri"/>
@@ -4196,953 +4886,8 @@
       </w:r>
     </w:p>
     <w:p>
-      <w:pPr>
-        <w:spacing w:after="0" w:line="360" w:lineRule="auto"/>
-        <w:rPr>
-          <w:rFonts w:ascii="Calibri" w:hAnsi="Calibri" w:eastAsia="Calibri" w:cs="Calibri"/>
-          <w:b/>
-          <w:color w:val="3c4043"/>
-          <w:sz w:val="21"/>
-          <w:szCs w:val="21"/>
-          <w:lang w:val="en-US" w:eastAsia="ru-RU"/>
-        </w:rPr>
-        <w:sectPr>
-          <w:footnotePr/>
-          <w:endnotePr>
-            <w:numRestart w:val="eachSect"/>
-          </w:endnotePr>
-          <w:type w:val="nextPage"/>
-          <w:pgSz w:w="11906" w:h="16838" w:orient="portrait"/>
-          <w:pgMar w:top="1134" w:right="567" w:bottom="567" w:left="1701" w:header="709" w:footer="709" w:gutter="0"/>
-          <w:pgNumType w:start="1"/>
-          <w:cols w:num="1" w:sep="0" w:space="708" w:equalWidth="1"/>
-          <w:docGrid w:linePitch="360"/>
-        </w:sectPr>
-      </w:pPr>
-      <w:r>
-        <w:rPr>
-          <w:rFonts w:ascii="Calibri" w:hAnsi="Calibri" w:eastAsia="Calibri" w:cs="Calibri"/>
-          <w:b/>
-          <w:color w:val="3c4043"/>
-          <w:sz w:val="21"/>
-          <w:szCs w:val="21"/>
-          <w:lang w:val="en-US" w:eastAsia="ru-RU"/>
-        </w:rPr>
-      </w:r>
-      <w:r>
-        <w:rPr>
-          <w:rFonts w:ascii="Calibri" w:hAnsi="Calibri" w:eastAsia="Calibri" w:cs="Calibri"/>
-          <w:b/>
-          <w:color w:val="3c4043"/>
-          <w:sz w:val="21"/>
-          <w:szCs w:val="21"/>
-          <w:lang w:val="en-US" w:eastAsia="ru-RU"/>
-        </w:rPr>
-      </w:r>
-    </w:p>
-    <w:p>
-      <w:pPr>
-        <w:pStyle w:val="626"/>
-        <w:jc w:val="both"/>
-        <w:rPr>
-          <w:rFonts w:asciiTheme="minorHAnsi" w:hAnsiTheme="minorHAnsi" w:cstheme="minorHAnsi"/>
-        </w:rPr>
-      </w:pPr>
-      <w:r>
-        <w:rPr>
-          <w:rFonts w:asciiTheme="minorHAnsi" w:hAnsiTheme="minorHAnsi" w:cstheme="minorHAnsi"/>
-          <w:vertAlign w:val="superscript"/>
-        </w:rPr>
-        <w:t xml:space="preserve">*</w:t>
-      </w:r>
-      <w:r>
-        <w:rPr>
-          <w:rFonts w:asciiTheme="minorHAnsi" w:hAnsiTheme="minorHAnsi" w:cstheme="minorHAnsi"/>
-        </w:rPr>
-        <w:t xml:space="preserve"> Рецензент указывает в произвольной форме:</w:t>
-      </w:r>
-      <w:r>
-        <w:rPr>
-          <w:rFonts w:asciiTheme="minorHAnsi" w:hAnsiTheme="minorHAnsi" w:cstheme="minorHAnsi"/>
-        </w:rPr>
-      </w:r>
-    </w:p>
-    <w:p>
-      <w:pPr>
-        <w:pStyle w:val="626"/>
-        <w:jc w:val="both"/>
-        <w:rPr>
-          <w:rFonts w:asciiTheme="minorHAnsi" w:hAnsiTheme="minorHAnsi" w:cstheme="minorHAnsi"/>
-        </w:rPr>
-      </w:pPr>
-      <w:r>
-        <w:rPr>
-          <w:rFonts w:asciiTheme="minorHAnsi" w:hAnsiTheme="minorHAnsi" w:cstheme="minorHAnsi"/>
-        </w:rPr>
-      </w:r>
-      <w:r>
-        <w:rPr>
-          <w:rFonts w:asciiTheme="minorHAnsi" w:hAnsiTheme="minorHAnsi" w:cstheme="minorHAnsi"/>
-        </w:rPr>
-      </w:r>
-    </w:p>
-    <w:p>
-      <w:pPr>
-        <w:pStyle w:val="626"/>
-        <w:numPr>
-          <w:ilvl w:val="0"/>
-          <w:numId w:val="1"/>
-        </w:numPr>
-        <w:jc w:val="both"/>
-        <w:rPr>
-          <w:rFonts w:asciiTheme="minorHAnsi" w:hAnsiTheme="minorHAnsi" w:cstheme="minorHAnsi"/>
-        </w:rPr>
-      </w:pPr>
-      <w:r>
-        <w:rPr>
-          <w:rFonts w:asciiTheme="minorHAnsi" w:hAnsiTheme="minorHAnsi" w:cstheme="minorHAnsi"/>
-        </w:rPr>
-        <w:t xml:space="preserve">соответствует ли тема ВКР направлению подготовки, области, объектам, видам и задачам профессиональной деятельности;</w:t>
-      </w:r>
-      <w:r>
-        <w:rPr>
-          <w:rFonts w:asciiTheme="minorHAnsi" w:hAnsiTheme="minorHAnsi" w:cstheme="minorHAnsi"/>
-        </w:rPr>
-      </w:r>
-    </w:p>
-    <w:p>
-      <w:pPr>
-        <w:pStyle w:val="626"/>
-        <w:numPr>
-          <w:ilvl w:val="0"/>
-          <w:numId w:val="1"/>
-        </w:numPr>
-        <w:jc w:val="both"/>
-        <w:rPr>
-          <w:rFonts w:asciiTheme="minorHAnsi" w:hAnsiTheme="minorHAnsi" w:cstheme="minorHAnsi"/>
-        </w:rPr>
-      </w:pPr>
-      <w:r>
-        <w:rPr>
-          <w:rFonts w:asciiTheme="minorHAnsi" w:hAnsiTheme="minorHAnsi" w:cstheme="minorHAnsi"/>
-        </w:rPr>
-        <w:t xml:space="preserve">является ли тема ВКР актуальной, соответствует ли современному состоянию и перспективам развития науки, техники и технологиям;</w:t>
-      </w:r>
-      <w:r>
-        <w:rPr>
-          <w:rFonts w:asciiTheme="minorHAnsi" w:hAnsiTheme="minorHAnsi" w:cstheme="minorHAnsi"/>
-        </w:rPr>
-      </w:r>
-    </w:p>
-    <w:p>
-      <w:pPr>
-        <w:pStyle w:val="626"/>
-        <w:numPr>
-          <w:ilvl w:val="0"/>
-          <w:numId w:val="1"/>
-        </w:numPr>
-        <w:jc w:val="both"/>
-        <w:rPr>
-          <w:rFonts w:asciiTheme="minorHAnsi" w:hAnsiTheme="minorHAnsi" w:cstheme="minorHAnsi"/>
-        </w:rPr>
-      </w:pPr>
-      <w:r>
-        <w:rPr>
-          <w:rFonts w:asciiTheme="minorHAnsi" w:hAnsiTheme="minorHAnsi" w:cstheme="minorHAnsi"/>
-        </w:rPr>
-        <w:t xml:space="preserve">насколько освещена данная тема ВКР в монографиях, статьях, научных докладах и т.д.;</w:t>
-      </w:r>
-      <w:r>
-        <w:rPr>
-          <w:rFonts w:asciiTheme="minorHAnsi" w:hAnsiTheme="minorHAnsi" w:cstheme="minorHAnsi"/>
-        </w:rPr>
-      </w:r>
-    </w:p>
-    <w:p>
-      <w:pPr>
-        <w:pStyle w:val="626"/>
-        <w:numPr>
-          <w:ilvl w:val="0"/>
-          <w:numId w:val="1"/>
-        </w:numPr>
-        <w:jc w:val="both"/>
-        <w:rPr>
-          <w:rFonts w:asciiTheme="minorHAnsi" w:hAnsiTheme="minorHAnsi" w:cstheme="minorHAnsi"/>
-        </w:rPr>
-      </w:pPr>
-      <w:r>
-        <w:rPr>
-          <w:rFonts w:asciiTheme="minorHAnsi" w:hAnsiTheme="minorHAnsi" w:cstheme="minorHAnsi"/>
-        </w:rPr>
-        <w:t xml:space="preserve">учитывает ли тема ВКР интересы и потребности индустрии;</w:t>
-      </w:r>
-      <w:r>
-        <w:rPr>
-          <w:rFonts w:asciiTheme="minorHAnsi" w:hAnsiTheme="minorHAnsi" w:cstheme="minorHAnsi"/>
-        </w:rPr>
-      </w:r>
-    </w:p>
-    <w:p>
-      <w:pPr>
-        <w:pStyle w:val="626"/>
-        <w:numPr>
-          <w:ilvl w:val="0"/>
-          <w:numId w:val="1"/>
-        </w:numPr>
-        <w:jc w:val="both"/>
-        <w:rPr>
-          <w:rFonts w:asciiTheme="minorHAnsi" w:hAnsiTheme="minorHAnsi" w:cstheme="minorHAnsi"/>
-        </w:rPr>
-      </w:pPr>
-      <w:r>
-        <w:rPr>
-          <w:rFonts w:asciiTheme="minorHAnsi" w:hAnsiTheme="minorHAnsi" w:cstheme="minorHAnsi"/>
-        </w:rPr>
-        <w:t xml:space="preserve">четко ли поставлены цели/задачи работы, насколько соответствует их уровень теме ВКР;</w:t>
-      </w:r>
-      <w:r>
-        <w:rPr>
-          <w:rFonts w:asciiTheme="minorHAnsi" w:hAnsiTheme="minorHAnsi" w:cstheme="minorHAnsi"/>
-        </w:rPr>
-      </w:r>
-    </w:p>
-    <w:p>
-      <w:pPr>
-        <w:pStyle w:val="626"/>
-        <w:numPr>
-          <w:ilvl w:val="0"/>
-          <w:numId w:val="1"/>
-        </w:numPr>
-        <w:jc w:val="both"/>
-        <w:rPr>
-          <w:rFonts w:asciiTheme="minorHAnsi" w:hAnsiTheme="minorHAnsi" w:cstheme="minorHAnsi"/>
-        </w:rPr>
-      </w:pPr>
-      <w:r>
-        <w:rPr>
-          <w:rFonts w:asciiTheme="minorHAnsi" w:hAnsiTheme="minorHAnsi" w:cstheme="minorHAnsi"/>
-        </w:rPr>
-        <w:t xml:space="preserve">какие методы, техники и методики использовались во время работы над темой ВКР;</w:t>
-      </w:r>
-      <w:r>
-        <w:rPr>
-          <w:rFonts w:asciiTheme="minorHAnsi" w:hAnsiTheme="minorHAnsi" w:cstheme="minorHAnsi"/>
-        </w:rPr>
-      </w:r>
-    </w:p>
-    <w:p>
-      <w:pPr>
-        <w:pStyle w:val="626"/>
-        <w:numPr>
-          <w:ilvl w:val="0"/>
-          <w:numId w:val="1"/>
-        </w:numPr>
-        <w:jc w:val="both"/>
-        <w:rPr>
-          <w:rFonts w:asciiTheme="minorHAnsi" w:hAnsiTheme="minorHAnsi" w:cstheme="minorHAnsi"/>
-        </w:rPr>
-      </w:pPr>
-      <w:r>
-        <w:rPr>
-          <w:rFonts w:asciiTheme="minorHAnsi" w:hAnsiTheme="minorHAnsi" w:cstheme="minorHAnsi"/>
-        </w:rPr>
-        <w:t xml:space="preserve">основывается ли тема ВКР на практической работе обучающегося;</w:t>
-      </w:r>
-      <w:r>
-        <w:rPr>
-          <w:rFonts w:asciiTheme="minorHAnsi" w:hAnsiTheme="minorHAnsi" w:cstheme="minorHAnsi"/>
-        </w:rPr>
-      </w:r>
-    </w:p>
-    <w:p>
-      <w:pPr>
-        <w:pStyle w:val="626"/>
-        <w:numPr>
-          <w:ilvl w:val="0"/>
-          <w:numId w:val="1"/>
-        </w:numPr>
-        <w:jc w:val="both"/>
-        <w:rPr>
-          <w:rFonts w:asciiTheme="minorHAnsi" w:hAnsiTheme="minorHAnsi" w:cstheme="minorHAnsi"/>
-        </w:rPr>
-      </w:pPr>
-      <w:r>
-        <w:rPr>
-          <w:rFonts w:asciiTheme="minorHAnsi" w:hAnsiTheme="minorHAnsi" w:cstheme="minorHAnsi"/>
-        </w:rPr>
-        <w:t xml:space="preserve">какой уровень сформированности компетенций показал обучающийся во время работы над темой ВКР;</w:t>
-      </w:r>
-      <w:r>
-        <w:rPr>
-          <w:rFonts w:asciiTheme="minorHAnsi" w:hAnsiTheme="minorHAnsi" w:cstheme="minorHAnsi"/>
-        </w:rPr>
-      </w:r>
-    </w:p>
-    <w:p>
-      <w:pPr>
-        <w:pStyle w:val="626"/>
-        <w:numPr>
-          <w:ilvl w:val="0"/>
-          <w:numId w:val="1"/>
-        </w:numPr>
-        <w:jc w:val="both"/>
-        <w:rPr>
-          <w:rFonts w:asciiTheme="minorHAnsi" w:hAnsiTheme="minorHAnsi" w:cstheme="minorHAnsi"/>
-        </w:rPr>
-      </w:pPr>
-      <w:r>
-        <w:rPr>
-          <w:rFonts w:asciiTheme="minorHAnsi" w:hAnsiTheme="minorHAnsi" w:cstheme="minorHAnsi"/>
-        </w:rPr>
-        <w:t xml:space="preserve">существуют ли перспективы дальнейших исследований по данной теме;</w:t>
-      </w:r>
-      <w:r>
-        <w:rPr>
-          <w:rFonts w:asciiTheme="minorHAnsi" w:hAnsiTheme="minorHAnsi" w:cstheme="minorHAnsi"/>
-        </w:rPr>
-      </w:r>
-    </w:p>
-    <w:p>
-      <w:pPr>
-        <w:pStyle w:val="626"/>
-        <w:numPr>
-          <w:ilvl w:val="0"/>
-          <w:numId w:val="1"/>
-        </w:numPr>
-        <w:jc w:val="both"/>
-        <w:rPr>
-          <w:rFonts w:asciiTheme="minorHAnsi" w:hAnsiTheme="minorHAnsi" w:cstheme="minorHAnsi"/>
-        </w:rPr>
-      </w:pPr>
-      <w:r>
-        <w:rPr>
-          <w:rFonts w:asciiTheme="minorHAnsi" w:hAnsiTheme="minorHAnsi" w:cstheme="minorHAnsi"/>
-        </w:rPr>
-        <w:t xml:space="preserve">является ли работа стилистически выдержанной, имеет ли смысловую законченность и оформлена ли в соответствии с требованиями;</w:t>
-      </w:r>
-      <w:r>
-        <w:rPr>
-          <w:rFonts w:asciiTheme="minorHAnsi" w:hAnsiTheme="minorHAnsi" w:cstheme="minorHAnsi"/>
-        </w:rPr>
-      </w:r>
-    </w:p>
-    <w:p>
-      <w:pPr>
-        <w:pStyle w:val="626"/>
-        <w:numPr>
-          <w:ilvl w:val="0"/>
-          <w:numId w:val="1"/>
-        </w:numPr>
-        <w:jc w:val="both"/>
-        <w:rPr>
-          <w:rFonts w:asciiTheme="minorHAnsi" w:hAnsiTheme="minorHAnsi" w:cstheme="minorHAnsi"/>
-          <w:lang w:val="en-US"/>
-        </w:rPr>
-      </w:pPr>
-      <w:r>
-        <w:rPr>
-          <w:rFonts w:asciiTheme="minorHAnsi" w:hAnsiTheme="minorHAnsi" w:cstheme="minorHAnsi"/>
-        </w:rPr>
-        <w:t xml:space="preserve">какие недостатки ВКР обнаружены</w:t>
-      </w:r>
-      <w:r>
-        <w:rPr>
-          <w:rFonts w:asciiTheme="minorHAnsi" w:hAnsiTheme="minorHAnsi" w:cstheme="minorHAnsi"/>
-          <w:lang w:val="en-US"/>
-        </w:rPr>
-        <w:t xml:space="preserve">.</w:t>
-      </w:r>
-      <w:r>
-        <w:rPr>
-          <w:rFonts w:asciiTheme="minorHAnsi" w:hAnsiTheme="minorHAnsi" w:cstheme="minorHAnsi"/>
-          <w:lang w:val="en-US"/>
-        </w:rPr>
-      </w:r>
-    </w:p>
-    <w:p>
-      <w:pPr>
-        <w:pStyle w:val="626"/>
-        <w:jc w:val="both"/>
-        <w:rPr>
-          <w:rFonts w:asciiTheme="minorHAnsi" w:hAnsiTheme="minorHAnsi" w:cstheme="minorHAnsi"/>
-        </w:rPr>
-      </w:pPr>
-      <w:r>
-        <w:rPr>
-          <w:rFonts w:asciiTheme="minorHAnsi" w:hAnsiTheme="minorHAnsi" w:cstheme="minorHAnsi"/>
-        </w:rPr>
-      </w:r>
-      <w:r>
-        <w:rPr>
-          <w:rFonts w:asciiTheme="minorHAnsi" w:hAnsiTheme="minorHAnsi" w:cstheme="minorHAnsi"/>
-        </w:rPr>
-      </w:r>
-    </w:p>
-    <w:p>
-      <w:pPr>
-        <w:pStyle w:val="626"/>
-        <w:rPr>
-          <w:rFonts w:asciiTheme="minorHAnsi" w:hAnsiTheme="minorHAnsi" w:cstheme="minorHAnsi"/>
-          <w:lang w:val="en-US"/>
-        </w:rPr>
-      </w:pPr>
-      <w:r>
-        <w:rPr>
-          <w:lang w:val="en-US"/>
-        </w:rPr>
-        <w:t xml:space="preserve">**</w:t>
-      </w:r>
-      <w:r>
-        <w:rPr>
-          <w:lang w:val="en-US"/>
-        </w:rPr>
-        <w:t xml:space="preserve"> </w:t>
-      </w:r>
-      <w:r>
-        <w:rPr>
-          <w:rFonts w:asciiTheme="minorHAnsi" w:hAnsiTheme="minorHAnsi" w:cstheme="minorHAnsi"/>
-          <w:lang w:val="en-US"/>
-        </w:rPr>
-        <w:t xml:space="preserve">The Reviewer provide</w:t>
-      </w:r>
-      <w:r>
-        <w:rPr>
-          <w:rFonts w:asciiTheme="minorHAnsi" w:hAnsiTheme="minorHAnsi" w:cstheme="minorHAnsi"/>
-          <w:lang w:val="en-US"/>
-        </w:rPr>
-        <w:t xml:space="preserve">s</w:t>
-      </w:r>
-      <w:r>
-        <w:rPr>
-          <w:rFonts w:asciiTheme="minorHAnsi" w:hAnsiTheme="minorHAnsi" w:cstheme="minorHAnsi"/>
-          <w:lang w:val="en-US"/>
-        </w:rPr>
-        <w:t xml:space="preserve"> an assessment in free form, covering the following aspects:</w:t>
-      </w:r>
-      <w:r>
-        <w:rPr>
-          <w:rFonts w:asciiTheme="minorHAnsi" w:hAnsiTheme="minorHAnsi" w:cstheme="minorHAnsi"/>
-          <w:lang w:val="en-US"/>
-        </w:rPr>
-      </w:r>
-    </w:p>
-    <w:p>
-      <w:pPr>
-        <w:pStyle w:val="626"/>
-        <w:rPr>
-          <w:rFonts w:asciiTheme="minorHAnsi" w:hAnsiTheme="minorHAnsi" w:cstheme="minorHAnsi"/>
-          <w:lang w:val="en-US"/>
-        </w:rPr>
-      </w:pPr>
-      <w:r>
-        <w:rPr>
-          <w:rFonts w:asciiTheme="minorHAnsi" w:hAnsiTheme="minorHAnsi" w:cstheme="minorHAnsi"/>
-          <w:lang w:val="en-US"/>
-        </w:rPr>
-      </w:r>
-      <w:r>
-        <w:rPr>
-          <w:rFonts w:asciiTheme="minorHAnsi" w:hAnsiTheme="minorHAnsi" w:cstheme="minorHAnsi"/>
-          <w:lang w:val="en-US"/>
-        </w:rPr>
-      </w:r>
-    </w:p>
-    <w:p>
-      <w:pPr>
-        <w:pStyle w:val="626"/>
-        <w:numPr>
-          <w:ilvl w:val="0"/>
-          <w:numId w:val="2"/>
-        </w:numPr>
-        <w:rPr>
-          <w:rFonts w:asciiTheme="minorHAnsi" w:hAnsiTheme="minorHAnsi" w:cstheme="minorHAnsi"/>
-          <w:lang w:val="en-US"/>
-        </w:rPr>
-      </w:pPr>
-      <w:r>
-        <w:rPr>
-          <w:rFonts w:asciiTheme="minorHAnsi" w:hAnsiTheme="minorHAnsi" w:cstheme="minorHAnsi"/>
-          <w:lang w:val="en-US"/>
-        </w:rPr>
-        <w:t xml:space="preserve">w</w:t>
-      </w:r>
-      <w:r>
-        <w:rPr>
-          <w:rFonts w:asciiTheme="minorHAnsi" w:hAnsiTheme="minorHAnsi" w:cstheme="minorHAnsi"/>
-          <w:lang w:val="en-US"/>
-        </w:rPr>
-        <w:t xml:space="preserve">hether the topic of the Final Qualification Work (FQW) aligns with the field of study, objects, types, and tasks of professional activity</w:t>
-      </w:r>
-      <w:r>
-        <w:rPr>
-          <w:rFonts w:asciiTheme="minorHAnsi" w:hAnsiTheme="minorHAnsi" w:cstheme="minorHAnsi"/>
-          <w:lang w:val="en-US"/>
-        </w:rPr>
-        <w:t xml:space="preserve">;</w:t>
-      </w:r>
-      <w:r>
-        <w:rPr>
-          <w:rFonts w:asciiTheme="minorHAnsi" w:hAnsiTheme="minorHAnsi" w:cstheme="minorHAnsi"/>
-          <w:lang w:val="en-US"/>
-        </w:rPr>
-      </w:r>
-    </w:p>
-    <w:p>
-      <w:pPr>
-        <w:pStyle w:val="626"/>
-        <w:numPr>
-          <w:ilvl w:val="0"/>
-          <w:numId w:val="2"/>
-        </w:numPr>
-        <w:rPr>
-          <w:rFonts w:asciiTheme="minorHAnsi" w:hAnsiTheme="minorHAnsi" w:cstheme="minorHAnsi"/>
-          <w:lang w:val="en-US"/>
-        </w:rPr>
-      </w:pPr>
-      <w:r>
-        <w:rPr>
-          <w:rFonts w:asciiTheme="minorHAnsi" w:hAnsiTheme="minorHAnsi" w:cstheme="minorHAnsi"/>
-          <w:lang w:val="en-US"/>
-        </w:rPr>
-        <w:t xml:space="preserve">t</w:t>
-      </w:r>
-      <w:r>
-        <w:rPr>
-          <w:rFonts w:asciiTheme="minorHAnsi" w:hAnsiTheme="minorHAnsi" w:cstheme="minorHAnsi"/>
-          <w:lang w:val="en-US"/>
-        </w:rPr>
-        <w:t xml:space="preserve">he relevance of the topic and its correspondence to the current state and future development prospects of science, engineering, and technology</w:t>
-      </w:r>
-      <w:r>
-        <w:rPr>
-          <w:rFonts w:asciiTheme="minorHAnsi" w:hAnsiTheme="minorHAnsi" w:cstheme="minorHAnsi"/>
-          <w:lang w:val="en-US"/>
-        </w:rPr>
-        <w:t xml:space="preserve">;</w:t>
-      </w:r>
-      <w:r>
-        <w:rPr>
-          <w:rFonts w:asciiTheme="minorHAnsi" w:hAnsiTheme="minorHAnsi" w:cstheme="minorHAnsi"/>
-          <w:lang w:val="en-US"/>
-        </w:rPr>
-      </w:r>
-    </w:p>
-    <w:p>
-      <w:pPr>
-        <w:pStyle w:val="626"/>
-        <w:numPr>
-          <w:ilvl w:val="0"/>
-          <w:numId w:val="2"/>
-        </w:numPr>
-        <w:rPr>
-          <w:rFonts w:asciiTheme="minorHAnsi" w:hAnsiTheme="minorHAnsi" w:cstheme="minorHAnsi"/>
-          <w:lang w:val="en-US"/>
-        </w:rPr>
-      </w:pPr>
-      <w:r>
-        <w:rPr>
-          <w:rFonts w:asciiTheme="minorHAnsi" w:hAnsiTheme="minorHAnsi" w:cstheme="minorHAnsi"/>
-          <w:lang w:val="en-US"/>
-        </w:rPr>
-        <w:t xml:space="preserve">t</w:t>
-      </w:r>
-      <w:r>
-        <w:rPr>
-          <w:rFonts w:asciiTheme="minorHAnsi" w:hAnsiTheme="minorHAnsi" w:cstheme="minorHAnsi"/>
-          <w:lang w:val="en-US"/>
-        </w:rPr>
-        <w:t xml:space="preserve">he extent to which the topic is covered in existing literature (monographs, articles, scientific reports, etc.)</w:t>
-      </w:r>
-      <w:r>
-        <w:rPr>
-          <w:rFonts w:asciiTheme="minorHAnsi" w:hAnsiTheme="minorHAnsi" w:cstheme="minorHAnsi"/>
-          <w:lang w:val="en-US"/>
-        </w:rPr>
-        <w:t xml:space="preserve">;</w:t>
-      </w:r>
-      <w:r>
-        <w:rPr>
-          <w:rFonts w:asciiTheme="minorHAnsi" w:hAnsiTheme="minorHAnsi" w:cstheme="minorHAnsi"/>
-          <w:lang w:val="en-US"/>
-        </w:rPr>
-      </w:r>
-    </w:p>
-    <w:p>
-      <w:pPr>
-        <w:pStyle w:val="626"/>
-        <w:numPr>
-          <w:ilvl w:val="0"/>
-          <w:numId w:val="2"/>
-        </w:numPr>
-        <w:rPr>
-          <w:rFonts w:asciiTheme="minorHAnsi" w:hAnsiTheme="minorHAnsi" w:cstheme="minorHAnsi"/>
-          <w:lang w:val="en-US"/>
-        </w:rPr>
-      </w:pPr>
-      <w:r>
-        <w:rPr>
-          <w:rFonts w:asciiTheme="minorHAnsi" w:hAnsiTheme="minorHAnsi" w:cstheme="minorHAnsi"/>
-          <w:lang w:val="en-US"/>
-        </w:rPr>
-        <w:t xml:space="preserve">w</w:t>
-      </w:r>
-      <w:r>
-        <w:rPr>
-          <w:rFonts w:asciiTheme="minorHAnsi" w:hAnsiTheme="minorHAnsi" w:cstheme="minorHAnsi"/>
-          <w:lang w:val="en-US"/>
-        </w:rPr>
-        <w:t xml:space="preserve">hether the topic considers the interests and needs of the industry</w:t>
-      </w:r>
-      <w:r>
-        <w:rPr>
-          <w:rFonts w:asciiTheme="minorHAnsi" w:hAnsiTheme="minorHAnsi" w:cstheme="minorHAnsi"/>
-          <w:lang w:val="en-US"/>
-        </w:rPr>
-        <w:t xml:space="preserve">;</w:t>
-      </w:r>
-      <w:r>
-        <w:rPr>
-          <w:rFonts w:asciiTheme="minorHAnsi" w:hAnsiTheme="minorHAnsi" w:cstheme="minorHAnsi"/>
-          <w:lang w:val="en-US"/>
-        </w:rPr>
-      </w:r>
-    </w:p>
-    <w:p>
-      <w:pPr>
-        <w:pStyle w:val="626"/>
-        <w:numPr>
-          <w:ilvl w:val="0"/>
-          <w:numId w:val="2"/>
-        </w:numPr>
-        <w:rPr>
-          <w:rFonts w:asciiTheme="minorHAnsi" w:hAnsiTheme="minorHAnsi" w:cstheme="minorHAnsi"/>
-          <w:lang w:val="en-US"/>
-        </w:rPr>
-      </w:pPr>
-      <w:r>
-        <w:rPr>
-          <w:rFonts w:asciiTheme="minorHAnsi" w:hAnsiTheme="minorHAnsi" w:cstheme="minorHAnsi"/>
-          <w:lang w:val="en-US"/>
-        </w:rPr>
-        <w:t xml:space="preserve">t</w:t>
-      </w:r>
-      <w:r>
-        <w:rPr>
-          <w:rFonts w:asciiTheme="minorHAnsi" w:hAnsiTheme="minorHAnsi" w:cstheme="minorHAnsi"/>
-          <w:lang w:val="en-US"/>
-        </w:rPr>
-        <w:t xml:space="preserve">he clarity and appropriateness of the work's defined aims and objectives relative to the topic's scope</w:t>
-      </w:r>
-      <w:r>
-        <w:rPr>
-          <w:rFonts w:asciiTheme="minorHAnsi" w:hAnsiTheme="minorHAnsi" w:cstheme="minorHAnsi"/>
-          <w:lang w:val="en-US"/>
-        </w:rPr>
-        <w:t xml:space="preserve">;</w:t>
-      </w:r>
-      <w:r>
-        <w:rPr>
-          <w:rFonts w:asciiTheme="minorHAnsi" w:hAnsiTheme="minorHAnsi" w:cstheme="minorHAnsi"/>
-          <w:lang w:val="en-US"/>
-        </w:rPr>
-      </w:r>
-    </w:p>
-    <w:p>
-      <w:pPr>
-        <w:pStyle w:val="626"/>
-        <w:numPr>
-          <w:ilvl w:val="0"/>
-          <w:numId w:val="2"/>
-        </w:numPr>
-        <w:rPr>
-          <w:rFonts w:asciiTheme="minorHAnsi" w:hAnsiTheme="minorHAnsi" w:cstheme="minorHAnsi"/>
-          <w:lang w:val="en-US"/>
-        </w:rPr>
-      </w:pPr>
-      <w:r>
-        <w:rPr>
-          <w:rFonts w:asciiTheme="minorHAnsi" w:hAnsiTheme="minorHAnsi" w:cstheme="minorHAnsi"/>
-          <w:lang w:val="en-US"/>
-        </w:rPr>
-        <w:t xml:space="preserve">t</w:t>
-      </w:r>
-      <w:r>
-        <w:rPr>
-          <w:rFonts w:asciiTheme="minorHAnsi" w:hAnsiTheme="minorHAnsi" w:cstheme="minorHAnsi"/>
-          <w:lang w:val="en-US"/>
-        </w:rPr>
-        <w:t xml:space="preserve">he methods, techniques, and methodologies employed in the work</w:t>
-      </w:r>
-      <w:r>
-        <w:rPr>
-          <w:rFonts w:asciiTheme="minorHAnsi" w:hAnsiTheme="minorHAnsi" w:cstheme="minorHAnsi"/>
-          <w:lang w:val="en-US"/>
-        </w:rPr>
-        <w:t xml:space="preserve">;</w:t>
-      </w:r>
-      <w:r>
-        <w:rPr>
-          <w:rFonts w:asciiTheme="minorHAnsi" w:hAnsiTheme="minorHAnsi" w:cstheme="minorHAnsi"/>
-          <w:lang w:val="en-US"/>
-        </w:rPr>
-      </w:r>
-    </w:p>
-    <w:p>
-      <w:pPr>
-        <w:pStyle w:val="626"/>
-        <w:numPr>
-          <w:ilvl w:val="0"/>
-          <w:numId w:val="2"/>
-        </w:numPr>
-        <w:rPr>
-          <w:rFonts w:asciiTheme="minorHAnsi" w:hAnsiTheme="minorHAnsi" w:cstheme="minorHAnsi"/>
-          <w:lang w:val="en-US"/>
-        </w:rPr>
-      </w:pPr>
-      <w:r>
-        <w:rPr>
-          <w:rFonts w:asciiTheme="minorHAnsi" w:hAnsiTheme="minorHAnsi" w:cstheme="minorHAnsi"/>
-          <w:lang w:val="en-US"/>
-        </w:rPr>
-        <w:t xml:space="preserve">w</w:t>
-      </w:r>
-      <w:r>
-        <w:rPr>
-          <w:rFonts w:asciiTheme="minorHAnsi" w:hAnsiTheme="minorHAnsi" w:cstheme="minorHAnsi"/>
-          <w:lang w:val="en-US"/>
-        </w:rPr>
-        <w:t xml:space="preserve">hether the topic is grounded in the student's practical work</w:t>
-      </w:r>
-      <w:r>
-        <w:rPr>
-          <w:rFonts w:asciiTheme="minorHAnsi" w:hAnsiTheme="minorHAnsi" w:cstheme="minorHAnsi"/>
-          <w:lang w:val="en-US"/>
-        </w:rPr>
-        <w:t xml:space="preserve">;</w:t>
-      </w:r>
-      <w:r>
-        <w:rPr>
-          <w:rFonts w:asciiTheme="minorHAnsi" w:hAnsiTheme="minorHAnsi" w:cstheme="minorHAnsi"/>
-          <w:lang w:val="en-US"/>
-        </w:rPr>
-      </w:r>
-    </w:p>
-    <w:p>
-      <w:pPr>
-        <w:pStyle w:val="626"/>
-        <w:numPr>
-          <w:ilvl w:val="0"/>
-          <w:numId w:val="2"/>
-        </w:numPr>
-        <w:rPr>
-          <w:rFonts w:asciiTheme="minorHAnsi" w:hAnsiTheme="minorHAnsi" w:cstheme="minorHAnsi"/>
-          <w:lang w:val="en-US"/>
-        </w:rPr>
-      </w:pPr>
-      <w:r>
-        <w:rPr>
-          <w:rFonts w:asciiTheme="minorHAnsi" w:hAnsiTheme="minorHAnsi" w:cstheme="minorHAnsi"/>
-          <w:lang w:val="en-US"/>
-        </w:rPr>
-        <w:t xml:space="preserve">t</w:t>
-      </w:r>
-      <w:r>
-        <w:rPr>
-          <w:rFonts w:asciiTheme="minorHAnsi" w:hAnsiTheme="minorHAnsi" w:cstheme="minorHAnsi"/>
-          <w:lang w:val="en-US"/>
-        </w:rPr>
-        <w:t xml:space="preserve">he level of competencies demonstrated by the student during the work on the topic</w:t>
-      </w:r>
-      <w:r>
-        <w:rPr>
-          <w:rFonts w:asciiTheme="minorHAnsi" w:hAnsiTheme="minorHAnsi" w:cstheme="minorHAnsi"/>
-          <w:lang w:val="en-US"/>
-        </w:rPr>
-        <w:t xml:space="preserve">;</w:t>
-      </w:r>
-      <w:r>
-        <w:rPr>
-          <w:rFonts w:asciiTheme="minorHAnsi" w:hAnsiTheme="minorHAnsi" w:cstheme="minorHAnsi"/>
-          <w:lang w:val="en-US"/>
-        </w:rPr>
-      </w:r>
-    </w:p>
-    <w:p>
-      <w:pPr>
-        <w:pStyle w:val="626"/>
-        <w:numPr>
-          <w:ilvl w:val="0"/>
-          <w:numId w:val="2"/>
-        </w:numPr>
-        <w:rPr>
-          <w:rFonts w:asciiTheme="minorHAnsi" w:hAnsiTheme="minorHAnsi" w:cstheme="minorHAnsi"/>
-          <w:lang w:val="en-US"/>
-        </w:rPr>
-      </w:pPr>
-      <w:r>
-        <w:rPr>
-          <w:rFonts w:asciiTheme="minorHAnsi" w:hAnsiTheme="minorHAnsi" w:cstheme="minorHAnsi"/>
-          <w:lang w:val="en-US"/>
-        </w:rPr>
-        <w:t xml:space="preserve">t</w:t>
-      </w:r>
-      <w:r>
-        <w:rPr>
-          <w:rFonts w:asciiTheme="minorHAnsi" w:hAnsiTheme="minorHAnsi" w:cstheme="minorHAnsi"/>
-          <w:lang w:val="en-US"/>
-        </w:rPr>
-        <w:t xml:space="preserve">he prospects for further research on the topic</w:t>
-      </w:r>
-      <w:r>
-        <w:rPr>
-          <w:rFonts w:asciiTheme="minorHAnsi" w:hAnsiTheme="minorHAnsi" w:cstheme="minorHAnsi"/>
-          <w:lang w:val="en-US"/>
-        </w:rPr>
-        <w:t xml:space="preserve">;</w:t>
-      </w:r>
-      <w:r>
-        <w:rPr>
-          <w:rFonts w:asciiTheme="minorHAnsi" w:hAnsiTheme="minorHAnsi" w:cstheme="minorHAnsi"/>
-          <w:lang w:val="en-US"/>
-        </w:rPr>
-      </w:r>
-    </w:p>
-    <w:p>
-      <w:pPr>
-        <w:pStyle w:val="626"/>
-        <w:numPr>
-          <w:ilvl w:val="0"/>
-          <w:numId w:val="2"/>
-        </w:numPr>
-        <w:rPr>
-          <w:rFonts w:asciiTheme="minorHAnsi" w:hAnsiTheme="minorHAnsi" w:cstheme="minorHAnsi"/>
-          <w:lang w:val="en-US"/>
-        </w:rPr>
-      </w:pPr>
-      <w:r>
-        <w:rPr>
-          <w:rFonts w:asciiTheme="minorHAnsi" w:hAnsiTheme="minorHAnsi" w:cstheme="minorHAnsi"/>
-          <w:lang w:val="en-US"/>
-        </w:rPr>
-        <w:t xml:space="preserve">t</w:t>
-      </w:r>
-      <w:r>
-        <w:rPr>
-          <w:rFonts w:asciiTheme="minorHAnsi" w:hAnsiTheme="minorHAnsi" w:cstheme="minorHAnsi"/>
-          <w:lang w:val="en-US"/>
-        </w:rPr>
-        <w:t xml:space="preserve">he work's stylistic consistency, thematic coherence, and compliance with formatting requirements</w:t>
-      </w:r>
-      <w:r>
-        <w:rPr>
-          <w:rFonts w:asciiTheme="minorHAnsi" w:hAnsiTheme="minorHAnsi" w:cstheme="minorHAnsi"/>
-          <w:lang w:val="en-US"/>
-        </w:rPr>
-        <w:t xml:space="preserve">;</w:t>
-      </w:r>
-      <w:r>
-        <w:rPr>
-          <w:rFonts w:asciiTheme="minorHAnsi" w:hAnsiTheme="minorHAnsi" w:cstheme="minorHAnsi"/>
-          <w:lang w:val="en-US"/>
-        </w:rPr>
-      </w:r>
-    </w:p>
-    <w:p>
-      <w:pPr>
-        <w:pStyle w:val="626"/>
-        <w:numPr>
-          <w:ilvl w:val="0"/>
-          <w:numId w:val="2"/>
-        </w:numPr>
-        <w:rPr>
-          <w:rFonts w:asciiTheme="minorHAnsi" w:hAnsiTheme="minorHAnsi" w:cstheme="minorHAnsi"/>
-          <w:lang w:val="en-US"/>
-        </w:rPr>
-      </w:pPr>
-      <w:r>
-        <w:rPr>
-          <w:rFonts w:asciiTheme="minorHAnsi" w:hAnsiTheme="minorHAnsi" w:cstheme="minorHAnsi"/>
-          <w:lang w:val="en-US"/>
-        </w:rPr>
-        <w:t xml:space="preserve">a</w:t>
-      </w:r>
-      <w:r>
-        <w:rPr>
-          <w:rFonts w:asciiTheme="minorHAnsi" w:hAnsiTheme="minorHAnsi" w:cstheme="minorHAnsi"/>
-          <w:lang w:val="en-US"/>
-        </w:rPr>
-        <w:t xml:space="preserve">ny shortcomings identified in the Final Qualification Work</w:t>
-      </w:r>
-      <w:r>
-        <w:rPr>
-          <w:rFonts w:asciiTheme="minorHAnsi" w:hAnsiTheme="minorHAnsi" w:cstheme="minorHAnsi"/>
-          <w:lang w:val="en-US"/>
-        </w:rPr>
-        <w:t xml:space="preserve">.</w:t>
-      </w:r>
-      <w:bookmarkEnd w:id="0"/>
-      <w:r>
-        <w:rPr>
-          <w:rFonts w:asciiTheme="minorHAnsi" w:hAnsiTheme="minorHAnsi" w:cstheme="minorHAnsi"/>
-          <w:lang w:val="en-US"/>
-        </w:rPr>
-      </w:r>
-    </w:p>
-    <w:p>
-      <w:pPr>
-        <w:jc w:val="both"/>
-        <w:spacing w:after="0" w:line="240" w:lineRule="auto"/>
-        <w:rPr>
-          <w:rFonts w:cstheme="minorHAnsi"/>
-          <w:lang w:val="en-US"/>
-        </w:rPr>
-      </w:pPr>
-      <w:r>
-        <w:rPr>
-          <w:rFonts w:cstheme="minorHAnsi"/>
-          <w:lang w:val="en-US"/>
-        </w:rPr>
-      </w:r>
-      <w:r>
-        <w:rPr>
-          <w:rFonts w:cstheme="minorHAnsi"/>
-          <w:lang w:val="en-US"/>
-        </w:rPr>
-      </w:r>
-    </w:p>
-    <w:p>
-      <w:pPr>
-        <w:rPr>
-          <w:lang w:val="en-US"/>
-        </w:rPr>
-      </w:pPr>
-      <w:r>
-        <w:rPr>
-          <w:lang w:val="en-US"/>
-        </w:rPr>
-      </w:r>
-      <w:r>
-        <w:rPr>
-          <w:lang w:val="en-US"/>
-        </w:rPr>
-      </w:r>
-    </w:p>
-    <w:p>
-      <w:pPr>
-        <w:rPr>
-          <w:lang w:val="en-US"/>
-        </w:rPr>
-      </w:pPr>
-      <w:r>
-        <w:rPr>
-          <w:lang w:val="en-US"/>
-        </w:rPr>
-      </w:r>
-      <w:r>
-        <w:rPr>
-          <w:lang w:val="en-US"/>
-        </w:rPr>
-      </w:r>
+      <w:r/>
+      <w:r/>
     </w:p>
     <w:sectPr>
       <w:footnotePr/>
@@ -5164,7 +4909,6 @@
       <w:pPr>
         <w:spacing w:after="0" w:line="240" w:lineRule="auto"/>
       </w:pPr>
-      <w:r/>
       <w:r>
         <w:separator/>
       </w:r>
@@ -5176,7 +4920,6 @@
       <w:pPr>
         <w:spacing w:after="0" w:line="240" w:lineRule="auto"/>
       </w:pPr>
-      <w:r/>
       <w:r>
         <w:continuationSeparator/>
       </w:r>
@@ -5193,7 +4936,6 @@
       <w:pPr>
         <w:spacing w:after="0" w:line="240" w:lineRule="auto"/>
       </w:pPr>
-      <w:r/>
       <w:r>
         <w:separator/>
       </w:r>
@@ -5205,7 +4947,6 @@
       <w:pPr>
         <w:spacing w:after="0" w:line="240" w:lineRule="auto"/>
       </w:pPr>
-      <w:r/>
       <w:r>
         <w:continuationSeparator/>
       </w:r>
@@ -5640,11 +5381,11 @@
     <w:lsdException w:name="Bibliography" w:uiPriority="37"/>
     <w:lsdException w:name="TOC Heading" w:uiPriority="39" w:qFormat="1"/>
   </w:latentStyles>
-  <w:style w:type="paragraph" w:styleId="14">
+  <w:style w:type="paragraph" w:styleId="659">
     <w:name w:val="Heading 1"/>
-    <w:basedOn w:val="622"/>
-    <w:next w:val="622"/>
-    <w:link w:val="15"/>
+    <w:basedOn w:val="836"/>
+    <w:next w:val="836"/>
+    <w:link w:val="660"/>
     <w:uiPriority w:val="9"/>
     <w:qFormat/>
     <w:pPr>
@@ -5659,10 +5400,10 @@
       <w:szCs w:val="40"/>
     </w:rPr>
   </w:style>
-  <w:style w:type="character" w:styleId="15">
+  <w:style w:type="character" w:styleId="660">
     <w:name w:val="Heading 1 Char"/>
-    <w:basedOn w:val="623"/>
-    <w:link w:val="14"/>
+    <w:basedOn w:val="837"/>
+    <w:link w:val="659"/>
     <w:uiPriority w:val="9"/>
     <w:rPr>
       <w:rFonts w:ascii="Liberation Sans" w:hAnsi="Liberation Sans" w:eastAsia="Liberation Sans" w:cs="Liberation Sans"/>
@@ -5670,11 +5411,11 @@
       <w:szCs w:val="40"/>
     </w:rPr>
   </w:style>
-  <w:style w:type="paragraph" w:styleId="16">
+  <w:style w:type="paragraph" w:styleId="661">
     <w:name w:val="Heading 2"/>
-    <w:basedOn w:val="622"/>
-    <w:next w:val="622"/>
-    <w:link w:val="17"/>
+    <w:basedOn w:val="836"/>
+    <w:next w:val="836"/>
+    <w:link w:val="662"/>
     <w:uiPriority w:val="9"/>
     <w:unhideWhenUsed/>
     <w:qFormat/>
@@ -5689,21 +5430,21 @@
       <w:sz w:val="34"/>
     </w:rPr>
   </w:style>
-  <w:style w:type="character" w:styleId="17">
+  <w:style w:type="character" w:styleId="662">
     <w:name w:val="Heading 2 Char"/>
-    <w:basedOn w:val="623"/>
-    <w:link w:val="16"/>
+    <w:basedOn w:val="837"/>
+    <w:link w:val="661"/>
     <w:uiPriority w:val="9"/>
     <w:rPr>
       <w:rFonts w:ascii="Liberation Sans" w:hAnsi="Liberation Sans" w:eastAsia="Liberation Sans" w:cs="Liberation Sans"/>
       <w:sz w:val="34"/>
     </w:rPr>
   </w:style>
-  <w:style w:type="paragraph" w:styleId="18">
+  <w:style w:type="paragraph" w:styleId="663">
     <w:name w:val="Heading 3"/>
-    <w:basedOn w:val="622"/>
-    <w:next w:val="622"/>
-    <w:link w:val="19"/>
+    <w:basedOn w:val="836"/>
+    <w:next w:val="836"/>
+    <w:link w:val="664"/>
     <w:uiPriority w:val="9"/>
     <w:unhideWhenUsed/>
     <w:qFormat/>
@@ -5719,10 +5460,10 @@
       <w:szCs w:val="30"/>
     </w:rPr>
   </w:style>
-  <w:style w:type="character" w:styleId="19">
+  <w:style w:type="character" w:styleId="664">
     <w:name w:val="Heading 3 Char"/>
-    <w:basedOn w:val="623"/>
-    <w:link w:val="18"/>
+    <w:basedOn w:val="837"/>
+    <w:link w:val="663"/>
     <w:uiPriority w:val="9"/>
     <w:rPr>
       <w:rFonts w:ascii="Liberation Sans" w:hAnsi="Liberation Sans" w:eastAsia="Liberation Sans" w:cs="Liberation Sans"/>
@@ -5730,11 +5471,11 @@
       <w:szCs w:val="30"/>
     </w:rPr>
   </w:style>
-  <w:style w:type="paragraph" w:styleId="20">
+  <w:style w:type="paragraph" w:styleId="665">
     <w:name w:val="Heading 4"/>
-    <w:basedOn w:val="622"/>
-    <w:next w:val="622"/>
-    <w:link w:val="21"/>
+    <w:basedOn w:val="836"/>
+    <w:next w:val="836"/>
+    <w:link w:val="666"/>
     <w:uiPriority w:val="9"/>
     <w:unhideWhenUsed/>
     <w:qFormat/>
@@ -5752,10 +5493,10 @@
       <w:szCs w:val="26"/>
     </w:rPr>
   </w:style>
-  <w:style w:type="character" w:styleId="21">
+  <w:style w:type="character" w:styleId="666">
     <w:name w:val="Heading 4 Char"/>
-    <w:basedOn w:val="623"/>
-    <w:link w:val="20"/>
+    <w:basedOn w:val="837"/>
+    <w:link w:val="665"/>
     <w:uiPriority w:val="9"/>
     <w:rPr>
       <w:rFonts w:ascii="Liberation Sans" w:hAnsi="Liberation Sans" w:eastAsia="Liberation Sans" w:cs="Liberation Sans"/>
@@ -5765,11 +5506,11 @@
       <w:szCs w:val="26"/>
     </w:rPr>
   </w:style>
-  <w:style w:type="paragraph" w:styleId="22">
+  <w:style w:type="paragraph" w:styleId="667">
     <w:name w:val="Heading 5"/>
-    <w:basedOn w:val="622"/>
-    <w:next w:val="622"/>
-    <w:link w:val="23"/>
+    <w:basedOn w:val="836"/>
+    <w:next w:val="836"/>
+    <w:link w:val="668"/>
     <w:uiPriority w:val="9"/>
     <w:unhideWhenUsed/>
     <w:qFormat/>
@@ -5787,10 +5528,10 @@
       <w:szCs w:val="24"/>
     </w:rPr>
   </w:style>
-  <w:style w:type="character" w:styleId="23">
+  <w:style w:type="character" w:styleId="668">
     <w:name w:val="Heading 5 Char"/>
-    <w:basedOn w:val="623"/>
-    <w:link w:val="22"/>
+    <w:basedOn w:val="837"/>
+    <w:link w:val="667"/>
     <w:uiPriority w:val="9"/>
     <w:rPr>
       <w:rFonts w:ascii="Liberation Sans" w:hAnsi="Liberation Sans" w:eastAsia="Liberation Sans" w:cs="Liberation Sans"/>
@@ -5800,11 +5541,11 @@
       <w:szCs w:val="24"/>
     </w:rPr>
   </w:style>
-  <w:style w:type="paragraph" w:styleId="24">
+  <w:style w:type="paragraph" w:styleId="669">
     <w:name w:val="Heading 6"/>
-    <w:basedOn w:val="622"/>
-    <w:next w:val="622"/>
-    <w:link w:val="25"/>
+    <w:basedOn w:val="836"/>
+    <w:next w:val="836"/>
+    <w:link w:val="670"/>
     <w:uiPriority w:val="9"/>
     <w:unhideWhenUsed/>
     <w:qFormat/>
@@ -5822,10 +5563,10 @@
       <w:szCs w:val="22"/>
     </w:rPr>
   </w:style>
-  <w:style w:type="character" w:styleId="25">
+  <w:style w:type="character" w:styleId="670">
     <w:name w:val="Heading 6 Char"/>
-    <w:basedOn w:val="623"/>
-    <w:link w:val="24"/>
+    <w:basedOn w:val="837"/>
+    <w:link w:val="669"/>
     <w:uiPriority w:val="9"/>
     <w:rPr>
       <w:rFonts w:ascii="Liberation Sans" w:hAnsi="Liberation Sans" w:eastAsia="Liberation Sans" w:cs="Liberation Sans"/>
@@ -5835,11 +5576,11 @@
       <w:szCs w:val="22"/>
     </w:rPr>
   </w:style>
-  <w:style w:type="paragraph" w:styleId="26">
+  <w:style w:type="paragraph" w:styleId="671">
     <w:name w:val="Heading 7"/>
-    <w:basedOn w:val="622"/>
-    <w:next w:val="622"/>
-    <w:link w:val="27"/>
+    <w:basedOn w:val="836"/>
+    <w:next w:val="836"/>
+    <w:link w:val="672"/>
     <w:uiPriority w:val="9"/>
     <w:unhideWhenUsed/>
     <w:qFormat/>
@@ -5859,10 +5600,10 @@
       <w:szCs w:val="22"/>
     </w:rPr>
   </w:style>
-  <w:style w:type="character" w:styleId="27">
+  <w:style w:type="character" w:styleId="672">
     <w:name w:val="Heading 7 Char"/>
-    <w:basedOn w:val="623"/>
-    <w:link w:val="26"/>
+    <w:basedOn w:val="837"/>
+    <w:link w:val="671"/>
     <w:uiPriority w:val="9"/>
     <w:rPr>
       <w:rFonts w:ascii="Liberation Sans" w:hAnsi="Liberation Sans" w:eastAsia="Liberation Sans" w:cs="Liberation Sans"/>
@@ -5874,11 +5615,11 @@
       <w:szCs w:val="22"/>
     </w:rPr>
   </w:style>
-  <w:style w:type="paragraph" w:styleId="28">
+  <w:style w:type="paragraph" w:styleId="673">
     <w:name w:val="Heading 8"/>
-    <w:basedOn w:val="622"/>
-    <w:next w:val="622"/>
-    <w:link w:val="29"/>
+    <w:basedOn w:val="836"/>
+    <w:next w:val="836"/>
+    <w:link w:val="674"/>
     <w:uiPriority w:val="9"/>
     <w:unhideWhenUsed/>
     <w:qFormat/>
@@ -5896,10 +5637,10 @@
       <w:szCs w:val="22"/>
     </w:rPr>
   </w:style>
-  <w:style w:type="character" w:styleId="29">
+  <w:style w:type="character" w:styleId="674">
     <w:name w:val="Heading 8 Char"/>
-    <w:basedOn w:val="623"/>
-    <w:link w:val="28"/>
+    <w:basedOn w:val="837"/>
+    <w:link w:val="673"/>
     <w:uiPriority w:val="9"/>
     <w:rPr>
       <w:rFonts w:ascii="Liberation Sans" w:hAnsi="Liberation Sans" w:eastAsia="Liberation Sans" w:cs="Liberation Sans"/>
@@ -5909,11 +5650,11 @@
       <w:szCs w:val="22"/>
     </w:rPr>
   </w:style>
-  <w:style w:type="paragraph" w:styleId="30">
+  <w:style w:type="paragraph" w:styleId="675">
     <w:name w:val="Heading 9"/>
-    <w:basedOn w:val="622"/>
-    <w:next w:val="622"/>
-    <w:link w:val="31"/>
+    <w:basedOn w:val="836"/>
+    <w:next w:val="836"/>
+    <w:link w:val="676"/>
     <w:uiPriority w:val="9"/>
     <w:unhideWhenUsed/>
     <w:qFormat/>
@@ -5931,10 +5672,10 @@
       <w:szCs w:val="21"/>
     </w:rPr>
   </w:style>
-  <w:style w:type="character" w:styleId="31">
+  <w:style w:type="character" w:styleId="676">
     <w:name w:val="Heading 9 Char"/>
-    <w:basedOn w:val="623"/>
-    <w:link w:val="30"/>
+    <w:basedOn w:val="837"/>
+    <w:link w:val="675"/>
     <w:uiPriority w:val="9"/>
     <w:rPr>
       <w:rFonts w:ascii="Liberation Sans" w:hAnsi="Liberation Sans" w:eastAsia="Liberation Sans" w:cs="Liberation Sans"/>
@@ -5944,9 +5685,9 @@
       <w:szCs w:val="21"/>
     </w:rPr>
   </w:style>
-  <w:style w:type="paragraph" w:styleId="32">
+  <w:style w:type="paragraph" w:styleId="677">
     <w:name w:val="List Paragraph"/>
-    <w:basedOn w:val="622"/>
+    <w:basedOn w:val="836"/>
     <w:uiPriority w:val="34"/>
     <w:qFormat/>
     <w:pPr>
@@ -5954,7 +5695,7 @@
       <w:ind w:left="720"/>
     </w:pPr>
   </w:style>
-  <w:style w:type="paragraph" w:styleId="34">
+  <w:style w:type="paragraph" w:styleId="678">
     <w:name w:val="No Spacing"/>
     <w:uiPriority w:val="1"/>
     <w:qFormat/>
@@ -5962,11 +5703,11 @@
       <w:spacing w:before="0" w:after="0" w:line="240" w:lineRule="auto"/>
     </w:pPr>
   </w:style>
-  <w:style w:type="paragraph" w:styleId="35">
+  <w:style w:type="paragraph" w:styleId="679">
     <w:name w:val="Title"/>
-    <w:basedOn w:val="622"/>
-    <w:next w:val="622"/>
-    <w:link w:val="36"/>
+    <w:basedOn w:val="836"/>
+    <w:next w:val="836"/>
+    <w:link w:val="680"/>
     <w:uiPriority w:val="10"/>
     <w:qFormat/>
     <w:pPr>
@@ -5978,21 +5719,21 @@
       <w:szCs w:val="48"/>
     </w:rPr>
   </w:style>
-  <w:style w:type="character" w:styleId="36">
+  <w:style w:type="character" w:styleId="680">
     <w:name w:val="Title Char"/>
-    <w:basedOn w:val="623"/>
-    <w:link w:val="35"/>
+    <w:basedOn w:val="837"/>
+    <w:link w:val="679"/>
     <w:uiPriority w:val="10"/>
     <w:rPr>
       <w:sz w:val="48"/>
       <w:szCs w:val="48"/>
     </w:rPr>
   </w:style>
-  <w:style w:type="paragraph" w:styleId="37">
+  <w:style w:type="paragraph" w:styleId="681">
     <w:name w:val="Subtitle"/>
-    <w:basedOn w:val="622"/>
-    <w:next w:val="622"/>
-    <w:link w:val="38"/>
+    <w:basedOn w:val="836"/>
+    <w:next w:val="836"/>
+    <w:link w:val="682"/>
     <w:uiPriority w:val="11"/>
     <w:qFormat/>
     <w:pPr>
@@ -6003,21 +5744,21 @@
       <w:szCs w:val="24"/>
     </w:rPr>
   </w:style>
-  <w:style w:type="character" w:styleId="38">
+  <w:style w:type="character" w:styleId="682">
     <w:name w:val="Subtitle Char"/>
-    <w:basedOn w:val="623"/>
-    <w:link w:val="37"/>
+    <w:basedOn w:val="837"/>
+    <w:link w:val="681"/>
     <w:uiPriority w:val="11"/>
     <w:rPr>
       <w:sz w:val="24"/>
       <w:szCs w:val="24"/>
     </w:rPr>
   </w:style>
-  <w:style w:type="paragraph" w:styleId="39">
+  <w:style w:type="paragraph" w:styleId="683">
     <w:name w:val="Quote"/>
-    <w:basedOn w:val="622"/>
-    <w:next w:val="622"/>
-    <w:link w:val="40"/>
+    <w:basedOn w:val="836"/>
+    <w:next w:val="836"/>
+    <w:link w:val="684"/>
     <w:uiPriority w:val="29"/>
     <w:qFormat/>
     <w:pPr>
@@ -6027,19 +5768,19 @@
       <w:i/>
     </w:rPr>
   </w:style>
-  <w:style w:type="character" w:styleId="40">
+  <w:style w:type="character" w:styleId="684">
     <w:name w:val="Quote Char"/>
-    <w:link w:val="39"/>
+    <w:link w:val="683"/>
     <w:uiPriority w:val="29"/>
     <w:rPr>
       <w:i/>
     </w:rPr>
   </w:style>
-  <w:style w:type="paragraph" w:styleId="41">
+  <w:style w:type="paragraph" w:styleId="685">
     <w:name w:val="Intense Quote"/>
-    <w:basedOn w:val="622"/>
-    <w:next w:val="622"/>
-    <w:link w:val="42"/>
+    <w:basedOn w:val="836"/>
+    <w:next w:val="836"/>
+    <w:link w:val="686"/>
     <w:uiPriority w:val="30"/>
     <w:qFormat/>
     <w:pPr>
@@ -6057,18 +5798,18 @@
       <w:i/>
     </w:rPr>
   </w:style>
-  <w:style w:type="character" w:styleId="42">
+  <w:style w:type="character" w:styleId="686">
     <w:name w:val="Intense Quote Char"/>
-    <w:link w:val="41"/>
+    <w:link w:val="685"/>
     <w:uiPriority w:val="30"/>
     <w:rPr>
       <w:i/>
     </w:rPr>
   </w:style>
-  <w:style w:type="paragraph" w:styleId="43">
+  <w:style w:type="paragraph" w:styleId="687">
     <w:name w:val="Header"/>
-    <w:basedOn w:val="622"/>
-    <w:link w:val="44"/>
+    <w:basedOn w:val="836"/>
+    <w:link w:val="688"/>
     <w:uiPriority w:val="99"/>
     <w:unhideWhenUsed/>
     <w:pPr>
@@ -6079,16 +5820,16 @@
       </w:tabs>
     </w:pPr>
   </w:style>
-  <w:style w:type="character" w:styleId="44">
+  <w:style w:type="character" w:styleId="688">
     <w:name w:val="Header Char"/>
-    <w:basedOn w:val="623"/>
-    <w:link w:val="43"/>
+    <w:basedOn w:val="837"/>
+    <w:link w:val="687"/>
     <w:uiPriority w:val="99"/>
   </w:style>
-  <w:style w:type="paragraph" w:styleId="45">
+  <w:style w:type="paragraph" w:styleId="689">
     <w:name w:val="Footer"/>
-    <w:basedOn w:val="622"/>
-    <w:link w:val="46"/>
+    <w:basedOn w:val="836"/>
+    <w:link w:val="690"/>
     <w:uiPriority w:val="99"/>
     <w:unhideWhenUsed/>
     <w:pPr>
@@ -6099,17 +5840,17 @@
       </w:tabs>
     </w:pPr>
   </w:style>
-  <w:style w:type="character" w:styleId="46">
+  <w:style w:type="character" w:styleId="690">
     <w:name w:val="Footer Char"/>
-    <w:basedOn w:val="623"/>
-    <w:link w:val="45"/>
+    <w:basedOn w:val="837"/>
+    <w:link w:val="689"/>
     <w:uiPriority w:val="99"/>
   </w:style>
-  <w:style w:type="paragraph" w:styleId="47">
+  <w:style w:type="paragraph" w:styleId="691">
     <w:name w:val="Caption"/>
-    <w:basedOn w:val="622"/>
-    <w:next w:val="622"/>
-    <w:link w:val="48"/>
+    <w:basedOn w:val="836"/>
+    <w:next w:val="836"/>
+    <w:link w:val="692"/>
     <w:uiPriority w:val="35"/>
     <w:semiHidden/>
     <w:unhideWhenUsed/>
@@ -6125,10 +5866,10 @@
       <w:szCs w:val="18"/>
     </w:rPr>
   </w:style>
-  <w:style w:type="character" w:styleId="48">
+  <w:style w:type="character" w:styleId="692">
     <w:name w:val="Caption Char"/>
-    <w:basedOn w:val="623"/>
-    <w:link w:val="47"/>
+    <w:basedOn w:val="837"/>
+    <w:link w:val="691"/>
     <w:uiPriority w:val="35"/>
     <w:rPr>
       <w:b/>
@@ -6138,9 +5879,9 @@
       <w:szCs w:val="18"/>
     </w:rPr>
   </w:style>
-  <w:style w:type="table" w:styleId="49">
+  <w:style w:type="table" w:styleId="693">
     <w:name w:val="Table Grid"/>
-    <w:basedOn w:val="624"/>
+    <w:basedOn w:val="838"/>
     <w:uiPriority w:val="59"/>
     <w:pPr>
       <w:spacing w:after="0" w:line="240" w:lineRule="auto"/>
@@ -6163,9 +5904,9 @@
       </w:tblCellMar>
     </w:tblPr>
   </w:style>
-  <w:style w:type="table" w:styleId="50">
+  <w:style w:type="table" w:styleId="694">
     <w:name w:val="Table Grid Light"/>
-    <w:basedOn w:val="624"/>
+    <w:basedOn w:val="838"/>
     <w:uiPriority w:val="59"/>
     <w:pPr>
       <w:spacing w:after="0" w:line="240" w:lineRule="auto"/>
@@ -6188,9 +5929,9 @@
       </w:tblCellMar>
     </w:tblPr>
   </w:style>
-  <w:style w:type="table" w:styleId="51">
+  <w:style w:type="table" w:styleId="695">
     <w:name w:val="Plain Table 1"/>
-    <w:basedOn w:val="624"/>
+    <w:basedOn w:val="838"/>
     <w:uiPriority w:val="59"/>
     <w:pPr>
       <w:spacing w:after="0" w:line="240" w:lineRule="auto"/>
@@ -6255,9 +5996,9 @@
       </w:rPr>
     </w:tblStylePr>
   </w:style>
-  <w:style w:type="table" w:styleId="52">
+  <w:style w:type="table" w:styleId="696">
     <w:name w:val="Plain Table 2"/>
-    <w:basedOn w:val="624"/>
+    <w:basedOn w:val="838"/>
     <w:uiPriority w:val="59"/>
     <w:pPr>
       <w:spacing w:after="0" w:line="240" w:lineRule="auto"/>
@@ -6340,9 +6081,9 @@
       </w:rPr>
     </w:tblStylePr>
   </w:style>
-  <w:style w:type="table" w:styleId="53">
+  <w:style w:type="table" w:styleId="697">
     <w:name w:val="Plain Table 3"/>
-    <w:basedOn w:val="624"/>
+    <w:basedOn w:val="838"/>
     <w:uiPriority w:val="99"/>
     <w:pPr>
       <w:spacing w:after="0" w:line="240" w:lineRule="auto"/>
@@ -6417,9 +6158,9 @@
       </w:rPr>
     </w:tblStylePr>
   </w:style>
-  <w:style w:type="table" w:styleId="54">
+  <w:style w:type="table" w:styleId="698">
     <w:name w:val="Plain Table 4"/>
-    <w:basedOn w:val="624"/>
+    <w:basedOn w:val="838"/>
     <w:uiPriority w:val="99"/>
     <w:pPr>
       <w:spacing w:after="0" w:line="240" w:lineRule="auto"/>
@@ -6474,9 +6215,9 @@
       </w:rPr>
     </w:tblStylePr>
   </w:style>
-  <w:style w:type="table" w:styleId="55">
+  <w:style w:type="table" w:styleId="699">
     <w:name w:val="Plain Table 5"/>
-    <w:basedOn w:val="624"/>
+    <w:basedOn w:val="838"/>
     <w:uiPriority w:val="99"/>
     <w:pPr>
       <w:spacing w:after="0" w:line="240" w:lineRule="auto"/>
@@ -6562,9 +6303,9 @@
       </w:tcPr>
     </w:tblStylePr>
   </w:style>
-  <w:style w:type="table" w:styleId="56">
+  <w:style w:type="table" w:styleId="700">
     <w:name w:val="Grid Table 1 Light"/>
-    <w:basedOn w:val="624"/>
+    <w:basedOn w:val="838"/>
     <w:uiPriority w:val="99"/>
     <w:pPr>
       <w:spacing w:after="0" w:line="240" w:lineRule="auto"/>
@@ -6627,9 +6368,9 @@
       </w:rPr>
     </w:tblStylePr>
   </w:style>
-  <w:style w:type="table" w:styleId="57">
+  <w:style w:type="table" w:styleId="701">
     <w:name w:val="Grid Table 1 Light - Accent 1"/>
-    <w:basedOn w:val="624"/>
+    <w:basedOn w:val="838"/>
     <w:uiPriority w:val="99"/>
     <w:pPr>
       <w:spacing w:after="0" w:line="240" w:lineRule="auto"/>
@@ -6692,9 +6433,9 @@
       </w:rPr>
     </w:tblStylePr>
   </w:style>
-  <w:style w:type="table" w:styleId="58">
+  <w:style w:type="table" w:styleId="702">
     <w:name w:val="Grid Table 1 Light - Accent 2"/>
-    <w:basedOn w:val="624"/>
+    <w:basedOn w:val="838"/>
     <w:uiPriority w:val="99"/>
     <w:pPr>
       <w:spacing w:after="0" w:line="240" w:lineRule="auto"/>
@@ -6757,9 +6498,9 @@
       </w:rPr>
     </w:tblStylePr>
   </w:style>
-  <w:style w:type="table" w:styleId="59">
+  <w:style w:type="table" w:styleId="703">
     <w:name w:val="Grid Table 1 Light - Accent 3"/>
-    <w:basedOn w:val="624"/>
+    <w:basedOn w:val="838"/>
     <w:uiPriority w:val="99"/>
     <w:pPr>
       <w:spacing w:after="0" w:line="240" w:lineRule="auto"/>
@@ -6822,9 +6563,9 @@
       </w:rPr>
     </w:tblStylePr>
   </w:style>
-  <w:style w:type="table" w:styleId="60">
+  <w:style w:type="table" w:styleId="704">
     <w:name w:val="Grid Table 1 Light - Accent 4"/>
-    <w:basedOn w:val="624"/>
+    <w:basedOn w:val="838"/>
     <w:uiPriority w:val="99"/>
     <w:pPr>
       <w:spacing w:after="0" w:line="240" w:lineRule="auto"/>
@@ -6887,9 +6628,9 @@
       </w:rPr>
     </w:tblStylePr>
   </w:style>
-  <w:style w:type="table" w:styleId="61">
+  <w:style w:type="table" w:styleId="705">
     <w:name w:val="Grid Table 1 Light - Accent 5"/>
-    <w:basedOn w:val="624"/>
+    <w:basedOn w:val="838"/>
     <w:uiPriority w:val="99"/>
     <w:pPr>
       <w:spacing w:after="0" w:line="240" w:lineRule="auto"/>
@@ -6952,9 +6693,9 @@
       </w:rPr>
     </w:tblStylePr>
   </w:style>
-  <w:style w:type="table" w:styleId="62">
+  <w:style w:type="table" w:styleId="706">
     <w:name w:val="Grid Table 1 Light - Accent 6"/>
-    <w:basedOn w:val="624"/>
+    <w:basedOn w:val="838"/>
     <w:uiPriority w:val="99"/>
     <w:pPr>
       <w:spacing w:after="0" w:line="240" w:lineRule="auto"/>
@@ -7017,9 +6758,9 @@
       </w:rPr>
     </w:tblStylePr>
   </w:style>
-  <w:style w:type="table" w:styleId="63">
+  <w:style w:type="table" w:styleId="707">
     <w:name w:val="Grid Table 2"/>
-    <w:basedOn w:val="624"/>
+    <w:basedOn w:val="838"/>
     <w:uiPriority w:val="99"/>
     <w:pPr>
       <w:spacing w:after="0" w:line="240" w:lineRule="auto"/>
@@ -7097,9 +6838,9 @@
       </w:tcPr>
     </w:tblStylePr>
   </w:style>
-  <w:style w:type="table" w:styleId="64">
+  <w:style w:type="table" w:styleId="708">
     <w:name w:val="Grid Table 2 - Accent 1"/>
-    <w:basedOn w:val="624"/>
+    <w:basedOn w:val="838"/>
     <w:uiPriority w:val="99"/>
     <w:pPr>
       <w:spacing w:after="0" w:line="240" w:lineRule="auto"/>
@@ -7177,9 +6918,9 @@
       </w:tcPr>
     </w:tblStylePr>
   </w:style>
-  <w:style w:type="table" w:styleId="65">
+  <w:style w:type="table" w:styleId="709">
     <w:name w:val="Grid Table 2 - Accent 2"/>
-    <w:basedOn w:val="624"/>
+    <w:basedOn w:val="838"/>
     <w:uiPriority w:val="99"/>
     <w:pPr>
       <w:spacing w:after="0" w:line="240" w:lineRule="auto"/>
@@ -7257,9 +6998,9 @@
       </w:tcPr>
     </w:tblStylePr>
   </w:style>
-  <w:style w:type="table" w:styleId="66">
+  <w:style w:type="table" w:styleId="710">
     <w:name w:val="Grid Table 2 - Accent 3"/>
-    <w:basedOn w:val="624"/>
+    <w:basedOn w:val="838"/>
     <w:uiPriority w:val="99"/>
     <w:pPr>
       <w:spacing w:after="0" w:line="240" w:lineRule="auto"/>
@@ -7337,9 +7078,9 @@
       </w:tcPr>
     </w:tblStylePr>
   </w:style>
-  <w:style w:type="table" w:styleId="67">
+  <w:style w:type="table" w:styleId="711">
     <w:name w:val="Grid Table 2 - Accent 4"/>
-    <w:basedOn w:val="624"/>
+    <w:basedOn w:val="838"/>
     <w:uiPriority w:val="99"/>
     <w:pPr>
       <w:spacing w:after="0" w:line="240" w:lineRule="auto"/>
@@ -7417,9 +7158,9 @@
       </w:tcPr>
     </w:tblStylePr>
   </w:style>
-  <w:style w:type="table" w:styleId="68">
+  <w:style w:type="table" w:styleId="712">
     <w:name w:val="Grid Table 2 - Accent 5"/>
-    <w:basedOn w:val="624"/>
+    <w:basedOn w:val="838"/>
     <w:uiPriority w:val="99"/>
     <w:pPr>
       <w:spacing w:after="0" w:line="240" w:lineRule="auto"/>
@@ -7497,9 +7238,9 @@
       </w:tcPr>
     </w:tblStylePr>
   </w:style>
-  <w:style w:type="table" w:styleId="69">
+  <w:style w:type="table" w:styleId="713">
     <w:name w:val="Grid Table 2 - Accent 6"/>
-    <w:basedOn w:val="624"/>
+    <w:basedOn w:val="838"/>
     <w:uiPriority w:val="99"/>
     <w:pPr>
       <w:spacing w:after="0" w:line="240" w:lineRule="auto"/>
@@ -7577,9 +7318,9 @@
       </w:tcPr>
     </w:tblStylePr>
   </w:style>
-  <w:style w:type="table" w:styleId="70">
+  <w:style w:type="table" w:styleId="714">
     <w:name w:val="Grid Table 3"/>
-    <w:basedOn w:val="624"/>
+    <w:basedOn w:val="838"/>
     <w:uiPriority w:val="99"/>
     <w:pPr>
       <w:spacing w:after="0" w:line="240" w:lineRule="auto"/>
@@ -7623,7 +7364,7 @@
         <w:jc w:val="right"/>
       </w:pPr>
       <w:tcPr>
-        <w:shd w:color="ffffff"/>
+        <w:shd w:val="clear" w:color="ffffff"/>
         <w:tcBorders>
           <w:top w:val="none" w:color="000000" w:sz="4" w:space="0"/>
           <w:left w:val="none" w:color="000000" w:sz="4" w:space="0"/>
@@ -7653,7 +7394,7 @@
         <w:color w:val="404040"/>
       </w:rPr>
       <w:tcPr>
-        <w:shd w:color="ffffff"/>
+        <w:shd w:val="clear" w:color="ffffff"/>
         <w:tcBorders>
           <w:top w:val="none" w:color="000000" w:sz="4" w:space="0"/>
           <w:left w:val="none" w:color="000000" w:sz="4" w:space="0"/>
@@ -7678,9 +7419,9 @@
       </w:tcPr>
     </w:tblStylePr>
   </w:style>
-  <w:style w:type="table" w:styleId="71">
+  <w:style w:type="table" w:styleId="715">
     <w:name w:val="Grid Table 3 - Accent 1"/>
-    <w:basedOn w:val="624"/>
+    <w:basedOn w:val="838"/>
     <w:uiPriority w:val="99"/>
     <w:pPr>
       <w:spacing w:after="0" w:line="240" w:lineRule="auto"/>
@@ -7724,7 +7465,7 @@
         <w:jc w:val="right"/>
       </w:pPr>
       <w:tcPr>
-        <w:shd w:color="ffffff"/>
+        <w:shd w:val="clear" w:color="ffffff"/>
         <w:tcBorders>
           <w:top w:val="none" w:color="000000" w:sz="4" w:space="0"/>
           <w:left w:val="none" w:color="000000" w:sz="4" w:space="0"/>
@@ -7754,7 +7495,7 @@
         <w:color w:val="404040"/>
       </w:rPr>
       <w:tcPr>
-        <w:shd w:color="ffffff"/>
+        <w:shd w:val="clear" w:color="ffffff"/>
         <w:tcBorders>
           <w:top w:val="none" w:color="000000" w:sz="4" w:space="0"/>
           <w:left w:val="none" w:color="000000" w:sz="4" w:space="0"/>
@@ -7779,9 +7520,9 @@
       </w:tcPr>
     </w:tblStylePr>
   </w:style>
-  <w:style w:type="table" w:styleId="72">
+  <w:style w:type="table" w:styleId="716">
     <w:name w:val="Grid Table 3 - Accent 2"/>
-    <w:basedOn w:val="624"/>
+    <w:basedOn w:val="838"/>
     <w:uiPriority w:val="99"/>
     <w:pPr>
       <w:spacing w:after="0" w:line="240" w:lineRule="auto"/>
@@ -7825,7 +7566,7 @@
         <w:jc w:val="right"/>
       </w:pPr>
       <w:tcPr>
-        <w:shd w:color="ffffff"/>
+        <w:shd w:val="clear" w:color="ffffff"/>
         <w:tcBorders>
           <w:top w:val="none" w:color="000000" w:sz="4" w:space="0"/>
           <w:left w:val="none" w:color="000000" w:sz="4" w:space="0"/>
@@ -7855,7 +7596,7 @@
         <w:color w:val="404040"/>
       </w:rPr>
       <w:tcPr>
-        <w:shd w:color="ffffff"/>
+        <w:shd w:val="clear" w:color="ffffff"/>
         <w:tcBorders>
           <w:top w:val="none" w:color="000000" w:sz="4" w:space="0"/>
           <w:left w:val="none" w:color="000000" w:sz="4" w:space="0"/>
@@ -7880,9 +7621,9 @@
       </w:tcPr>
     </w:tblStylePr>
   </w:style>
-  <w:style w:type="table" w:styleId="73">
+  <w:style w:type="table" w:styleId="717">
     <w:name w:val="Grid Table 3 - Accent 3"/>
-    <w:basedOn w:val="624"/>
+    <w:basedOn w:val="838"/>
     <w:uiPriority w:val="99"/>
     <w:pPr>
       <w:spacing w:after="0" w:line="240" w:lineRule="auto"/>
@@ -7926,7 +7667,7 @@
         <w:jc w:val="right"/>
       </w:pPr>
       <w:tcPr>
-        <w:shd w:color="ffffff"/>
+        <w:shd w:val="clear" w:color="ffffff"/>
         <w:tcBorders>
           <w:top w:val="none" w:color="000000" w:sz="4" w:space="0"/>
           <w:left w:val="none" w:color="000000" w:sz="4" w:space="0"/>
@@ -7956,7 +7697,7 @@
         <w:color w:val="404040"/>
       </w:rPr>
       <w:tcPr>
-        <w:shd w:color="ffffff"/>
+        <w:shd w:val="clear" w:color="ffffff"/>
         <w:tcBorders>
           <w:top w:val="none" w:color="000000" w:sz="4" w:space="0"/>
           <w:left w:val="none" w:color="000000" w:sz="4" w:space="0"/>
@@ -7981,9 +7722,9 @@
       </w:tcPr>
     </w:tblStylePr>
   </w:style>
-  <w:style w:type="table" w:styleId="74">
+  <w:style w:type="table" w:styleId="718">
     <w:name w:val="Grid Table 3 - Accent 4"/>
-    <w:basedOn w:val="624"/>
+    <w:basedOn w:val="838"/>
     <w:uiPriority w:val="99"/>
     <w:pPr>
       <w:spacing w:after="0" w:line="240" w:lineRule="auto"/>
@@ -8027,7 +7768,7 @@
         <w:jc w:val="right"/>
       </w:pPr>
       <w:tcPr>
-        <w:shd w:color="ffffff"/>
+        <w:shd w:val="clear" w:color="ffffff"/>
         <w:tcBorders>
           <w:top w:val="none" w:color="000000" w:sz="4" w:space="0"/>
           <w:left w:val="none" w:color="000000" w:sz="4" w:space="0"/>
@@ -8057,7 +7798,7 @@
         <w:color w:val="404040"/>
       </w:rPr>
       <w:tcPr>
-        <w:shd w:color="ffffff"/>
+        <w:shd w:val="clear" w:color="ffffff"/>
         <w:tcBorders>
           <w:top w:val="none" w:color="000000" w:sz="4" w:space="0"/>
           <w:left w:val="none" w:color="000000" w:sz="4" w:space="0"/>
@@ -8082,9 +7823,9 @@
       </w:tcPr>
     </w:tblStylePr>
   </w:style>
-  <w:style w:type="table" w:styleId="75">
+  <w:style w:type="table" w:styleId="719">
     <w:name w:val="Grid Table 3 - Accent 5"/>
-    <w:basedOn w:val="624"/>
+    <w:basedOn w:val="838"/>
     <w:uiPriority w:val="99"/>
     <w:pPr>
       <w:spacing w:after="0" w:line="240" w:lineRule="auto"/>
@@ -8128,7 +7869,7 @@
         <w:jc w:val="right"/>
       </w:pPr>
       <w:tcPr>
-        <w:shd w:color="ffffff"/>
+        <w:shd w:val="clear" w:color="ffffff"/>
         <w:tcBorders>
           <w:top w:val="none" w:color="000000" w:sz="4" w:space="0"/>
           <w:left w:val="none" w:color="000000" w:sz="4" w:space="0"/>
@@ -8158,7 +7899,7 @@
         <w:color w:val="404040"/>
       </w:rPr>
       <w:tcPr>
-        <w:shd w:color="ffffff"/>
+        <w:shd w:val="clear" w:color="ffffff"/>
         <w:tcBorders>
           <w:top w:val="none" w:color="000000" w:sz="4" w:space="0"/>
           <w:left w:val="none" w:color="000000" w:sz="4" w:space="0"/>
@@ -8183,9 +7924,9 @@
       </w:tcPr>
     </w:tblStylePr>
   </w:style>
-  <w:style w:type="table" w:styleId="76">
+  <w:style w:type="table" w:styleId="720">
     <w:name w:val="Grid Table 3 - Accent 6"/>
-    <w:basedOn w:val="624"/>
+    <w:basedOn w:val="838"/>
     <w:uiPriority w:val="99"/>
     <w:pPr>
       <w:spacing w:after="0" w:line="240" w:lineRule="auto"/>
@@ -8229,7 +7970,7 @@
         <w:jc w:val="right"/>
       </w:pPr>
       <w:tcPr>
-        <w:shd w:color="ffffff"/>
+        <w:shd w:val="clear" w:color="ffffff"/>
         <w:tcBorders>
           <w:top w:val="none" w:color="000000" w:sz="4" w:space="0"/>
           <w:left w:val="none" w:color="000000" w:sz="4" w:space="0"/>
@@ -8259,7 +8000,7 @@
         <w:color w:val="404040"/>
       </w:rPr>
       <w:tcPr>
-        <w:shd w:color="ffffff"/>
+        <w:shd w:val="clear" w:color="ffffff"/>
         <w:tcBorders>
           <w:top w:val="none" w:color="000000" w:sz="4" w:space="0"/>
           <w:left w:val="none" w:color="000000" w:sz="4" w:space="0"/>
@@ -8284,9 +8025,9 @@
       </w:tcPr>
     </w:tblStylePr>
   </w:style>
-  <w:style w:type="table" w:styleId="77">
+  <w:style w:type="table" w:styleId="721">
     <w:name w:val="Grid Table 4"/>
-    <w:basedOn w:val="624"/>
+    <w:basedOn w:val="838"/>
     <w:uiPriority w:val="59"/>
     <w:pPr>
       <w:spacing w:after="0" w:line="240" w:lineRule="auto"/>
@@ -8365,9 +8106,9 @@
       </w:tcPr>
     </w:tblStylePr>
   </w:style>
-  <w:style w:type="table" w:styleId="78">
+  <w:style w:type="table" w:styleId="722">
     <w:name w:val="Grid Table 4 - Accent 1"/>
-    <w:basedOn w:val="624"/>
+    <w:basedOn w:val="838"/>
     <w:uiPriority w:val="59"/>
     <w:pPr>
       <w:spacing w:after="0" w:line="240" w:lineRule="auto"/>
@@ -8446,9 +8187,9 @@
       </w:tcPr>
     </w:tblStylePr>
   </w:style>
-  <w:style w:type="table" w:styleId="79">
+  <w:style w:type="table" w:styleId="723">
     <w:name w:val="Grid Table 4 - Accent 2"/>
-    <w:basedOn w:val="624"/>
+    <w:basedOn w:val="838"/>
     <w:uiPriority w:val="59"/>
     <w:pPr>
       <w:spacing w:after="0" w:line="240" w:lineRule="auto"/>
@@ -8527,9 +8268,9 @@
       </w:tcPr>
     </w:tblStylePr>
   </w:style>
-  <w:style w:type="table" w:styleId="80">
+  <w:style w:type="table" w:styleId="724">
     <w:name w:val="Grid Table 4 - Accent 3"/>
-    <w:basedOn w:val="624"/>
+    <w:basedOn w:val="838"/>
     <w:uiPriority w:val="59"/>
     <w:pPr>
       <w:spacing w:after="0" w:line="240" w:lineRule="auto"/>
@@ -8608,9 +8349,9 @@
       </w:tcPr>
     </w:tblStylePr>
   </w:style>
-  <w:style w:type="table" w:styleId="81">
+  <w:style w:type="table" w:styleId="725">
     <w:name w:val="Grid Table 4 - Accent 4"/>
-    <w:basedOn w:val="624"/>
+    <w:basedOn w:val="838"/>
     <w:uiPriority w:val="59"/>
     <w:pPr>
       <w:spacing w:after="0" w:line="240" w:lineRule="auto"/>
@@ -8689,9 +8430,9 @@
       </w:tcPr>
     </w:tblStylePr>
   </w:style>
-  <w:style w:type="table" w:styleId="82">
+  <w:style w:type="table" w:styleId="726">
     <w:name w:val="Grid Table 4 - Accent 5"/>
-    <w:basedOn w:val="624"/>
+    <w:basedOn w:val="838"/>
     <w:uiPriority w:val="59"/>
     <w:pPr>
       <w:spacing w:after="0" w:line="240" w:lineRule="auto"/>
@@ -8770,9 +8511,9 @@
       </w:tcPr>
     </w:tblStylePr>
   </w:style>
-  <w:style w:type="table" w:styleId="83">
+  <w:style w:type="table" w:styleId="727">
     <w:name w:val="Grid Table 4 - Accent 6"/>
-    <w:basedOn w:val="624"/>
+    <w:basedOn w:val="838"/>
     <w:uiPriority w:val="59"/>
     <w:pPr>
       <w:spacing w:after="0" w:line="240" w:lineRule="auto"/>
@@ -8851,9 +8592,9 @@
       </w:tcPr>
     </w:tblStylePr>
   </w:style>
-  <w:style w:type="table" w:styleId="84">
+  <w:style w:type="table" w:styleId="728">
     <w:name w:val="Grid Table 5 Dark"/>
-    <w:basedOn w:val="624"/>
+    <w:basedOn w:val="838"/>
     <w:uiPriority w:val="99"/>
     <w:pPr>
       <w:spacing w:after="0" w:line="240" w:lineRule="auto"/>
@@ -8930,9 +8671,9 @@
       </w:tcPr>
     </w:tblStylePr>
   </w:style>
-  <w:style w:type="table" w:styleId="85">
+  <w:style w:type="table" w:styleId="729">
     <w:name w:val="Grid Table 5 Dark- Accent 1"/>
-    <w:basedOn w:val="624"/>
+    <w:basedOn w:val="838"/>
     <w:uiPriority w:val="99"/>
     <w:pPr>
       <w:spacing w:after="0" w:line="240" w:lineRule="auto"/>
@@ -9009,9 +8750,9 @@
       </w:tcPr>
     </w:tblStylePr>
   </w:style>
-  <w:style w:type="table" w:styleId="86">
+  <w:style w:type="table" w:styleId="730">
     <w:name w:val="Grid Table 5 Dark - Accent 2"/>
-    <w:basedOn w:val="624"/>
+    <w:basedOn w:val="838"/>
     <w:uiPriority w:val="99"/>
     <w:pPr>
       <w:spacing w:after="0" w:line="240" w:lineRule="auto"/>
@@ -9088,9 +8829,9 @@
       </w:tcPr>
     </w:tblStylePr>
   </w:style>
-  <w:style w:type="table" w:styleId="87">
+  <w:style w:type="table" w:styleId="731">
     <w:name w:val="Grid Table 5 Dark - Accent 3"/>
-    <w:basedOn w:val="624"/>
+    <w:basedOn w:val="838"/>
     <w:uiPriority w:val="99"/>
     <w:pPr>
       <w:spacing w:after="0" w:line="240" w:lineRule="auto"/>
@@ -9167,9 +8908,9 @@
       </w:tcPr>
     </w:tblStylePr>
   </w:style>
-  <w:style w:type="table" w:styleId="88">
+  <w:style w:type="table" w:styleId="732">
     <w:name w:val="Grid Table 5 Dark- Accent 4"/>
-    <w:basedOn w:val="624"/>
+    <w:basedOn w:val="838"/>
     <w:uiPriority w:val="99"/>
     <w:pPr>
       <w:spacing w:after="0" w:line="240" w:lineRule="auto"/>
@@ -9246,9 +8987,9 @@
       </w:tcPr>
     </w:tblStylePr>
   </w:style>
-  <w:style w:type="table" w:styleId="89">
+  <w:style w:type="table" w:styleId="733">
     <w:name w:val="Grid Table 5 Dark - Accent 5"/>
-    <w:basedOn w:val="624"/>
+    <w:basedOn w:val="838"/>
     <w:uiPriority w:val="99"/>
     <w:pPr>
       <w:spacing w:after="0" w:line="240" w:lineRule="auto"/>
@@ -9325,9 +9066,9 @@
       </w:tcPr>
     </w:tblStylePr>
   </w:style>
-  <w:style w:type="table" w:styleId="90">
+  <w:style w:type="table" w:styleId="734">
     <w:name w:val="Grid Table 5 Dark - Accent 6"/>
-    <w:basedOn w:val="624"/>
+    <w:basedOn w:val="838"/>
     <w:uiPriority w:val="99"/>
     <w:pPr>
       <w:spacing w:after="0" w:line="240" w:lineRule="auto"/>
@@ -9404,9 +9145,9 @@
       </w:tcPr>
     </w:tblStylePr>
   </w:style>
-  <w:style w:type="table" w:styleId="91">
+  <w:style w:type="table" w:styleId="735">
     <w:name w:val="Grid Table 6 Colorful"/>
-    <w:basedOn w:val="624"/>
+    <w:basedOn w:val="838"/>
     <w:uiPriority w:val="99"/>
     <w:pPr>
       <w:spacing w:after="0" w:line="240" w:lineRule="auto"/>
@@ -9483,9 +9224,9 @@
       </w:rPr>
     </w:tblStylePr>
   </w:style>
-  <w:style w:type="table" w:styleId="92">
+  <w:style w:type="table" w:styleId="736">
     <w:name w:val="Grid Table 6 Colorful - Accent 1"/>
-    <w:basedOn w:val="624"/>
+    <w:basedOn w:val="838"/>
     <w:uiPriority w:val="99"/>
     <w:pPr>
       <w:spacing w:after="0" w:line="240" w:lineRule="auto"/>
@@ -9562,9 +9303,9 @@
       </w:rPr>
     </w:tblStylePr>
   </w:style>
-  <w:style w:type="table" w:styleId="93">
+  <w:style w:type="table" w:styleId="737">
     <w:name w:val="Grid Table 6 Colorful - Accent 2"/>
-    <w:basedOn w:val="624"/>
+    <w:basedOn w:val="838"/>
     <w:uiPriority w:val="99"/>
     <w:pPr>
       <w:spacing w:after="0" w:line="240" w:lineRule="auto"/>
@@ -9641,9 +9382,9 @@
       </w:rPr>
     </w:tblStylePr>
   </w:style>
-  <w:style w:type="table" w:styleId="94">
+  <w:style w:type="table" w:styleId="738">
     <w:name w:val="Grid Table 6 Colorful - Accent 3"/>
-    <w:basedOn w:val="624"/>
+    <w:basedOn w:val="838"/>
     <w:uiPriority w:val="99"/>
     <w:pPr>
       <w:spacing w:after="0" w:line="240" w:lineRule="auto"/>
@@ -9720,9 +9461,9 @@
       </w:rPr>
     </w:tblStylePr>
   </w:style>
-  <w:style w:type="table" w:styleId="95">
+  <w:style w:type="table" w:styleId="739">
     <w:name w:val="Grid Table 6 Colorful - Accent 4"/>
-    <w:basedOn w:val="624"/>
+    <w:basedOn w:val="838"/>
     <w:uiPriority w:val="99"/>
     <w:pPr>
       <w:spacing w:after="0" w:line="240" w:lineRule="auto"/>
@@ -9799,9 +9540,9 @@
       </w:rPr>
     </w:tblStylePr>
   </w:style>
-  <w:style w:type="table" w:styleId="96">
+  <w:style w:type="table" w:styleId="740">
     <w:name w:val="Grid Table 6 Colorful - Accent 5"/>
-    <w:basedOn w:val="624"/>
+    <w:basedOn w:val="838"/>
     <w:uiPriority w:val="99"/>
     <w:pPr>
       <w:spacing w:after="0" w:line="240" w:lineRule="auto"/>
@@ -9878,9 +9619,9 @@
       </w:rPr>
     </w:tblStylePr>
   </w:style>
-  <w:style w:type="table" w:styleId="97">
+  <w:style w:type="table" w:styleId="741">
     <w:name w:val="Grid Table 6 Colorful - Accent 6"/>
-    <w:basedOn w:val="624"/>
+    <w:basedOn w:val="838"/>
     <w:uiPriority w:val="99"/>
     <w:pPr>
       <w:spacing w:after="0" w:line="240" w:lineRule="auto"/>
@@ -9957,9 +9698,9 @@
       </w:rPr>
     </w:tblStylePr>
   </w:style>
-  <w:style w:type="table" w:styleId="98">
+  <w:style w:type="table" w:styleId="742">
     <w:name w:val="Grid Table 7 Colorful"/>
-    <w:basedOn w:val="624"/>
+    <w:basedOn w:val="838"/>
     <w:uiPriority w:val="99"/>
     <w:pPr>
       <w:spacing w:after="0" w:line="240" w:lineRule="auto"/>
@@ -10008,11 +9749,11 @@
         <w:jc w:val="right"/>
       </w:pPr>
       <w:tcPr>
-        <w:shd w:color="ffffff"/>
-        <w:tcBorders>
-          <w:top w:val="none"/>
-          <w:left w:val="none"/>
-          <w:bottom w:val="none"/>
+        <w:shd w:val="clear" w:color="ffffff"/>
+        <w:tcBorders>
+          <w:top w:val="none" w:color="000000" w:sz="4" w:space="0"/>
+          <w:left w:val="none" w:color="000000" w:sz="4" w:space="0"/>
+          <w:bottom w:val="none" w:color="000000" w:sz="4" w:space="0"/>
           <w:right w:val="single" w:color="000000" w:themeColor="text1" w:themeTint="80" w:sz="4" w:space="0"/>
         </w:tcBorders>
       </w:tcPr>
@@ -10027,10 +9768,10 @@
       <w:tcPr>
         <w:shd w:val="clear" w:color="ffffff" w:themeColor="light1" w:fill="ffffff" w:themeFill="light1"/>
         <w:tcBorders>
-          <w:top w:val="none"/>
-          <w:left w:val="none"/>
+          <w:top w:val="none" w:color="000000" w:sz="4" w:space="0"/>
+          <w:left w:val="none" w:color="000000" w:sz="4" w:space="0"/>
           <w:bottom w:val="single" w:color="000000" w:themeColor="text1" w:themeTint="80" w:sz="4" w:space="0"/>
-          <w:right w:val="none"/>
+          <w:right w:val="none" w:color="000000" w:sz="4" w:space="0"/>
         </w:tcBorders>
       </w:tcPr>
     </w:tblStylePr>
@@ -10042,12 +9783,12 @@
         <w:sz w:val="22"/>
       </w:rPr>
       <w:tcPr>
-        <w:shd w:color="ffffff"/>
-        <w:tcBorders>
-          <w:top w:val="none"/>
+        <w:shd w:val="clear" w:color="ffffff"/>
+        <w:tcBorders>
+          <w:top w:val="none" w:color="000000" w:sz="4" w:space="0"/>
           <w:left w:val="single" w:color="000000" w:themeColor="text1" w:themeTint="80" w:sz="4" w:space="0"/>
-          <w:bottom w:val="none"/>
-          <w:right w:val="none"/>
+          <w:bottom w:val="none" w:color="000000" w:sz="4" w:space="0"/>
+          <w:right w:val="none" w:color="000000" w:sz="4" w:space="0"/>
         </w:tcBorders>
       </w:tcPr>
     </w:tblStylePr>
@@ -10062,16 +9803,16 @@
         <w:shd w:val="clear" w:color="ffffff" w:themeColor="light1" w:fill="ffffff" w:themeFill="light1"/>
         <w:tcBorders>
           <w:top w:val="single" w:color="000000" w:themeColor="text1" w:themeTint="80" w:sz="4" w:space="0"/>
-          <w:left w:val="none"/>
-          <w:bottom w:val="none"/>
-          <w:right w:val="none"/>
-        </w:tcBorders>
-      </w:tcPr>
-    </w:tblStylePr>
-  </w:style>
-  <w:style w:type="table" w:styleId="99">
+          <w:left w:val="none" w:color="000000" w:sz="4" w:space="0"/>
+          <w:bottom w:val="none" w:color="000000" w:sz="4" w:space="0"/>
+          <w:right w:val="none" w:color="000000" w:sz="4" w:space="0"/>
+        </w:tcBorders>
+      </w:tcPr>
+    </w:tblStylePr>
+  </w:style>
+  <w:style w:type="table" w:styleId="743">
     <w:name w:val="Grid Table 7 Colorful - Accent 1"/>
-    <w:basedOn w:val="624"/>
+    <w:basedOn w:val="838"/>
     <w:uiPriority w:val="99"/>
     <w:pPr>
       <w:spacing w:after="0" w:line="240" w:lineRule="auto"/>
@@ -10120,11 +9861,11 @@
         <w:jc w:val="right"/>
       </w:pPr>
       <w:tcPr>
-        <w:shd w:color="ffffff"/>
-        <w:tcBorders>
-          <w:top w:val="none"/>
-          <w:left w:val="none"/>
-          <w:bottom w:val="none"/>
+        <w:shd w:val="clear" w:color="ffffff"/>
+        <w:tcBorders>
+          <w:top w:val="none" w:color="000000" w:sz="4" w:space="0"/>
+          <w:left w:val="none" w:color="000000" w:sz="4" w:space="0"/>
+          <w:bottom w:val="none" w:color="000000" w:sz="4" w:space="0"/>
           <w:right w:val="single" w:color="000000" w:themeColor="accent1" w:themeTint="80" w:sz="4" w:space="0"/>
         </w:tcBorders>
       </w:tcPr>
@@ -10139,10 +9880,10 @@
       <w:tcPr>
         <w:shd w:val="clear" w:color="ffffff" w:themeColor="light1" w:fill="ffffff" w:themeFill="light1"/>
         <w:tcBorders>
-          <w:top w:val="none"/>
-          <w:left w:val="none"/>
+          <w:top w:val="none" w:color="000000" w:sz="4" w:space="0"/>
+          <w:left w:val="none" w:color="000000" w:sz="4" w:space="0"/>
           <w:bottom w:val="single" w:color="000000" w:themeColor="accent1" w:themeTint="80" w:sz="4" w:space="0"/>
-          <w:right w:val="none"/>
+          <w:right w:val="none" w:color="000000" w:sz="4" w:space="0"/>
         </w:tcBorders>
       </w:tcPr>
     </w:tblStylePr>
@@ -10154,12 +9895,12 @@
         <w:sz w:val="22"/>
       </w:rPr>
       <w:tcPr>
-        <w:shd w:color="ffffff"/>
-        <w:tcBorders>
-          <w:top w:val="none"/>
+        <w:shd w:val="clear" w:color="ffffff"/>
+        <w:tcBorders>
+          <w:top w:val="none" w:color="000000" w:sz="4" w:space="0"/>
           <w:left w:val="single" w:color="000000" w:themeColor="accent1" w:themeTint="80" w:sz="4" w:space="0"/>
-          <w:bottom w:val="none"/>
-          <w:right w:val="none"/>
+          <w:bottom w:val="none" w:color="000000" w:sz="4" w:space="0"/>
+          <w:right w:val="none" w:color="000000" w:sz="4" w:space="0"/>
         </w:tcBorders>
       </w:tcPr>
     </w:tblStylePr>
@@ -10174,16 +9915,16 @@
         <w:shd w:val="clear" w:color="ffffff" w:themeColor="light1" w:fill="ffffff" w:themeFill="light1"/>
         <w:tcBorders>
           <w:top w:val="single" w:color="000000" w:themeColor="accent1" w:themeTint="80" w:sz="4" w:space="0"/>
-          <w:left w:val="none"/>
-          <w:bottom w:val="none"/>
-          <w:right w:val="none"/>
-        </w:tcBorders>
-      </w:tcPr>
-    </w:tblStylePr>
-  </w:style>
-  <w:style w:type="table" w:styleId="100">
+          <w:left w:val="none" w:color="000000" w:sz="4" w:space="0"/>
+          <w:bottom w:val="none" w:color="000000" w:sz="4" w:space="0"/>
+          <w:right w:val="none" w:color="000000" w:sz="4" w:space="0"/>
+        </w:tcBorders>
+      </w:tcPr>
+    </w:tblStylePr>
+  </w:style>
+  <w:style w:type="table" w:styleId="744">
     <w:name w:val="Grid Table 7 Colorful - Accent 2"/>
-    <w:basedOn w:val="624"/>
+    <w:basedOn w:val="838"/>
     <w:uiPriority w:val="99"/>
     <w:pPr>
       <w:spacing w:after="0" w:line="240" w:lineRule="auto"/>
@@ -10232,11 +9973,11 @@
         <w:jc w:val="right"/>
       </w:pPr>
       <w:tcPr>
-        <w:shd w:color="ffffff"/>
-        <w:tcBorders>
-          <w:top w:val="none"/>
-          <w:left w:val="none"/>
-          <w:bottom w:val="none"/>
+        <w:shd w:val="clear" w:color="ffffff"/>
+        <w:tcBorders>
+          <w:top w:val="none" w:color="000000" w:sz="4" w:space="0"/>
+          <w:left w:val="none" w:color="000000" w:sz="4" w:space="0"/>
+          <w:bottom w:val="none" w:color="000000" w:sz="4" w:space="0"/>
           <w:right w:val="single" w:color="000000" w:themeColor="accent2" w:themeTint="97" w:sz="4" w:space="0"/>
         </w:tcBorders>
       </w:tcPr>
@@ -10251,10 +9992,10 @@
       <w:tcPr>
         <w:shd w:val="clear" w:color="ffffff" w:themeColor="light1" w:fill="ffffff" w:themeFill="light1"/>
         <w:tcBorders>
-          <w:top w:val="none"/>
-          <w:left w:val="none"/>
+          <w:top w:val="none" w:color="000000" w:sz="4" w:space="0"/>
+          <w:left w:val="none" w:color="000000" w:sz="4" w:space="0"/>
           <w:bottom w:val="single" w:color="000000" w:themeColor="accent2" w:themeTint="97" w:sz="4" w:space="0"/>
-          <w:right w:val="none"/>
+          <w:right w:val="none" w:color="000000" w:sz="4" w:space="0"/>
         </w:tcBorders>
       </w:tcPr>
     </w:tblStylePr>
@@ -10266,12 +10007,12 @@
         <w:sz w:val="22"/>
       </w:rPr>
       <w:tcPr>
-        <w:shd w:color="ffffff"/>
-        <w:tcBorders>
-          <w:top w:val="none"/>
+        <w:shd w:val="clear" w:color="ffffff"/>
+        <w:tcBorders>
+          <w:top w:val="none" w:color="000000" w:sz="4" w:space="0"/>
           <w:left w:val="single" w:color="000000" w:themeColor="accent2" w:themeTint="97" w:sz="4" w:space="0"/>
-          <w:bottom w:val="none"/>
-          <w:right w:val="none"/>
+          <w:bottom w:val="none" w:color="000000" w:sz="4" w:space="0"/>
+          <w:right w:val="none" w:color="000000" w:sz="4" w:space="0"/>
         </w:tcBorders>
       </w:tcPr>
     </w:tblStylePr>
@@ -10286,16 +10027,16 @@
         <w:shd w:val="clear" w:color="ffffff" w:themeColor="light1" w:fill="ffffff" w:themeFill="light1"/>
         <w:tcBorders>
           <w:top w:val="single" w:color="000000" w:themeColor="accent2" w:themeTint="97" w:sz="4" w:space="0"/>
-          <w:left w:val="none"/>
-          <w:bottom w:val="none"/>
-          <w:right w:val="none"/>
-        </w:tcBorders>
-      </w:tcPr>
-    </w:tblStylePr>
-  </w:style>
-  <w:style w:type="table" w:styleId="101">
+          <w:left w:val="none" w:color="000000" w:sz="4" w:space="0"/>
+          <w:bottom w:val="none" w:color="000000" w:sz="4" w:space="0"/>
+          <w:right w:val="none" w:color="000000" w:sz="4" w:space="0"/>
+        </w:tcBorders>
+      </w:tcPr>
+    </w:tblStylePr>
+  </w:style>
+  <w:style w:type="table" w:styleId="745">
     <w:name w:val="Grid Table 7 Colorful - Accent 3"/>
-    <w:basedOn w:val="624"/>
+    <w:basedOn w:val="838"/>
     <w:uiPriority w:val="99"/>
     <w:pPr>
       <w:spacing w:after="0" w:line="240" w:lineRule="auto"/>
@@ -10344,11 +10085,11 @@
         <w:jc w:val="right"/>
       </w:pPr>
       <w:tcPr>
-        <w:shd w:color="ffffff"/>
-        <w:tcBorders>
-          <w:top w:val="none"/>
-          <w:left w:val="none"/>
-          <w:bottom w:val="none"/>
+        <w:shd w:val="clear" w:color="ffffff"/>
+        <w:tcBorders>
+          <w:top w:val="none" w:color="000000" w:sz="4" w:space="0"/>
+          <w:left w:val="none" w:color="000000" w:sz="4" w:space="0"/>
+          <w:bottom w:val="none" w:color="000000" w:sz="4" w:space="0"/>
           <w:right w:val="single" w:color="000000" w:themeColor="accent3" w:themeTint="FE" w:sz="4" w:space="0"/>
         </w:tcBorders>
       </w:tcPr>
@@ -10363,10 +10104,10 @@
       <w:tcPr>
         <w:shd w:val="clear" w:color="ffffff" w:themeColor="light1" w:fill="ffffff" w:themeFill="light1"/>
         <w:tcBorders>
-          <w:top w:val="none"/>
-          <w:left w:val="none"/>
+          <w:top w:val="none" w:color="000000" w:sz="4" w:space="0"/>
+          <w:left w:val="none" w:color="000000" w:sz="4" w:space="0"/>
           <w:bottom w:val="single" w:color="000000" w:themeColor="accent3" w:themeTint="FE" w:sz="4" w:space="0"/>
-          <w:right w:val="none"/>
+          <w:right w:val="none" w:color="000000" w:sz="4" w:space="0"/>
         </w:tcBorders>
       </w:tcPr>
     </w:tblStylePr>
@@ -10378,12 +10119,12 @@
         <w:sz w:val="22"/>
       </w:rPr>
       <w:tcPr>
-        <w:shd w:color="ffffff"/>
-        <w:tcBorders>
-          <w:top w:val="none"/>
+        <w:shd w:val="clear" w:color="ffffff"/>
+        <w:tcBorders>
+          <w:top w:val="none" w:color="000000" w:sz="4" w:space="0"/>
           <w:left w:val="single" w:color="000000" w:themeColor="accent3" w:themeTint="FE" w:sz="4" w:space="0"/>
-          <w:bottom w:val="none"/>
-          <w:right w:val="none"/>
+          <w:bottom w:val="none" w:color="000000" w:sz="4" w:space="0"/>
+          <w:right w:val="none" w:color="000000" w:sz="4" w:space="0"/>
         </w:tcBorders>
       </w:tcPr>
     </w:tblStylePr>
@@ -10398,16 +10139,16 @@
         <w:shd w:val="clear" w:color="ffffff" w:themeColor="light1" w:fill="ffffff" w:themeFill="light1"/>
         <w:tcBorders>
           <w:top w:val="single" w:color="000000" w:themeColor="accent3" w:themeTint="FE" w:sz="4" w:space="0"/>
-          <w:left w:val="none"/>
-          <w:bottom w:val="none"/>
-          <w:right w:val="none"/>
-        </w:tcBorders>
-      </w:tcPr>
-    </w:tblStylePr>
-  </w:style>
-  <w:style w:type="table" w:styleId="102">
+          <w:left w:val="none" w:color="000000" w:sz="4" w:space="0"/>
+          <w:bottom w:val="none" w:color="000000" w:sz="4" w:space="0"/>
+          <w:right w:val="none" w:color="000000" w:sz="4" w:space="0"/>
+        </w:tcBorders>
+      </w:tcPr>
+    </w:tblStylePr>
+  </w:style>
+  <w:style w:type="table" w:styleId="746">
     <w:name w:val="Grid Table 7 Colorful - Accent 4"/>
-    <w:basedOn w:val="624"/>
+    <w:basedOn w:val="838"/>
     <w:uiPriority w:val="99"/>
     <w:pPr>
       <w:spacing w:after="0" w:line="240" w:lineRule="auto"/>
@@ -10456,11 +10197,11 @@
         <w:jc w:val="right"/>
       </w:pPr>
       <w:tcPr>
-        <w:shd w:color="ffffff"/>
-        <w:tcBorders>
-          <w:top w:val="none"/>
-          <w:left w:val="none"/>
-          <w:bottom w:val="none"/>
+        <w:shd w:val="clear" w:color="ffffff"/>
+        <w:tcBorders>
+          <w:top w:val="none" w:color="000000" w:sz="4" w:space="0"/>
+          <w:left w:val="none" w:color="000000" w:sz="4" w:space="0"/>
+          <w:bottom w:val="none" w:color="000000" w:sz="4" w:space="0"/>
           <w:right w:val="single" w:color="000000" w:themeColor="accent4" w:themeTint="9A" w:sz="4" w:space="0"/>
         </w:tcBorders>
       </w:tcPr>
@@ -10475,10 +10216,10 @@
       <w:tcPr>
         <w:shd w:val="clear" w:color="ffffff" w:themeColor="light1" w:fill="ffffff" w:themeFill="light1"/>
         <w:tcBorders>
-          <w:top w:val="none"/>
-          <w:left w:val="none"/>
+          <w:top w:val="none" w:color="000000" w:sz="4" w:space="0"/>
+          <w:left w:val="none" w:color="000000" w:sz="4" w:space="0"/>
           <w:bottom w:val="single" w:color="000000" w:themeColor="accent4" w:themeTint="9A" w:sz="4" w:space="0"/>
-          <w:right w:val="none"/>
+          <w:right w:val="none" w:color="000000" w:sz="4" w:space="0"/>
         </w:tcBorders>
       </w:tcPr>
     </w:tblStylePr>
@@ -10490,12 +10231,12 @@
         <w:sz w:val="22"/>
       </w:rPr>
       <w:tcPr>
-        <w:shd w:color="ffffff"/>
-        <w:tcBorders>
-          <w:top w:val="none"/>
+        <w:shd w:val="clear" w:color="ffffff"/>
+        <w:tcBorders>
+          <w:top w:val="none" w:color="000000" w:sz="4" w:space="0"/>
           <w:left w:val="single" w:color="000000" w:themeColor="accent4" w:themeTint="9A" w:sz="4" w:space="0"/>
-          <w:bottom w:val="none"/>
-          <w:right w:val="none"/>
+          <w:bottom w:val="none" w:color="000000" w:sz="4" w:space="0"/>
+          <w:right w:val="none" w:color="000000" w:sz="4" w:space="0"/>
         </w:tcBorders>
       </w:tcPr>
     </w:tblStylePr>
@@ -10510,16 +10251,16 @@
         <w:shd w:val="clear" w:color="ffffff" w:themeColor="light1" w:fill="ffffff" w:themeFill="light1"/>
         <w:tcBorders>
           <w:top w:val="single" w:color="000000" w:themeColor="accent4" w:themeTint="9A" w:sz="4" w:space="0"/>
-          <w:left w:val="none"/>
-          <w:bottom w:val="none"/>
-          <w:right w:val="none"/>
-        </w:tcBorders>
-      </w:tcPr>
-    </w:tblStylePr>
-  </w:style>
-  <w:style w:type="table" w:styleId="103">
+          <w:left w:val="none" w:color="000000" w:sz="4" w:space="0"/>
+          <w:bottom w:val="none" w:color="000000" w:sz="4" w:space="0"/>
+          <w:right w:val="none" w:color="000000" w:sz="4" w:space="0"/>
+        </w:tcBorders>
+      </w:tcPr>
+    </w:tblStylePr>
+  </w:style>
+  <w:style w:type="table" w:styleId="747">
     <w:name w:val="Grid Table 7 Colorful - Accent 5"/>
-    <w:basedOn w:val="624"/>
+    <w:basedOn w:val="838"/>
     <w:uiPriority w:val="99"/>
     <w:pPr>
       <w:spacing w:after="0" w:line="240" w:lineRule="auto"/>
@@ -10568,11 +10309,11 @@
         <w:jc w:val="right"/>
       </w:pPr>
       <w:tcPr>
-        <w:shd w:color="ffffff"/>
-        <w:tcBorders>
-          <w:top w:val="none"/>
-          <w:left w:val="none"/>
-          <w:bottom w:val="none"/>
+        <w:shd w:val="clear" w:color="ffffff"/>
+        <w:tcBorders>
+          <w:top w:val="none" w:color="000000" w:sz="4" w:space="0"/>
+          <w:left w:val="none" w:color="000000" w:sz="4" w:space="0"/>
+          <w:bottom w:val="none" w:color="000000" w:sz="4" w:space="0"/>
           <w:right w:val="single" w:color="000000" w:themeColor="accent5" w:themeTint="90" w:sz="4" w:space="0"/>
         </w:tcBorders>
       </w:tcPr>
@@ -10587,10 +10328,10 @@
       <w:tcPr>
         <w:shd w:val="clear" w:color="ffffff" w:themeColor="light1" w:fill="ffffff" w:themeFill="light1"/>
         <w:tcBorders>
-          <w:top w:val="none"/>
-          <w:left w:val="none"/>
+          <w:top w:val="none" w:color="000000" w:sz="4" w:space="0"/>
+          <w:left w:val="none" w:color="000000" w:sz="4" w:space="0"/>
           <w:bottom w:val="single" w:color="000000" w:themeColor="accent5" w:themeTint="90" w:sz="4" w:space="0"/>
-          <w:right w:val="none"/>
+          <w:right w:val="none" w:color="000000" w:sz="4" w:space="0"/>
         </w:tcBorders>
       </w:tcPr>
     </w:tblStylePr>
@@ -10602,12 +10343,12 @@
         <w:sz w:val="22"/>
       </w:rPr>
       <w:tcPr>
-        <w:shd w:color="ffffff"/>
-        <w:tcBorders>
-          <w:top w:val="none"/>
+        <w:shd w:val="clear" w:color="ffffff"/>
+        <w:tcBorders>
+          <w:top w:val="none" w:color="000000" w:sz="4" w:space="0"/>
           <w:left w:val="single" w:color="000000" w:themeColor="accent5" w:themeTint="90" w:sz="4" w:space="0"/>
-          <w:bottom w:val="none"/>
-          <w:right w:val="none"/>
+          <w:bottom w:val="none" w:color="000000" w:sz="4" w:space="0"/>
+          <w:right w:val="none" w:color="000000" w:sz="4" w:space="0"/>
         </w:tcBorders>
       </w:tcPr>
     </w:tblStylePr>
@@ -10622,16 +10363,16 @@
         <w:shd w:val="clear" w:color="ffffff" w:themeColor="light1" w:fill="ffffff" w:themeFill="light1"/>
         <w:tcBorders>
           <w:top w:val="single" w:color="000000" w:themeColor="accent5" w:themeTint="90" w:sz="4" w:space="0"/>
-          <w:left w:val="none"/>
-          <w:bottom w:val="none"/>
-          <w:right w:val="none"/>
-        </w:tcBorders>
-      </w:tcPr>
-    </w:tblStylePr>
-  </w:style>
-  <w:style w:type="table" w:styleId="104">
+          <w:left w:val="none" w:color="000000" w:sz="4" w:space="0"/>
+          <w:bottom w:val="none" w:color="000000" w:sz="4" w:space="0"/>
+          <w:right w:val="none" w:color="000000" w:sz="4" w:space="0"/>
+        </w:tcBorders>
+      </w:tcPr>
+    </w:tblStylePr>
+  </w:style>
+  <w:style w:type="table" w:styleId="748">
     <w:name w:val="Grid Table 7 Colorful - Accent 6"/>
-    <w:basedOn w:val="624"/>
+    <w:basedOn w:val="838"/>
     <w:uiPriority w:val="99"/>
     <w:pPr>
       <w:spacing w:after="0" w:line="240" w:lineRule="auto"/>
@@ -10680,11 +10421,11 @@
         <w:jc w:val="right"/>
       </w:pPr>
       <w:tcPr>
-        <w:shd w:color="ffffff"/>
-        <w:tcBorders>
-          <w:top w:val="none"/>
-          <w:left w:val="none"/>
-          <w:bottom w:val="none"/>
+        <w:shd w:val="clear" w:color="ffffff"/>
+        <w:tcBorders>
+          <w:top w:val="none" w:color="000000" w:sz="4" w:space="0"/>
+          <w:left w:val="none" w:color="000000" w:sz="4" w:space="0"/>
+          <w:bottom w:val="none" w:color="000000" w:sz="4" w:space="0"/>
           <w:right w:val="single" w:color="000000" w:themeColor="accent6" w:themeTint="90" w:sz="4" w:space="0"/>
         </w:tcBorders>
       </w:tcPr>
@@ -10699,10 +10440,10 @@
       <w:tcPr>
         <w:shd w:val="clear" w:color="ffffff" w:themeColor="light1" w:fill="ffffff" w:themeFill="light1"/>
         <w:tcBorders>
-          <w:top w:val="none"/>
-          <w:left w:val="none"/>
+          <w:top w:val="none" w:color="000000" w:sz="4" w:space="0"/>
+          <w:left w:val="none" w:color="000000" w:sz="4" w:space="0"/>
           <w:bottom w:val="single" w:color="000000" w:themeColor="accent6" w:themeTint="90" w:sz="4" w:space="0"/>
-          <w:right w:val="none"/>
+          <w:right w:val="none" w:color="000000" w:sz="4" w:space="0"/>
         </w:tcBorders>
       </w:tcPr>
     </w:tblStylePr>
@@ -10714,12 +10455,12 @@
         <w:sz w:val="22"/>
       </w:rPr>
       <w:tcPr>
-        <w:shd w:color="ffffff"/>
-        <w:tcBorders>
-          <w:top w:val="none"/>
+        <w:shd w:val="clear" w:color="ffffff"/>
+        <w:tcBorders>
+          <w:top w:val="none" w:color="000000" w:sz="4" w:space="0"/>
           <w:left w:val="single" w:color="000000" w:themeColor="accent6" w:themeTint="90" w:sz="4" w:space="0"/>
-          <w:bottom w:val="none"/>
-          <w:right w:val="none"/>
+          <w:bottom w:val="none" w:color="000000" w:sz="4" w:space="0"/>
+          <w:right w:val="none" w:color="000000" w:sz="4" w:space="0"/>
         </w:tcBorders>
       </w:tcPr>
     </w:tblStylePr>
@@ -10734,16 +10475,16 @@
         <w:shd w:val="clear" w:color="ffffff" w:themeColor="light1" w:fill="ffffff" w:themeFill="light1"/>
         <w:tcBorders>
           <w:top w:val="single" w:color="000000" w:themeColor="accent6" w:themeTint="90" w:sz="4" w:space="0"/>
-          <w:left w:val="none"/>
-          <w:bottom w:val="none"/>
-          <w:right w:val="none"/>
-        </w:tcBorders>
-      </w:tcPr>
-    </w:tblStylePr>
-  </w:style>
-  <w:style w:type="table" w:styleId="105">
+          <w:left w:val="none" w:color="000000" w:sz="4" w:space="0"/>
+          <w:bottom w:val="none" w:color="000000" w:sz="4" w:space="0"/>
+          <w:right w:val="none" w:color="000000" w:sz="4" w:space="0"/>
+        </w:tcBorders>
+      </w:tcPr>
+    </w:tblStylePr>
+  </w:style>
+  <w:style w:type="table" w:styleId="749">
     <w:name w:val="List Table 1 Light"/>
-    <w:basedOn w:val="624"/>
+    <w:basedOn w:val="838"/>
     <w:uiPriority w:val="99"/>
     <w:pPr>
       <w:spacing w:after="0" w:line="240" w:lineRule="auto"/>
@@ -10804,9 +10545,9 @@
       </w:tcPr>
     </w:tblStylePr>
   </w:style>
-  <w:style w:type="table" w:styleId="106">
+  <w:style w:type="table" w:styleId="750">
     <w:name w:val="List Table 1 Light - Accent 1"/>
-    <w:basedOn w:val="624"/>
+    <w:basedOn w:val="838"/>
     <w:uiPriority w:val="99"/>
     <w:pPr>
       <w:spacing w:after="0" w:line="240" w:lineRule="auto"/>
@@ -10867,9 +10608,9 @@
       </w:tcPr>
     </w:tblStylePr>
   </w:style>
-  <w:style w:type="table" w:styleId="107">
+  <w:style w:type="table" w:styleId="751">
     <w:name w:val="List Table 1 Light - Accent 2"/>
-    <w:basedOn w:val="624"/>
+    <w:basedOn w:val="838"/>
     <w:uiPriority w:val="99"/>
     <w:pPr>
       <w:spacing w:after="0" w:line="240" w:lineRule="auto"/>
@@ -10930,9 +10671,9 @@
       </w:tcPr>
     </w:tblStylePr>
   </w:style>
-  <w:style w:type="table" w:styleId="108">
+  <w:style w:type="table" w:styleId="752">
     <w:name w:val="List Table 1 Light - Accent 3"/>
-    <w:basedOn w:val="624"/>
+    <w:basedOn w:val="838"/>
     <w:uiPriority w:val="99"/>
     <w:pPr>
       <w:spacing w:after="0" w:line="240" w:lineRule="auto"/>
@@ -10993,9 +10734,9 @@
       </w:tcPr>
     </w:tblStylePr>
   </w:style>
-  <w:style w:type="table" w:styleId="109">
+  <w:style w:type="table" w:styleId="753">
     <w:name w:val="List Table 1 Light - Accent 4"/>
-    <w:basedOn w:val="624"/>
+    <w:basedOn w:val="838"/>
     <w:uiPriority w:val="99"/>
     <w:pPr>
       <w:spacing w:after="0" w:line="240" w:lineRule="auto"/>
@@ -11056,9 +10797,9 @@
       </w:tcPr>
     </w:tblStylePr>
   </w:style>
-  <w:style w:type="table" w:styleId="110">
+  <w:style w:type="table" w:styleId="754">
     <w:name w:val="List Table 1 Light - Accent 5"/>
-    <w:basedOn w:val="624"/>
+    <w:basedOn w:val="838"/>
     <w:uiPriority w:val="99"/>
     <w:pPr>
       <w:spacing w:after="0" w:line="240" w:lineRule="auto"/>
@@ -11119,9 +10860,9 @@
       </w:tcPr>
     </w:tblStylePr>
   </w:style>
-  <w:style w:type="table" w:styleId="111">
+  <w:style w:type="table" w:styleId="755">
     <w:name w:val="List Table 1 Light - Accent 6"/>
-    <w:basedOn w:val="624"/>
+    <w:basedOn w:val="838"/>
     <w:uiPriority w:val="99"/>
     <w:pPr>
       <w:spacing w:after="0" w:line="240" w:lineRule="auto"/>
@@ -11182,9 +10923,9 @@
       </w:tcPr>
     </w:tblStylePr>
   </w:style>
-  <w:style w:type="table" w:styleId="112">
+  <w:style w:type="table" w:styleId="756">
     <w:name w:val="List Table 2"/>
-    <w:basedOn w:val="624"/>
+    <w:basedOn w:val="838"/>
     <w:uiPriority w:val="99"/>
     <w:pPr>
       <w:spacing w:after="0" w:line="240" w:lineRule="auto"/>
@@ -11268,9 +11009,9 @@
       </w:tcPr>
     </w:tblStylePr>
   </w:style>
-  <w:style w:type="table" w:styleId="113">
+  <w:style w:type="table" w:styleId="757">
     <w:name w:val="List Table 2 - Accent 1"/>
-    <w:basedOn w:val="624"/>
+    <w:basedOn w:val="838"/>
     <w:uiPriority w:val="99"/>
     <w:pPr>
       <w:spacing w:after="0" w:line="240" w:lineRule="auto"/>
@@ -11354,9 +11095,9 @@
       </w:tcPr>
     </w:tblStylePr>
   </w:style>
-  <w:style w:type="table" w:styleId="114">
+  <w:style w:type="table" w:styleId="758">
     <w:name w:val="List Table 2 - Accent 2"/>
-    <w:basedOn w:val="624"/>
+    <w:basedOn w:val="838"/>
     <w:uiPriority w:val="99"/>
     <w:pPr>
       <w:spacing w:after="0" w:line="240" w:lineRule="auto"/>
@@ -11440,9 +11181,9 @@
       </w:tcPr>
     </w:tblStylePr>
   </w:style>
-  <w:style w:type="table" w:styleId="115">
+  <w:style w:type="table" w:styleId="759">
     <w:name w:val="List Table 2 - Accent 3"/>
-    <w:basedOn w:val="624"/>
+    <w:basedOn w:val="838"/>
     <w:uiPriority w:val="99"/>
     <w:pPr>
       <w:spacing w:after="0" w:line="240" w:lineRule="auto"/>
@@ -11526,9 +11267,9 @@
       </w:tcPr>
     </w:tblStylePr>
   </w:style>
-  <w:style w:type="table" w:styleId="116">
+  <w:style w:type="table" w:styleId="760">
     <w:name w:val="List Table 2 - Accent 4"/>
-    <w:basedOn w:val="624"/>
+    <w:basedOn w:val="838"/>
     <w:uiPriority w:val="99"/>
     <w:pPr>
       <w:spacing w:after="0" w:line="240" w:lineRule="auto"/>
@@ -11612,9 +11353,9 @@
       </w:tcPr>
     </w:tblStylePr>
   </w:style>
-  <w:style w:type="table" w:styleId="117">
+  <w:style w:type="table" w:styleId="761">
     <w:name w:val="List Table 2 - Accent 5"/>
-    <w:basedOn w:val="624"/>
+    <w:basedOn w:val="838"/>
     <w:uiPriority w:val="99"/>
     <w:pPr>
       <w:spacing w:after="0" w:line="240" w:lineRule="auto"/>
@@ -11698,9 +11439,9 @@
       </w:tcPr>
     </w:tblStylePr>
   </w:style>
-  <w:style w:type="table" w:styleId="118">
+  <w:style w:type="table" w:styleId="762">
     <w:name w:val="List Table 2 - Accent 6"/>
-    <w:basedOn w:val="624"/>
+    <w:basedOn w:val="838"/>
     <w:uiPriority w:val="99"/>
     <w:pPr>
       <w:spacing w:after="0" w:line="240" w:lineRule="auto"/>
@@ -11784,9 +11525,9 @@
       </w:tcPr>
     </w:tblStylePr>
   </w:style>
-  <w:style w:type="table" w:styleId="119">
+  <w:style w:type="table" w:styleId="763">
     <w:name w:val="List Table 3"/>
-    <w:basedOn w:val="624"/>
+    <w:basedOn w:val="838"/>
     <w:uiPriority w:val="99"/>
     <w:pPr>
       <w:spacing w:after="0" w:line="240" w:lineRule="auto"/>
@@ -11858,9 +11599,9 @@
       </w:rPr>
     </w:tblStylePr>
   </w:style>
-  <w:style w:type="table" w:styleId="120">
+  <w:style w:type="table" w:styleId="764">
     <w:name w:val="List Table 3 - Accent 1"/>
-    <w:basedOn w:val="624"/>
+    <w:basedOn w:val="838"/>
     <w:uiPriority w:val="99"/>
     <w:pPr>
       <w:spacing w:after="0" w:line="240" w:lineRule="auto"/>
@@ -11932,9 +11673,9 @@
       </w:rPr>
     </w:tblStylePr>
   </w:style>
-  <w:style w:type="table" w:styleId="121">
+  <w:style w:type="table" w:styleId="765">
     <w:name w:val="List Table 3 - Accent 2"/>
-    <w:basedOn w:val="624"/>
+    <w:basedOn w:val="838"/>
     <w:uiPriority w:val="99"/>
     <w:pPr>
       <w:spacing w:after="0" w:line="240" w:lineRule="auto"/>
@@ -12006,9 +11747,9 @@
       </w:rPr>
     </w:tblStylePr>
   </w:style>
-  <w:style w:type="table" w:styleId="122">
+  <w:style w:type="table" w:styleId="766">
     <w:name w:val="List Table 3 - Accent 3"/>
-    <w:basedOn w:val="624"/>
+    <w:basedOn w:val="838"/>
     <w:uiPriority w:val="99"/>
     <w:pPr>
       <w:spacing w:after="0" w:line="240" w:lineRule="auto"/>
@@ -12080,9 +11821,9 @@
       </w:rPr>
     </w:tblStylePr>
   </w:style>
-  <w:style w:type="table" w:styleId="123">
+  <w:style w:type="table" w:styleId="767">
     <w:name w:val="List Table 3 - Accent 4"/>
-    <w:basedOn w:val="624"/>
+    <w:basedOn w:val="838"/>
     <w:uiPriority w:val="99"/>
     <w:pPr>
       <w:spacing w:after="0" w:line="240" w:lineRule="auto"/>
@@ -12154,9 +11895,9 @@
       </w:rPr>
     </w:tblStylePr>
   </w:style>
-  <w:style w:type="table" w:styleId="124">
+  <w:style w:type="table" w:styleId="768">
     <w:name w:val="List Table 3 - Accent 5"/>
-    <w:basedOn w:val="624"/>
+    <w:basedOn w:val="838"/>
     <w:uiPriority w:val="99"/>
     <w:pPr>
       <w:spacing w:after="0" w:line="240" w:lineRule="auto"/>
@@ -12228,9 +11969,9 @@
       </w:rPr>
     </w:tblStylePr>
   </w:style>
-  <w:style w:type="table" w:styleId="125">
+  <w:style w:type="table" w:styleId="769">
     <w:name w:val="List Table 3 - Accent 6"/>
-    <w:basedOn w:val="624"/>
+    <w:basedOn w:val="838"/>
     <w:uiPriority w:val="99"/>
     <w:pPr>
       <w:spacing w:after="0" w:line="240" w:lineRule="auto"/>
@@ -12302,9 +12043,9 @@
       </w:rPr>
     </w:tblStylePr>
   </w:style>
-  <w:style w:type="table" w:styleId="126">
+  <w:style w:type="table" w:styleId="770">
     <w:name w:val="List Table 4"/>
-    <w:basedOn w:val="624"/>
+    <w:basedOn w:val="838"/>
     <w:uiPriority w:val="99"/>
     <w:pPr>
       <w:spacing w:after="0" w:line="240" w:lineRule="auto"/>
@@ -12371,9 +12112,9 @@
       </w:rPr>
     </w:tblStylePr>
   </w:style>
-  <w:style w:type="table" w:styleId="127">
+  <w:style w:type="table" w:styleId="771">
     <w:name w:val="List Table 4 - Accent 1"/>
-    <w:basedOn w:val="624"/>
+    <w:basedOn w:val="838"/>
     <w:uiPriority w:val="99"/>
     <w:pPr>
       <w:spacing w:after="0" w:line="240" w:lineRule="auto"/>
@@ -12440,9 +12181,9 @@
       </w:rPr>
     </w:tblStylePr>
   </w:style>
-  <w:style w:type="table" w:styleId="128">
+  <w:style w:type="table" w:styleId="772">
     <w:name w:val="List Table 4 - Accent 2"/>
-    <w:basedOn w:val="624"/>
+    <w:basedOn w:val="838"/>
     <w:uiPriority w:val="99"/>
     <w:pPr>
       <w:spacing w:after="0" w:line="240" w:lineRule="auto"/>
@@ -12509,9 +12250,9 @@
       </w:rPr>
     </w:tblStylePr>
   </w:style>
-  <w:style w:type="table" w:styleId="129">
+  <w:style w:type="table" w:styleId="773">
     <w:name w:val="List Table 4 - Accent 3"/>
-    <w:basedOn w:val="624"/>
+    <w:basedOn w:val="838"/>
     <w:uiPriority w:val="99"/>
     <w:pPr>
       <w:spacing w:after="0" w:line="240" w:lineRule="auto"/>
@@ -12578,9 +12319,9 @@
       </w:rPr>
     </w:tblStylePr>
   </w:style>
-  <w:style w:type="table" w:styleId="130">
+  <w:style w:type="table" w:styleId="774">
     <w:name w:val="List Table 4 - Accent 4"/>
-    <w:basedOn w:val="624"/>
+    <w:basedOn w:val="838"/>
     <w:uiPriority w:val="99"/>
     <w:pPr>
       <w:spacing w:after="0" w:line="240" w:lineRule="auto"/>
@@ -12647,9 +12388,9 @@
       </w:rPr>
     </w:tblStylePr>
   </w:style>
-  <w:style w:type="table" w:styleId="131">
+  <w:style w:type="table" w:styleId="775">
     <w:name w:val="List Table 4 - Accent 5"/>
-    <w:basedOn w:val="624"/>
+    <w:basedOn w:val="838"/>
     <w:uiPriority w:val="99"/>
     <w:pPr>
       <w:spacing w:after="0" w:line="240" w:lineRule="auto"/>
@@ -12716,9 +12457,9 @@
       </w:rPr>
     </w:tblStylePr>
   </w:style>
-  <w:style w:type="table" w:styleId="132">
+  <w:style w:type="table" w:styleId="776">
     <w:name w:val="List Table 4 - Accent 6"/>
-    <w:basedOn w:val="624"/>
+    <w:basedOn w:val="838"/>
     <w:uiPriority w:val="99"/>
     <w:pPr>
       <w:spacing w:after="0" w:line="240" w:lineRule="auto"/>
@@ -12785,9 +12526,9 @@
       </w:rPr>
     </w:tblStylePr>
   </w:style>
-  <w:style w:type="table" w:styleId="133">
+  <w:style w:type="table" w:styleId="777">
     <w:name w:val="List Table 5 Dark"/>
-    <w:basedOn w:val="624"/>
+    <w:basedOn w:val="838"/>
     <w:uiPriority w:val="99"/>
     <w:pPr>
       <w:spacing w:after="0" w:line="240" w:lineRule="auto"/>
@@ -12892,9 +12633,9 @@
       </w:rPr>
     </w:tblStylePr>
   </w:style>
-  <w:style w:type="table" w:styleId="134">
+  <w:style w:type="table" w:styleId="778">
     <w:name w:val="List Table 5 Dark - Accent 1"/>
-    <w:basedOn w:val="624"/>
+    <w:basedOn w:val="838"/>
     <w:uiPriority w:val="99"/>
     <w:pPr>
       <w:spacing w:after="0" w:line="240" w:lineRule="auto"/>
@@ -12999,9 +12740,9 @@
       </w:rPr>
     </w:tblStylePr>
   </w:style>
-  <w:style w:type="table" w:styleId="135">
+  <w:style w:type="table" w:styleId="779">
     <w:name w:val="List Table 5 Dark - Accent 2"/>
-    <w:basedOn w:val="624"/>
+    <w:basedOn w:val="838"/>
     <w:uiPriority w:val="99"/>
     <w:pPr>
       <w:spacing w:after="0" w:line="240" w:lineRule="auto"/>
@@ -13106,9 +12847,9 @@
       </w:rPr>
     </w:tblStylePr>
   </w:style>
-  <w:style w:type="table" w:styleId="136">
+  <w:style w:type="table" w:styleId="780">
     <w:name w:val="List Table 5 Dark - Accent 3"/>
-    <w:basedOn w:val="624"/>
+    <w:basedOn w:val="838"/>
     <w:uiPriority w:val="99"/>
     <w:pPr>
       <w:spacing w:after="0" w:line="240" w:lineRule="auto"/>
@@ -13213,9 +12954,9 @@
       </w:rPr>
     </w:tblStylePr>
   </w:style>
-  <w:style w:type="table" w:styleId="137">
+  <w:style w:type="table" w:styleId="781">
     <w:name w:val="List Table 5 Dark - Accent 4"/>
-    <w:basedOn w:val="624"/>
+    <w:basedOn w:val="838"/>
     <w:uiPriority w:val="99"/>
     <w:pPr>
       <w:spacing w:after="0" w:line="240" w:lineRule="auto"/>
@@ -13320,9 +13061,9 @@
       </w:rPr>
     </w:tblStylePr>
   </w:style>
-  <w:style w:type="table" w:styleId="138">
+  <w:style w:type="table" w:styleId="782">
     <w:name w:val="List Table 5 Dark - Accent 5"/>
-    <w:basedOn w:val="624"/>
+    <w:basedOn w:val="838"/>
     <w:uiPriority w:val="99"/>
     <w:pPr>
       <w:spacing w:after="0" w:line="240" w:lineRule="auto"/>
@@ -13427,9 +13168,9 @@
       </w:rPr>
     </w:tblStylePr>
   </w:style>
-  <w:style w:type="table" w:styleId="139">
+  <w:style w:type="table" w:styleId="783">
     <w:name w:val="List Table 5 Dark - Accent 6"/>
-    <w:basedOn w:val="624"/>
+    <w:basedOn w:val="838"/>
     <w:uiPriority w:val="99"/>
     <w:pPr>
       <w:spacing w:after="0" w:line="240" w:lineRule="auto"/>
@@ -13534,9 +13275,9 @@
       </w:rPr>
     </w:tblStylePr>
   </w:style>
-  <w:style w:type="table" w:styleId="140">
+  <w:style w:type="table" w:styleId="784">
     <w:name w:val="List Table 6 Colorful"/>
-    <w:basedOn w:val="624"/>
+    <w:basedOn w:val="838"/>
     <w:uiPriority w:val="99"/>
     <w:pPr>
       <w:spacing w:after="0" w:line="240" w:lineRule="auto"/>
@@ -13607,9 +13348,9 @@
       </w:tcPr>
     </w:tblStylePr>
   </w:style>
-  <w:style w:type="table" w:styleId="141">
+  <w:style w:type="table" w:styleId="785">
     <w:name w:val="List Table 6 Colorful - Accent 1"/>
-    <w:basedOn w:val="624"/>
+    <w:basedOn w:val="838"/>
     <w:uiPriority w:val="99"/>
     <w:pPr>
       <w:spacing w:after="0" w:line="240" w:lineRule="auto"/>
@@ -13680,9 +13421,9 @@
       </w:tcPr>
     </w:tblStylePr>
   </w:style>
-  <w:style w:type="table" w:styleId="142">
+  <w:style w:type="table" w:styleId="786">
     <w:name w:val="List Table 6 Colorful - Accent 2"/>
-    <w:basedOn w:val="624"/>
+    <w:basedOn w:val="838"/>
     <w:uiPriority w:val="99"/>
     <w:pPr>
       <w:spacing w:after="0" w:line="240" w:lineRule="auto"/>
@@ -13753,9 +13494,9 @@
       </w:tcPr>
     </w:tblStylePr>
   </w:style>
-  <w:style w:type="table" w:styleId="143">
+  <w:style w:type="table" w:styleId="787">
     <w:name w:val="List Table 6 Colorful - Accent 3"/>
-    <w:basedOn w:val="624"/>
+    <w:basedOn w:val="838"/>
     <w:uiPriority w:val="99"/>
     <w:pPr>
       <w:spacing w:after="0" w:line="240" w:lineRule="auto"/>
@@ -13826,9 +13567,9 @@
       </w:tcPr>
     </w:tblStylePr>
   </w:style>
-  <w:style w:type="table" w:styleId="144">
+  <w:style w:type="table" w:styleId="788">
     <w:name w:val="List Table 6 Colorful - Accent 4"/>
-    <w:basedOn w:val="624"/>
+    <w:basedOn w:val="838"/>
     <w:uiPriority w:val="99"/>
     <w:pPr>
       <w:spacing w:after="0" w:line="240" w:lineRule="auto"/>
@@ -13899,9 +13640,9 @@
       </w:tcPr>
     </w:tblStylePr>
   </w:style>
-  <w:style w:type="table" w:styleId="145">
+  <w:style w:type="table" w:styleId="789">
     <w:name w:val="List Table 6 Colorful - Accent 5"/>
-    <w:basedOn w:val="624"/>
+    <w:basedOn w:val="838"/>
     <w:uiPriority w:val="99"/>
     <w:pPr>
       <w:spacing w:after="0" w:line="240" w:lineRule="auto"/>
@@ -13972,9 +13713,9 @@
       </w:tcPr>
     </w:tblStylePr>
   </w:style>
-  <w:style w:type="table" w:styleId="146">
+  <w:style w:type="table" w:styleId="790">
     <w:name w:val="List Table 6 Colorful - Accent 6"/>
-    <w:basedOn w:val="624"/>
+    <w:basedOn w:val="838"/>
     <w:uiPriority w:val="99"/>
     <w:pPr>
       <w:spacing w:after="0" w:line="240" w:lineRule="auto"/>
@@ -14045,9 +13786,9 @@
       </w:tcPr>
     </w:tblStylePr>
   </w:style>
-  <w:style w:type="table" w:styleId="147">
+  <w:style w:type="table" w:styleId="791">
     <w:name w:val="List Table 7 Colorful"/>
-    <w:basedOn w:val="624"/>
+    <w:basedOn w:val="838"/>
     <w:uiPriority w:val="99"/>
     <w:pPr>
       <w:spacing w:after="0" w:line="240" w:lineRule="auto"/>
@@ -14093,11 +13834,11 @@
         <w:jc w:val="right"/>
       </w:pPr>
       <w:tcPr>
-        <w:shd w:color="ffffff"/>
-        <w:tcBorders>
-          <w:top w:val="none"/>
-          <w:left w:val="none"/>
-          <w:bottom w:val="none"/>
+        <w:shd w:val="clear" w:color="ffffff"/>
+        <w:tcBorders>
+          <w:top w:val="none" w:color="000000" w:sz="4" w:space="0"/>
+          <w:left w:val="none" w:color="000000" w:sz="4" w:space="0"/>
+          <w:bottom w:val="none" w:color="000000" w:sz="4" w:space="0"/>
           <w:right w:val="single" w:color="000000" w:themeColor="text1" w:themeTint="80" w:sz="4" w:space="0"/>
         </w:tcBorders>
       </w:tcPr>
@@ -14112,10 +13853,10 @@
       <w:tcPr>
         <w:shd w:val="clear" w:color="ffffff" w:themeColor="light1" w:fill="ffffff" w:themeFill="light1"/>
         <w:tcBorders>
-          <w:top w:val="none"/>
-          <w:left w:val="none"/>
+          <w:top w:val="none" w:color="000000" w:sz="4" w:space="0"/>
+          <w:left w:val="none" w:color="000000" w:sz="4" w:space="0"/>
           <w:bottom w:val="single" w:color="000000" w:themeColor="text1" w:themeTint="80" w:sz="4" w:space="0"/>
-          <w:right w:val="none"/>
+          <w:right w:val="none" w:color="000000" w:sz="4" w:space="0"/>
         </w:tcBorders>
       </w:tcPr>
     </w:tblStylePr>
@@ -14127,12 +13868,12 @@
         <w:sz w:val="22"/>
       </w:rPr>
       <w:tcPr>
-        <w:shd w:color="ffffff"/>
-        <w:tcBorders>
-          <w:top w:val="none"/>
+        <w:shd w:val="clear" w:color="ffffff"/>
+        <w:tcBorders>
+          <w:top w:val="none" w:color="000000" w:sz="4" w:space="0"/>
           <w:left w:val="single" w:color="000000" w:themeColor="text1" w:themeTint="80" w:sz="4" w:space="0"/>
-          <w:bottom w:val="none"/>
-          <w:right w:val="none"/>
+          <w:bottom w:val="none" w:color="000000" w:sz="4" w:space="0"/>
+          <w:right w:val="none" w:color="000000" w:sz="4" w:space="0"/>
         </w:tcBorders>
       </w:tcPr>
     </w:tblStylePr>
@@ -14147,9 +13888,9 @@
         <w:shd w:val="clear" w:color="ffffff" w:themeColor="light1" w:fill="ffffff" w:themeFill="light1"/>
         <w:tcBorders>
           <w:top w:val="single" w:color="000000" w:themeColor="text1" w:themeTint="80" w:sz="4" w:space="0"/>
-          <w:left w:val="none"/>
-          <w:bottom w:val="none"/>
-          <w:right w:val="none"/>
+          <w:left w:val="none" w:color="000000" w:sz="4" w:space="0"/>
+          <w:bottom w:val="none" w:color="000000" w:sz="4" w:space="0"/>
+          <w:right w:val="none" w:color="000000" w:sz="4" w:space="0"/>
         </w:tcBorders>
       </w:tcPr>
     </w:tblStylePr>
@@ -14161,9 +13902,9 @@
       </w:rPr>
     </w:tblStylePr>
   </w:style>
-  <w:style w:type="table" w:styleId="148">
+  <w:style w:type="table" w:styleId="792">
     <w:name w:val="List Table 7 Colorful - Accent 1"/>
-    <w:basedOn w:val="624"/>
+    <w:basedOn w:val="838"/>
     <w:uiPriority w:val="99"/>
     <w:pPr>
       <w:spacing w:after="0" w:line="240" w:lineRule="auto"/>
@@ -14209,11 +13950,11 @@
         <w:jc w:val="right"/>
       </w:pPr>
       <w:tcPr>
-        <w:shd w:color="ffffff"/>
-        <w:tcBorders>
-          <w:top w:val="none"/>
-          <w:left w:val="none"/>
-          <w:bottom w:val="none"/>
+        <w:shd w:val="clear" w:color="ffffff"/>
+        <w:tcBorders>
+          <w:top w:val="none" w:color="000000" w:sz="4" w:space="0"/>
+          <w:left w:val="none" w:color="000000" w:sz="4" w:space="0"/>
+          <w:bottom w:val="none" w:color="000000" w:sz="4" w:space="0"/>
           <w:right w:val="single" w:color="000000" w:themeColor="accent1" w:sz="4" w:space="0"/>
         </w:tcBorders>
       </w:tcPr>
@@ -14228,10 +13969,10 @@
       <w:tcPr>
         <w:shd w:val="clear" w:color="ffffff" w:themeColor="light1" w:fill="ffffff" w:themeFill="light1"/>
         <w:tcBorders>
-          <w:top w:val="none"/>
-          <w:left w:val="none"/>
+          <w:top w:val="none" w:color="000000" w:sz="4" w:space="0"/>
+          <w:left w:val="none" w:color="000000" w:sz="4" w:space="0"/>
           <w:bottom w:val="single" w:color="000000" w:themeColor="accent1" w:sz="4" w:space="0"/>
-          <w:right w:val="none"/>
+          <w:right w:val="none" w:color="000000" w:sz="4" w:space="0"/>
         </w:tcBorders>
       </w:tcPr>
     </w:tblStylePr>
@@ -14243,12 +13984,12 @@
         <w:sz w:val="22"/>
       </w:rPr>
       <w:tcPr>
-        <w:shd w:color="ffffff"/>
-        <w:tcBorders>
-          <w:top w:val="none"/>
+        <w:shd w:val="clear" w:color="ffffff"/>
+        <w:tcBorders>
+          <w:top w:val="none" w:color="000000" w:sz="4" w:space="0"/>
           <w:left w:val="single" w:color="000000" w:themeColor="accent1" w:sz="4" w:space="0"/>
-          <w:bottom w:val="none"/>
-          <w:right w:val="none"/>
+          <w:bottom w:val="none" w:color="000000" w:sz="4" w:space="0"/>
+          <w:right w:val="none" w:color="000000" w:sz="4" w:space="0"/>
         </w:tcBorders>
       </w:tcPr>
     </w:tblStylePr>
@@ -14263,9 +14004,9 @@
         <w:shd w:val="clear" w:color="ffffff" w:themeColor="light1" w:fill="ffffff" w:themeFill="light1"/>
         <w:tcBorders>
           <w:top w:val="single" w:color="000000" w:themeColor="accent1" w:sz="4" w:space="0"/>
-          <w:left w:val="none"/>
-          <w:bottom w:val="none"/>
-          <w:right w:val="none"/>
+          <w:left w:val="none" w:color="000000" w:sz="4" w:space="0"/>
+          <w:bottom w:val="none" w:color="000000" w:sz="4" w:space="0"/>
+          <w:right w:val="none" w:color="000000" w:sz="4" w:space="0"/>
         </w:tcBorders>
       </w:tcPr>
     </w:tblStylePr>
@@ -14277,9 +14018,9 @@
       </w:rPr>
     </w:tblStylePr>
   </w:style>
-  <w:style w:type="table" w:styleId="149">
+  <w:style w:type="table" w:styleId="793">
     <w:name w:val="List Table 7 Colorful - Accent 2"/>
-    <w:basedOn w:val="624"/>
+    <w:basedOn w:val="838"/>
     <w:uiPriority w:val="99"/>
     <w:pPr>
       <w:spacing w:after="0" w:line="240" w:lineRule="auto"/>
@@ -14325,11 +14066,11 @@
         <w:jc w:val="right"/>
       </w:pPr>
       <w:tcPr>
-        <w:shd w:color="ffffff"/>
-        <w:tcBorders>
-          <w:top w:val="none"/>
-          <w:left w:val="none"/>
-          <w:bottom w:val="none"/>
+        <w:shd w:val="clear" w:color="ffffff"/>
+        <w:tcBorders>
+          <w:top w:val="none" w:color="000000" w:sz="4" w:space="0"/>
+          <w:left w:val="none" w:color="000000" w:sz="4" w:space="0"/>
+          <w:bottom w:val="none" w:color="000000" w:sz="4" w:space="0"/>
           <w:right w:val="single" w:color="000000" w:themeColor="accent2" w:themeTint="97" w:sz="4" w:space="0"/>
         </w:tcBorders>
       </w:tcPr>
@@ -14344,10 +14085,10 @@
       <w:tcPr>
         <w:shd w:val="clear" w:color="ffffff" w:themeColor="light1" w:fill="ffffff" w:themeFill="light1"/>
         <w:tcBorders>
-          <w:top w:val="none"/>
-          <w:left w:val="none"/>
+          <w:top w:val="none" w:color="000000" w:sz="4" w:space="0"/>
+          <w:left w:val="none" w:color="000000" w:sz="4" w:space="0"/>
           <w:bottom w:val="single" w:color="000000" w:themeColor="accent2" w:themeTint="97" w:sz="4" w:space="0"/>
-          <w:right w:val="none"/>
+          <w:right w:val="none" w:color="000000" w:sz="4" w:space="0"/>
         </w:tcBorders>
       </w:tcPr>
     </w:tblStylePr>
@@ -14359,12 +14100,12 @@
         <w:sz w:val="22"/>
       </w:rPr>
       <w:tcPr>
-        <w:shd w:color="ffffff"/>
-        <w:tcBorders>
-          <w:top w:val="none"/>
+        <w:shd w:val="clear" w:color="ffffff"/>
+        <w:tcBorders>
+          <w:top w:val="none" w:color="000000" w:sz="4" w:space="0"/>
           <w:left w:val="single" w:color="000000" w:themeColor="accent2" w:themeTint="97" w:sz="4" w:space="0"/>
-          <w:bottom w:val="none"/>
-          <w:right w:val="none"/>
+          <w:bottom w:val="none" w:color="000000" w:sz="4" w:space="0"/>
+          <w:right w:val="none" w:color="000000" w:sz="4" w:space="0"/>
         </w:tcBorders>
       </w:tcPr>
     </w:tblStylePr>
@@ -14379,9 +14120,9 @@
         <w:shd w:val="clear" w:color="ffffff" w:themeColor="light1" w:fill="ffffff" w:themeFill="light1"/>
         <w:tcBorders>
           <w:top w:val="single" w:color="000000" w:themeColor="accent2" w:themeTint="97" w:sz="4" w:space="0"/>
-          <w:left w:val="none"/>
-          <w:bottom w:val="none"/>
-          <w:right w:val="none"/>
+          <w:left w:val="none" w:color="000000" w:sz="4" w:space="0"/>
+          <w:bottom w:val="none" w:color="000000" w:sz="4" w:space="0"/>
+          <w:right w:val="none" w:color="000000" w:sz="4" w:space="0"/>
         </w:tcBorders>
       </w:tcPr>
     </w:tblStylePr>
@@ -14393,9 +14134,9 @@
       </w:rPr>
     </w:tblStylePr>
   </w:style>
-  <w:style w:type="table" w:styleId="150">
+  <w:style w:type="table" w:styleId="794">
     <w:name w:val="List Table 7 Colorful - Accent 3"/>
-    <w:basedOn w:val="624"/>
+    <w:basedOn w:val="838"/>
     <w:uiPriority w:val="99"/>
     <w:pPr>
       <w:spacing w:after="0" w:line="240" w:lineRule="auto"/>
@@ -14441,11 +14182,11 @@
         <w:jc w:val="right"/>
       </w:pPr>
       <w:tcPr>
-        <w:shd w:color="ffffff"/>
-        <w:tcBorders>
-          <w:top w:val="none"/>
-          <w:left w:val="none"/>
-          <w:bottom w:val="none"/>
+        <w:shd w:val="clear" w:color="ffffff"/>
+        <w:tcBorders>
+          <w:top w:val="none" w:color="000000" w:sz="4" w:space="0"/>
+          <w:left w:val="none" w:color="000000" w:sz="4" w:space="0"/>
+          <w:bottom w:val="none" w:color="000000" w:sz="4" w:space="0"/>
           <w:right w:val="single" w:color="000000" w:themeColor="accent3" w:themeTint="98" w:sz="4" w:space="0"/>
         </w:tcBorders>
       </w:tcPr>
@@ -14460,10 +14201,10 @@
       <w:tcPr>
         <w:shd w:val="clear" w:color="ffffff" w:themeColor="light1" w:fill="ffffff" w:themeFill="light1"/>
         <w:tcBorders>
-          <w:top w:val="none"/>
-          <w:left w:val="none"/>
+          <w:top w:val="none" w:color="000000" w:sz="4" w:space="0"/>
+          <w:left w:val="none" w:color="000000" w:sz="4" w:space="0"/>
           <w:bottom w:val="single" w:color="000000" w:themeColor="accent3" w:themeTint="98" w:sz="4" w:space="0"/>
-          <w:right w:val="none"/>
+          <w:right w:val="none" w:color="000000" w:sz="4" w:space="0"/>
         </w:tcBorders>
       </w:tcPr>
     </w:tblStylePr>
@@ -14475,12 +14216,12 @@
         <w:sz w:val="22"/>
       </w:rPr>
       <w:tcPr>
-        <w:shd w:color="ffffff"/>
-        <w:tcBorders>
-          <w:top w:val="none"/>
+        <w:shd w:val="clear" w:color="ffffff"/>
+        <w:tcBorders>
+          <w:top w:val="none" w:color="000000" w:sz="4" w:space="0"/>
           <w:left w:val="single" w:color="000000" w:themeColor="accent3" w:themeTint="98" w:sz="4" w:space="0"/>
-          <w:bottom w:val="none"/>
-          <w:right w:val="none"/>
+          <w:bottom w:val="none" w:color="000000" w:sz="4" w:space="0"/>
+          <w:right w:val="none" w:color="000000" w:sz="4" w:space="0"/>
         </w:tcBorders>
       </w:tcPr>
     </w:tblStylePr>
@@ -14495,9 +14236,9 @@
         <w:shd w:val="clear" w:color="ffffff" w:themeColor="light1" w:fill="ffffff" w:themeFill="light1"/>
         <w:tcBorders>
           <w:top w:val="single" w:color="000000" w:themeColor="accent3" w:themeTint="98" w:sz="4" w:space="0"/>
-          <w:left w:val="none"/>
-          <w:bottom w:val="none"/>
-          <w:right w:val="none"/>
+          <w:left w:val="none" w:color="000000" w:sz="4" w:space="0"/>
+          <w:bottom w:val="none" w:color="000000" w:sz="4" w:space="0"/>
+          <w:right w:val="none" w:color="000000" w:sz="4" w:space="0"/>
         </w:tcBorders>
       </w:tcPr>
     </w:tblStylePr>
@@ -14509,9 +14250,9 @@
       </w:rPr>
     </w:tblStylePr>
   </w:style>
-  <w:style w:type="table" w:styleId="151">
+  <w:style w:type="table" w:styleId="795">
     <w:name w:val="List Table 7 Colorful - Accent 4"/>
-    <w:basedOn w:val="624"/>
+    <w:basedOn w:val="838"/>
     <w:uiPriority w:val="99"/>
     <w:pPr>
       <w:spacing w:after="0" w:line="240" w:lineRule="auto"/>
@@ -14557,11 +14298,11 @@
         <w:jc w:val="right"/>
       </w:pPr>
       <w:tcPr>
-        <w:shd w:color="ffffff"/>
-        <w:tcBorders>
-          <w:top w:val="none"/>
-          <w:left w:val="none"/>
-          <w:bottom w:val="none"/>
+        <w:shd w:val="clear" w:color="ffffff"/>
+        <w:tcBorders>
+          <w:top w:val="none" w:color="000000" w:sz="4" w:space="0"/>
+          <w:left w:val="none" w:color="000000" w:sz="4" w:space="0"/>
+          <w:bottom w:val="none" w:color="000000" w:sz="4" w:space="0"/>
           <w:right w:val="single" w:color="000000" w:themeColor="accent4" w:themeTint="9A" w:sz="4" w:space="0"/>
         </w:tcBorders>
       </w:tcPr>
@@ -14576,10 +14317,10 @@
       <w:tcPr>
         <w:shd w:val="clear" w:color="ffffff" w:themeColor="light1" w:fill="ffffff" w:themeFill="light1"/>
         <w:tcBorders>
-          <w:top w:val="none"/>
-          <w:left w:val="none"/>
+          <w:top w:val="none" w:color="000000" w:sz="4" w:space="0"/>
+          <w:left w:val="none" w:color="000000" w:sz="4" w:space="0"/>
           <w:bottom w:val="single" w:color="000000" w:themeColor="accent4" w:themeTint="9A" w:sz="4" w:space="0"/>
-          <w:right w:val="none"/>
+          <w:right w:val="none" w:color="000000" w:sz="4" w:space="0"/>
         </w:tcBorders>
       </w:tcPr>
     </w:tblStylePr>
@@ -14591,12 +14332,12 @@
         <w:sz w:val="22"/>
       </w:rPr>
       <w:tcPr>
-        <w:shd w:color="ffffff"/>
-        <w:tcBorders>
-          <w:top w:val="none"/>
+        <w:shd w:val="clear" w:color="ffffff"/>
+        <w:tcBorders>
+          <w:top w:val="none" w:color="000000" w:sz="4" w:space="0"/>
           <w:left w:val="single" w:color="000000" w:themeColor="accent4" w:themeTint="9A" w:sz="4" w:space="0"/>
-          <w:bottom w:val="none"/>
-          <w:right w:val="none"/>
+          <w:bottom w:val="none" w:color="000000" w:sz="4" w:space="0"/>
+          <w:right w:val="none" w:color="000000" w:sz="4" w:space="0"/>
         </w:tcBorders>
       </w:tcPr>
     </w:tblStylePr>
@@ -14611,9 +14352,9 @@
         <w:shd w:val="clear" w:color="ffffff" w:themeColor="light1" w:fill="ffffff" w:themeFill="light1"/>
         <w:tcBorders>
           <w:top w:val="single" w:color="000000" w:themeColor="accent4" w:themeTint="9A" w:sz="4" w:space="0"/>
-          <w:left w:val="none"/>
-          <w:bottom w:val="none"/>
-          <w:right w:val="none"/>
+          <w:left w:val="none" w:color="000000" w:sz="4" w:space="0"/>
+          <w:bottom w:val="none" w:color="000000" w:sz="4" w:space="0"/>
+          <w:right w:val="none" w:color="000000" w:sz="4" w:space="0"/>
         </w:tcBorders>
       </w:tcPr>
     </w:tblStylePr>
@@ -14625,9 +14366,9 @@
       </w:rPr>
     </w:tblStylePr>
   </w:style>
-  <w:style w:type="table" w:styleId="152">
+  <w:style w:type="table" w:styleId="796">
     <w:name w:val="List Table 7 Colorful - Accent 5"/>
-    <w:basedOn w:val="624"/>
+    <w:basedOn w:val="838"/>
     <w:uiPriority w:val="99"/>
     <w:pPr>
       <w:spacing w:after="0" w:line="240" w:lineRule="auto"/>
@@ -14673,11 +14414,11 @@
         <w:jc w:val="right"/>
       </w:pPr>
       <w:tcPr>
-        <w:shd w:color="ffffff"/>
-        <w:tcBorders>
-          <w:top w:val="none"/>
-          <w:left w:val="none"/>
-          <w:bottom w:val="none"/>
+        <w:shd w:val="clear" w:color="ffffff"/>
+        <w:tcBorders>
+          <w:top w:val="none" w:color="000000" w:sz="4" w:space="0"/>
+          <w:left w:val="none" w:color="000000" w:sz="4" w:space="0"/>
+          <w:bottom w:val="none" w:color="000000" w:sz="4" w:space="0"/>
           <w:right w:val="single" w:color="000000" w:themeColor="accent5" w:themeTint="9A" w:sz="4" w:space="0"/>
         </w:tcBorders>
       </w:tcPr>
@@ -14692,10 +14433,10 @@
       <w:tcPr>
         <w:shd w:val="clear" w:color="ffffff" w:themeColor="light1" w:fill="ffffff" w:themeFill="light1"/>
         <w:tcBorders>
-          <w:top w:val="none"/>
-          <w:left w:val="none"/>
+          <w:top w:val="none" w:color="000000" w:sz="4" w:space="0"/>
+          <w:left w:val="none" w:color="000000" w:sz="4" w:space="0"/>
           <w:bottom w:val="single" w:color="000000" w:themeColor="accent5" w:themeTint="9A" w:sz="4" w:space="0"/>
-          <w:right w:val="none"/>
+          <w:right w:val="none" w:color="000000" w:sz="4" w:space="0"/>
         </w:tcBorders>
       </w:tcPr>
     </w:tblStylePr>
@@ -14707,12 +14448,12 @@
         <w:sz w:val="22"/>
       </w:rPr>
       <w:tcPr>
-        <w:shd w:color="ffffff"/>
-        <w:tcBorders>
-          <w:top w:val="none"/>
+        <w:shd w:val="clear" w:color="ffffff"/>
+        <w:tcBorders>
+          <w:top w:val="none" w:color="000000" w:sz="4" w:space="0"/>
           <w:left w:val="single" w:color="000000" w:themeColor="accent5" w:themeTint="9A" w:sz="4" w:space="0"/>
-          <w:bottom w:val="none"/>
-          <w:right w:val="none"/>
+          <w:bottom w:val="none" w:color="000000" w:sz="4" w:space="0"/>
+          <w:right w:val="none" w:color="000000" w:sz="4" w:space="0"/>
         </w:tcBorders>
       </w:tcPr>
     </w:tblStylePr>
@@ -14727,9 +14468,9 @@
         <w:shd w:val="clear" w:color="ffffff" w:themeColor="light1" w:fill="ffffff" w:themeFill="light1"/>
         <w:tcBorders>
           <w:top w:val="single" w:color="000000" w:themeColor="accent5" w:themeTint="9A" w:sz="4" w:space="0"/>
-          <w:left w:val="none"/>
-          <w:bottom w:val="none"/>
-          <w:right w:val="none"/>
+          <w:left w:val="none" w:color="000000" w:sz="4" w:space="0"/>
+          <w:bottom w:val="none" w:color="000000" w:sz="4" w:space="0"/>
+          <w:right w:val="none" w:color="000000" w:sz="4" w:space="0"/>
         </w:tcBorders>
       </w:tcPr>
     </w:tblStylePr>
@@ -14741,9 +14482,9 @@
       </w:rPr>
     </w:tblStylePr>
   </w:style>
-  <w:style w:type="table" w:styleId="153">
+  <w:style w:type="table" w:styleId="797">
     <w:name w:val="List Table 7 Colorful - Accent 6"/>
-    <w:basedOn w:val="624"/>
+    <w:basedOn w:val="838"/>
     <w:uiPriority w:val="99"/>
     <w:pPr>
       <w:spacing w:after="0" w:line="240" w:lineRule="auto"/>
@@ -14789,11 +14530,11 @@
         <w:jc w:val="right"/>
       </w:pPr>
       <w:tcPr>
-        <w:shd w:color="ffffff"/>
-        <w:tcBorders>
-          <w:top w:val="none"/>
-          <w:left w:val="none"/>
-          <w:bottom w:val="none"/>
+        <w:shd w:val="clear" w:color="ffffff"/>
+        <w:tcBorders>
+          <w:top w:val="none" w:color="000000" w:sz="4" w:space="0"/>
+          <w:left w:val="none" w:color="000000" w:sz="4" w:space="0"/>
+          <w:bottom w:val="none" w:color="000000" w:sz="4" w:space="0"/>
           <w:right w:val="single" w:color="000000" w:themeColor="accent6" w:themeTint="98" w:sz="4" w:space="0"/>
         </w:tcBorders>
       </w:tcPr>
@@ -14808,10 +14549,10 @@
       <w:tcPr>
         <w:shd w:val="clear" w:color="ffffff" w:themeColor="light1" w:fill="ffffff" w:themeFill="light1"/>
         <w:tcBorders>
-          <w:top w:val="none"/>
-          <w:left w:val="none"/>
+          <w:top w:val="none" w:color="000000" w:sz="4" w:space="0"/>
+          <w:left w:val="none" w:color="000000" w:sz="4" w:space="0"/>
           <w:bottom w:val="single" w:color="000000" w:themeColor="accent6" w:themeTint="98" w:sz="4" w:space="0"/>
-          <w:right w:val="none"/>
+          <w:right w:val="none" w:color="000000" w:sz="4" w:space="0"/>
         </w:tcBorders>
       </w:tcPr>
     </w:tblStylePr>
@@ -14823,12 +14564,12 @@
         <w:sz w:val="22"/>
       </w:rPr>
       <w:tcPr>
-        <w:shd w:color="ffffff"/>
-        <w:tcBorders>
-          <w:top w:val="none"/>
+        <w:shd w:val="clear" w:color="ffffff"/>
+        <w:tcBorders>
+          <w:top w:val="none" w:color="000000" w:sz="4" w:space="0"/>
           <w:left w:val="single" w:color="000000" w:themeColor="accent6" w:themeTint="98" w:sz="4" w:space="0"/>
-          <w:bottom w:val="none"/>
-          <w:right w:val="none"/>
+          <w:bottom w:val="none" w:color="000000" w:sz="4" w:space="0"/>
+          <w:right w:val="none" w:color="000000" w:sz="4" w:space="0"/>
         </w:tcBorders>
       </w:tcPr>
     </w:tblStylePr>
@@ -14843,9 +14584,9 @@
         <w:shd w:val="clear" w:color="ffffff" w:themeColor="light1" w:fill="ffffff" w:themeFill="light1"/>
         <w:tcBorders>
           <w:top w:val="single" w:color="000000" w:themeColor="accent6" w:themeTint="98" w:sz="4" w:space="0"/>
-          <w:left w:val="none"/>
-          <w:bottom w:val="none"/>
-          <w:right w:val="none"/>
+          <w:left w:val="none" w:color="000000" w:sz="4" w:space="0"/>
+          <w:bottom w:val="none" w:color="000000" w:sz="4" w:space="0"/>
+          <w:right w:val="none" w:color="000000" w:sz="4" w:space="0"/>
         </w:tcBorders>
       </w:tcPr>
     </w:tblStylePr>
@@ -14857,9 +14598,9 @@
       </w:rPr>
     </w:tblStylePr>
   </w:style>
-  <w:style w:type="table" w:styleId="154">
+  <w:style w:type="table" w:styleId="798">
     <w:name w:val="Lined - Accent"/>
-    <w:basedOn w:val="624"/>
+    <w:basedOn w:val="838"/>
     <w:uiPriority w:val="99"/>
     <w:pPr>
       <w:spacing w:after="0" w:line="240" w:lineRule="auto"/>
@@ -14947,9 +14688,9 @@
       </w:tcPr>
     </w:tblStylePr>
   </w:style>
-  <w:style w:type="table" w:styleId="155">
+  <w:style w:type="table" w:styleId="799">
     <w:name w:val="Lined - Accent 1"/>
-    <w:basedOn w:val="624"/>
+    <w:basedOn w:val="838"/>
     <w:uiPriority w:val="99"/>
     <w:pPr>
       <w:spacing w:after="0" w:line="240" w:lineRule="auto"/>
@@ -15037,9 +14778,9 @@
       </w:tcPr>
     </w:tblStylePr>
   </w:style>
-  <w:style w:type="table" w:styleId="156">
+  <w:style w:type="table" w:styleId="800">
     <w:name w:val="Lined - Accent 2"/>
-    <w:basedOn w:val="624"/>
+    <w:basedOn w:val="838"/>
     <w:uiPriority w:val="99"/>
     <w:pPr>
       <w:spacing w:after="0" w:line="240" w:lineRule="auto"/>
@@ -15127,9 +14868,9 @@
       </w:tcPr>
     </w:tblStylePr>
   </w:style>
-  <w:style w:type="table" w:styleId="157">
+  <w:style w:type="table" w:styleId="801">
     <w:name w:val="Lined - Accent 3"/>
-    <w:basedOn w:val="624"/>
+    <w:basedOn w:val="838"/>
     <w:uiPriority w:val="99"/>
     <w:pPr>
       <w:spacing w:after="0" w:line="240" w:lineRule="auto"/>
@@ -15217,9 +14958,9 @@
       </w:tcPr>
     </w:tblStylePr>
   </w:style>
-  <w:style w:type="table" w:styleId="158">
+  <w:style w:type="table" w:styleId="802">
     <w:name w:val="Lined - Accent 4"/>
-    <w:basedOn w:val="624"/>
+    <w:basedOn w:val="838"/>
     <w:uiPriority w:val="99"/>
     <w:pPr>
       <w:spacing w:after="0" w:line="240" w:lineRule="auto"/>
@@ -15307,9 +15048,9 @@
       </w:tcPr>
     </w:tblStylePr>
   </w:style>
-  <w:style w:type="table" w:styleId="159">
+  <w:style w:type="table" w:styleId="803">
     <w:name w:val="Lined - Accent 5"/>
-    <w:basedOn w:val="624"/>
+    <w:basedOn w:val="838"/>
     <w:uiPriority w:val="99"/>
     <w:pPr>
       <w:spacing w:after="0" w:line="240" w:lineRule="auto"/>
@@ -15397,9 +15138,9 @@
       </w:tcPr>
     </w:tblStylePr>
   </w:style>
-  <w:style w:type="table" w:styleId="160">
+  <w:style w:type="table" w:styleId="804">
     <w:name w:val="Lined - Accent 6"/>
-    <w:basedOn w:val="624"/>
+    <w:basedOn w:val="838"/>
     <w:uiPriority w:val="99"/>
     <w:pPr>
       <w:spacing w:after="0" w:line="240" w:lineRule="auto"/>
@@ -15487,9 +15228,9 @@
       </w:tcPr>
     </w:tblStylePr>
   </w:style>
-  <w:style w:type="table" w:styleId="161">
+  <w:style w:type="table" w:styleId="805">
     <w:name w:val="Bordered &amp; Lined - Accent"/>
-    <w:basedOn w:val="624"/>
+    <w:basedOn w:val="838"/>
     <w:uiPriority w:val="99"/>
     <w:pPr>
       <w:spacing w:after="0" w:line="240" w:lineRule="auto"/>
@@ -15585,9 +15326,9 @@
       </w:tcPr>
     </w:tblStylePr>
   </w:style>
-  <w:style w:type="table" w:styleId="162">
+  <w:style w:type="table" w:styleId="806">
     <w:name w:val="Bordered &amp; Lined - Accent 1"/>
-    <w:basedOn w:val="624"/>
+    <w:basedOn w:val="838"/>
     <w:uiPriority w:val="99"/>
     <w:pPr>
       <w:spacing w:after="0" w:line="240" w:lineRule="auto"/>
@@ -15683,9 +15424,9 @@
       </w:tcPr>
     </w:tblStylePr>
   </w:style>
-  <w:style w:type="table" w:styleId="163">
+  <w:style w:type="table" w:styleId="807">
     <w:name w:val="Bordered &amp; Lined - Accent 2"/>
-    <w:basedOn w:val="624"/>
+    <w:basedOn w:val="838"/>
     <w:uiPriority w:val="99"/>
     <w:pPr>
       <w:spacing w:after="0" w:line="240" w:lineRule="auto"/>
@@ -15781,9 +15522,9 @@
       </w:tcPr>
     </w:tblStylePr>
   </w:style>
-  <w:style w:type="table" w:styleId="164">
+  <w:style w:type="table" w:styleId="808">
     <w:name w:val="Bordered &amp; Lined - Accent 3"/>
-    <w:basedOn w:val="624"/>
+    <w:basedOn w:val="838"/>
     <w:uiPriority w:val="99"/>
     <w:pPr>
       <w:spacing w:after="0" w:line="240" w:lineRule="auto"/>
@@ -15879,9 +15620,9 @@
       </w:tcPr>
     </w:tblStylePr>
   </w:style>
-  <w:style w:type="table" w:styleId="165">
+  <w:style w:type="table" w:styleId="809">
     <w:name w:val="Bordered &amp; Lined - Accent 4"/>
-    <w:basedOn w:val="624"/>
+    <w:basedOn w:val="838"/>
     <w:uiPriority w:val="99"/>
     <w:pPr>
       <w:spacing w:after="0" w:line="240" w:lineRule="auto"/>
@@ -15977,9 +15718,9 @@
       </w:tcPr>
     </w:tblStylePr>
   </w:style>
-  <w:style w:type="table" w:styleId="166">
+  <w:style w:type="table" w:styleId="810">
     <w:name w:val="Bordered &amp; Lined - Accent 5"/>
-    <w:basedOn w:val="624"/>
+    <w:basedOn w:val="838"/>
     <w:uiPriority w:val="99"/>
     <w:pPr>
       <w:spacing w:after="0" w:line="240" w:lineRule="auto"/>
@@ -16075,9 +15816,9 @@
       </w:tcPr>
     </w:tblStylePr>
   </w:style>
-  <w:style w:type="table" w:styleId="167">
+  <w:style w:type="table" w:styleId="811">
     <w:name w:val="Bordered &amp; Lined - Accent 6"/>
-    <w:basedOn w:val="624"/>
+    <w:basedOn w:val="838"/>
     <w:uiPriority w:val="99"/>
     <w:pPr>
       <w:spacing w:after="0" w:line="240" w:lineRule="auto"/>
@@ -16173,9 +15914,9 @@
       </w:tcPr>
     </w:tblStylePr>
   </w:style>
-  <w:style w:type="table" w:styleId="168">
+  <w:style w:type="table" w:styleId="812">
     <w:name w:val="Bordered"/>
-    <w:basedOn w:val="624"/>
+    <w:basedOn w:val="838"/>
     <w:uiPriority w:val="99"/>
     <w:pPr>
       <w:spacing w:after="0" w:line="240" w:lineRule="auto"/>
@@ -16252,9 +15993,9 @@
       </w:tcPr>
     </w:tblStylePr>
   </w:style>
-  <w:style w:type="table" w:styleId="169">
+  <w:style w:type="table" w:styleId="813">
     <w:name w:val="Bordered - Accent 1"/>
-    <w:basedOn w:val="624"/>
+    <w:basedOn w:val="838"/>
     <w:uiPriority w:val="99"/>
     <w:pPr>
       <w:spacing w:after="0" w:line="240" w:lineRule="auto"/>
@@ -16331,9 +16072,9 @@
       </w:tcPr>
     </w:tblStylePr>
   </w:style>
-  <w:style w:type="table" w:styleId="170">
+  <w:style w:type="table" w:styleId="814">
     <w:name w:val="Bordered - Accent 2"/>
-    <w:basedOn w:val="624"/>
+    <w:basedOn w:val="838"/>
     <w:uiPriority w:val="99"/>
     <w:pPr>
       <w:spacing w:after="0" w:line="240" w:lineRule="auto"/>
@@ -16410,9 +16151,9 @@
       </w:tcPr>
     </w:tblStylePr>
   </w:style>
-  <w:style w:type="table" w:styleId="171">
+  <w:style w:type="table" w:styleId="815">
     <w:name w:val="Bordered - Accent 3"/>
-    <w:basedOn w:val="624"/>
+    <w:basedOn w:val="838"/>
     <w:uiPriority w:val="99"/>
     <w:pPr>
       <w:spacing w:after="0" w:line="240" w:lineRule="auto"/>
@@ -16489,9 +16230,9 @@
       </w:tcPr>
     </w:tblStylePr>
   </w:style>
-  <w:style w:type="table" w:styleId="172">
+  <w:style w:type="table" w:styleId="816">
     <w:name w:val="Bordered - Accent 4"/>
-    <w:basedOn w:val="624"/>
+    <w:basedOn w:val="838"/>
     <w:uiPriority w:val="99"/>
     <w:pPr>
       <w:spacing w:after="0" w:line="240" w:lineRule="auto"/>
@@ -16568,9 +16309,9 @@
       </w:tcPr>
     </w:tblStylePr>
   </w:style>
-  <w:style w:type="table" w:styleId="173">
+  <w:style w:type="table" w:styleId="817">
     <w:name w:val="Bordered - Accent 5"/>
-    <w:basedOn w:val="624"/>
+    <w:basedOn w:val="838"/>
     <w:uiPriority w:val="99"/>
     <w:pPr>
       <w:spacing w:after="0" w:line="240" w:lineRule="auto"/>
@@ -16647,9 +16388,9 @@
       </w:tcPr>
     </w:tblStylePr>
   </w:style>
-  <w:style w:type="table" w:styleId="174">
+  <w:style w:type="table" w:styleId="818">
     <w:name w:val="Bordered - Accent 6"/>
-    <w:basedOn w:val="624"/>
+    <w:basedOn w:val="838"/>
     <w:uiPriority w:val="99"/>
     <w:pPr>
       <w:spacing w:after="0" w:line="240" w:lineRule="auto"/>
@@ -16726,7 +16467,7 @@
       </w:tcPr>
     </w:tblStylePr>
   </w:style>
-  <w:style w:type="character" w:styleId="175">
+  <w:style w:type="character" w:styleId="819">
     <w:name w:val="Hyperlink"/>
     <w:uiPriority w:val="99"/>
     <w:unhideWhenUsed/>
@@ -16735,10 +16476,10 @@
       <w:u w:val="single"/>
     </w:rPr>
   </w:style>
-  <w:style w:type="paragraph" w:styleId="176">
+  <w:style w:type="paragraph" w:styleId="820">
     <w:name w:val="footnote text"/>
-    <w:basedOn w:val="622"/>
-    <w:link w:val="177"/>
+    <w:basedOn w:val="836"/>
+    <w:link w:val="821"/>
     <w:uiPriority w:val="99"/>
     <w:semiHidden/>
     <w:unhideWhenUsed/>
@@ -16749,34 +16490,34 @@
       <w:sz w:val="18"/>
     </w:rPr>
   </w:style>
-  <w:style w:type="character" w:styleId="177">
+  <w:style w:type="character" w:styleId="821">
     <w:name w:val="Footnote Text Char"/>
-    <w:link w:val="176"/>
+    <w:link w:val="820"/>
     <w:uiPriority w:val="99"/>
     <w:rPr>
       <w:sz w:val="18"/>
     </w:rPr>
   </w:style>
-  <w:style w:type="character" w:styleId="178">
+  <w:style w:type="character" w:styleId="822">
     <w:name w:val="footnote reference"/>
-    <w:basedOn w:val="623"/>
+    <w:basedOn w:val="837"/>
     <w:uiPriority w:val="99"/>
     <w:unhideWhenUsed/>
     <w:rPr>
       <w:vertAlign w:val="superscript"/>
     </w:rPr>
   </w:style>
-  <w:style w:type="character" w:styleId="180">
+  <w:style w:type="character" w:styleId="823">
     <w:name w:val="Endnote Text Char"/>
-    <w:link w:val="626"/>
+    <w:link w:val="840"/>
     <w:uiPriority w:val="99"/>
     <w:rPr>
       <w:sz w:val="20"/>
     </w:rPr>
   </w:style>
-  <w:style w:type="character" w:styleId="181">
+  <w:style w:type="character" w:styleId="824">
     <w:name w:val="endnote reference"/>
-    <w:basedOn w:val="623"/>
+    <w:basedOn w:val="837"/>
     <w:uiPriority w:val="99"/>
     <w:semiHidden/>
     <w:unhideWhenUsed/>
@@ -16784,10 +16525,10 @@
       <w:vertAlign w:val="superscript"/>
     </w:rPr>
   </w:style>
-  <w:style w:type="paragraph" w:styleId="182">
+  <w:style w:type="paragraph" w:styleId="825">
     <w:name w:val="toc 1"/>
-    <w:basedOn w:val="622"/>
-    <w:next w:val="622"/>
+    <w:basedOn w:val="836"/>
+    <w:next w:val="836"/>
     <w:uiPriority w:val="39"/>
     <w:unhideWhenUsed/>
     <w:pPr>
@@ -16795,10 +16536,10 @@
       <w:spacing w:after="57"/>
     </w:pPr>
   </w:style>
-  <w:style w:type="paragraph" w:styleId="183">
+  <w:style w:type="paragraph" w:styleId="826">
     <w:name w:val="toc 2"/>
-    <w:basedOn w:val="622"/>
-    <w:next w:val="622"/>
+    <w:basedOn w:val="836"/>
+    <w:next w:val="836"/>
     <w:uiPriority w:val="39"/>
     <w:unhideWhenUsed/>
     <w:pPr>
@@ -16806,10 +16547,10 @@
       <w:spacing w:after="57"/>
     </w:pPr>
   </w:style>
-  <w:style w:type="paragraph" w:styleId="184">
+  <w:style w:type="paragraph" w:styleId="827">
     <w:name w:val="toc 3"/>
-    <w:basedOn w:val="622"/>
-    <w:next w:val="622"/>
+    <w:basedOn w:val="836"/>
+    <w:next w:val="836"/>
     <w:uiPriority w:val="39"/>
     <w:unhideWhenUsed/>
     <w:pPr>
@@ -16817,10 +16558,10 @@
       <w:spacing w:after="57"/>
     </w:pPr>
   </w:style>
-  <w:style w:type="paragraph" w:styleId="185">
+  <w:style w:type="paragraph" w:styleId="828">
     <w:name w:val="toc 4"/>
-    <w:basedOn w:val="622"/>
-    <w:next w:val="622"/>
+    <w:basedOn w:val="836"/>
+    <w:next w:val="836"/>
     <w:uiPriority w:val="39"/>
     <w:unhideWhenUsed/>
     <w:pPr>
@@ -16828,10 +16569,10 @@
       <w:spacing w:after="57"/>
     </w:pPr>
   </w:style>
-  <w:style w:type="paragraph" w:styleId="186">
+  <w:style w:type="paragraph" w:styleId="829">
     <w:name w:val="toc 5"/>
-    <w:basedOn w:val="622"/>
-    <w:next w:val="622"/>
+    <w:basedOn w:val="836"/>
+    <w:next w:val="836"/>
     <w:uiPriority w:val="39"/>
     <w:unhideWhenUsed/>
     <w:pPr>
@@ -16839,10 +16580,10 @@
       <w:spacing w:after="57"/>
     </w:pPr>
   </w:style>
-  <w:style w:type="paragraph" w:styleId="187">
+  <w:style w:type="paragraph" w:styleId="830">
     <w:name w:val="toc 6"/>
-    <w:basedOn w:val="622"/>
-    <w:next w:val="622"/>
+    <w:basedOn w:val="836"/>
+    <w:next w:val="836"/>
     <w:uiPriority w:val="39"/>
     <w:unhideWhenUsed/>
     <w:pPr>
@@ -16850,10 +16591,10 @@
       <w:spacing w:after="57"/>
     </w:pPr>
   </w:style>
-  <w:style w:type="paragraph" w:styleId="188">
+  <w:style w:type="paragraph" w:styleId="831">
     <w:name w:val="toc 7"/>
-    <w:basedOn w:val="622"/>
-    <w:next w:val="622"/>
+    <w:basedOn w:val="836"/>
+    <w:next w:val="836"/>
     <w:uiPriority w:val="39"/>
     <w:unhideWhenUsed/>
     <w:pPr>
@@ -16861,10 +16602,10 @@
       <w:spacing w:after="57"/>
     </w:pPr>
   </w:style>
-  <w:style w:type="paragraph" w:styleId="189">
+  <w:style w:type="paragraph" w:styleId="832">
     <w:name w:val="toc 8"/>
-    <w:basedOn w:val="622"/>
-    <w:next w:val="622"/>
+    <w:basedOn w:val="836"/>
+    <w:next w:val="836"/>
     <w:uiPriority w:val="39"/>
     <w:unhideWhenUsed/>
     <w:pPr>
@@ -16872,10 +16613,10 @@
       <w:spacing w:after="57"/>
     </w:pPr>
   </w:style>
-  <w:style w:type="paragraph" w:styleId="190">
+  <w:style w:type="paragraph" w:styleId="833">
     <w:name w:val="toc 9"/>
-    <w:basedOn w:val="622"/>
-    <w:next w:val="622"/>
+    <w:basedOn w:val="836"/>
+    <w:next w:val="836"/>
     <w:uiPriority w:val="39"/>
     <w:unhideWhenUsed/>
     <w:pPr>
@@ -16883,32 +16624,32 @@
       <w:spacing w:after="57"/>
     </w:pPr>
   </w:style>
-  <w:style w:type="paragraph" w:styleId="191">
+  <w:style w:type="paragraph" w:styleId="834">
     <w:name w:val="TOC Heading"/>
     <w:uiPriority w:val="39"/>
     <w:unhideWhenUsed/>
   </w:style>
-  <w:style w:type="paragraph" w:styleId="192">
+  <w:style w:type="paragraph" w:styleId="835">
     <w:name w:val="table of figures"/>
-    <w:basedOn w:val="622"/>
-    <w:next w:val="622"/>
+    <w:basedOn w:val="836"/>
+    <w:next w:val="836"/>
     <w:uiPriority w:val="99"/>
     <w:unhideWhenUsed/>
     <w:pPr>
       <w:spacing w:after="0" w:afterAutospacing="0"/>
     </w:pPr>
   </w:style>
-  <w:style w:type="paragraph" w:styleId="622" w:default="1">
+  <w:style w:type="paragraph" w:styleId="836" w:default="1">
     <w:name w:val="Normal"/>
     <w:qFormat/>
   </w:style>
-  <w:style w:type="character" w:styleId="623" w:default="1">
+  <w:style w:type="character" w:styleId="837" w:default="1">
     <w:name w:val="Default Paragraph Font"/>
     <w:uiPriority w:val="1"/>
     <w:semiHidden/>
     <w:unhideWhenUsed/>
   </w:style>
-  <w:style w:type="table" w:styleId="624" w:default="1">
+  <w:style w:type="table" w:styleId="838" w:default="1">
     <w:name w:val="Normal Table"/>
     <w:uiPriority w:val="99"/>
     <w:semiHidden/>
@@ -16923,16 +16664,16 @@
       </w:tblCellMar>
     </w:tblPr>
   </w:style>
-  <w:style w:type="numbering" w:styleId="625" w:default="1">
+  <w:style w:type="numbering" w:styleId="839" w:default="1">
     <w:name w:val="No List"/>
     <w:uiPriority w:val="99"/>
     <w:semiHidden/>
     <w:unhideWhenUsed/>
   </w:style>
-  <w:style w:type="paragraph" w:styleId="626">
+  <w:style w:type="paragraph" w:styleId="840">
     <w:name w:val="endnote text"/>
-    <w:basedOn w:val="622"/>
-    <w:link w:val="627"/>
+    <w:basedOn w:val="836"/>
+    <w:link w:val="841"/>
     <w:uiPriority w:val="99"/>
     <w:unhideWhenUsed/>
     <w:pPr>
@@ -16945,10 +16686,10 @@
       <w:lang w:eastAsia="ru-RU"/>
     </w:rPr>
   </w:style>
-  <w:style w:type="character" w:styleId="627" w:customStyle="1">
+  <w:style w:type="character" w:styleId="841" w:customStyle="1">
     <w:name w:val="Текст концевой сноски Знак"/>
-    <w:basedOn w:val="623"/>
-    <w:link w:val="626"/>
+    <w:basedOn w:val="837"/>
+    <w:link w:val="840"/>
     <w:uiPriority w:val="99"/>
     <w:rPr>
       <w:rFonts w:ascii="Arial" w:hAnsi="Arial" w:eastAsia="Arial" w:cs="Arial"/>
